--- a/docs/reports/CareerFit_Final_Report_Draft.docx
+++ b/docs/reports/CareerFit_Final_Report_Draft.docx
@@ -2235,6 +2235,532 @@
     <w:p/>
     <w:p>
       <w:pPr>
+        <w:pStyle w:val="Heading2"/>
+      </w:pPr>
+      <w:r>
+        <w:t>5.3 Requirement Traceability</w:t>
+      </w:r>
+    </w:p>
+    <w:p>
+      <w:r>
+        <w:t>The implementation was organized around a traceable workflow rather than isolated features:</w:t>
+      </w:r>
+    </w:p>
+    <w:tbl>
+      <w:tblPr>
+        <w:tblStyle w:val="TableGrid"/>
+        <w:tblW w:type="auto" w:w="0"/>
+        <w:jc w:val="center"/>
+        <w:tblLook w:firstColumn="1" w:firstRow="1" w:lastColumn="0" w:lastRow="0" w:noHBand="0" w:noVBand="1" w:val="04A0"/>
+      </w:tblPr>
+      <w:tblGrid>
+        <w:gridCol w:w="3360"/>
+        <w:gridCol w:w="3360"/>
+        <w:gridCol w:w="3360"/>
+      </w:tblGrid>
+      <w:tr>
+        <w:tc>
+          <w:tcPr>
+            <w:tcW w:type="dxa" w:w="3360"/>
+            <w:vAlign w:val="center"/>
+            <w:shd w:fill="ECFDF5"/>
+          </w:tcPr>
+          <w:p>
+            <w:pPr>
+              <w:jc w:val="left"/>
+            </w:pPr>
+            <w:r/>
+            <w:r>
+              <w:rPr>
+                <w:b/>
+                <w:color w:val="172033"/>
+                <w:sz w:val="18"/>
+              </w:rPr>
+              <w:t>User Need</w:t>
+            </w:r>
+          </w:p>
+        </w:tc>
+        <w:tc>
+          <w:tcPr>
+            <w:tcW w:type="dxa" w:w="3360"/>
+            <w:vAlign w:val="center"/>
+            <w:shd w:fill="ECFDF5"/>
+          </w:tcPr>
+          <w:p>
+            <w:pPr>
+              <w:jc w:val="left"/>
+            </w:pPr>
+            <w:r/>
+            <w:r>
+              <w:rPr>
+                <w:b/>
+                <w:color w:val="172033"/>
+                <w:sz w:val="18"/>
+              </w:rPr>
+              <w:t>Implemented Response</w:t>
+            </w:r>
+          </w:p>
+        </w:tc>
+        <w:tc>
+          <w:tcPr>
+            <w:tcW w:type="dxa" w:w="3360"/>
+            <w:vAlign w:val="center"/>
+            <w:shd w:fill="ECFDF5"/>
+          </w:tcPr>
+          <w:p>
+            <w:pPr>
+              <w:jc w:val="left"/>
+            </w:pPr>
+            <w:r/>
+            <w:r>
+              <w:rPr>
+                <w:b/>
+                <w:color w:val="172033"/>
+                <w:sz w:val="18"/>
+              </w:rPr>
+              <w:t>Verification Evidence</w:t>
+            </w:r>
+          </w:p>
+        </w:tc>
+      </w:tr>
+      <w:tr>
+        <w:tc>
+          <w:tcPr>
+            <w:tcW w:type="dxa" w:w="3360"/>
+            <w:vAlign w:val="center"/>
+          </w:tcPr>
+          <w:p>
+            <w:pPr>
+              <w:jc w:val="left"/>
+            </w:pPr>
+            <w:r/>
+            <w:r>
+              <w:rPr>
+                <w:b w:val="0"/>
+                <w:color w:val="172033"/>
+                <w:sz w:val="16"/>
+              </w:rPr>
+              <w:t>Correct an uploaded resume</w:t>
+            </w:r>
+          </w:p>
+        </w:tc>
+        <w:tc>
+          <w:tcPr>
+            <w:tcW w:type="dxa" w:w="3360"/>
+            <w:vAlign w:val="center"/>
+          </w:tcPr>
+          <w:p>
+            <w:pPr>
+              <w:jc w:val="left"/>
+            </w:pPr>
+            <w:r/>
+            <w:r>
+              <w:rPr>
+                <w:b w:val="0"/>
+                <w:color w:val="172033"/>
+                <w:sz w:val="16"/>
+              </w:rPr>
+              <w:t>Editable text preview, clear action, replacement upload, reusable versions</w:t>
+            </w:r>
+          </w:p>
+        </w:tc>
+        <w:tc>
+          <w:tcPr>
+            <w:tcW w:type="dxa" w:w="3360"/>
+            <w:vAlign w:val="center"/>
+          </w:tcPr>
+          <w:p>
+            <w:pPr>
+              <w:jc w:val="left"/>
+            </w:pPr>
+            <w:r/>
+            <w:r>
+              <w:rPr>
+                <w:b w:val="0"/>
+                <w:color w:val="172033"/>
+                <w:sz w:val="16"/>
+              </w:rPr>
+              <w:t>Resume component tests and upload API tests</w:t>
+            </w:r>
+          </w:p>
+        </w:tc>
+      </w:tr>
+      <w:tr>
+        <w:tc>
+          <w:tcPr>
+            <w:tcW w:type="dxa" w:w="3360"/>
+            <w:vAlign w:val="center"/>
+          </w:tcPr>
+          <w:p>
+            <w:pPr>
+              <w:jc w:val="left"/>
+            </w:pPr>
+            <w:r/>
+            <w:r>
+              <w:rPr>
+                <w:b w:val="0"/>
+                <w:color w:val="172033"/>
+                <w:sz w:val="16"/>
+              </w:rPr>
+              <w:t>Avoid repeating profile information</w:t>
+            </w:r>
+          </w:p>
+        </w:tc>
+        <w:tc>
+          <w:tcPr>
+            <w:tcW w:type="dxa" w:w="3360"/>
+            <w:vAlign w:val="center"/>
+          </w:tcPr>
+          <w:p>
+            <w:pPr>
+              <w:jc w:val="left"/>
+            </w:pPr>
+            <w:r/>
+            <w:r>
+              <w:rPr>
+                <w:b w:val="0"/>
+                <w:color w:val="172033"/>
+                <w:sz w:val="16"/>
+              </w:rPr>
+              <w:t>Candidate profile and job-search autofill</w:t>
+            </w:r>
+          </w:p>
+        </w:tc>
+        <w:tc>
+          <w:tcPr>
+            <w:tcW w:type="dxa" w:w="3360"/>
+            <w:vAlign w:val="center"/>
+          </w:tcPr>
+          <w:p>
+            <w:pPr>
+              <w:jc w:val="left"/>
+            </w:pPr>
+            <w:r/>
+            <w:r>
+              <w:rPr>
+                <w:b w:val="0"/>
+                <w:color w:val="172033"/>
+                <w:sz w:val="16"/>
+              </w:rPr>
+              <w:t>Account API tests and browser workflow</w:t>
+            </w:r>
+          </w:p>
+        </w:tc>
+      </w:tr>
+      <w:tr>
+        <w:tc>
+          <w:tcPr>
+            <w:tcW w:type="dxa" w:w="3360"/>
+            <w:vAlign w:val="center"/>
+          </w:tcPr>
+          <w:p>
+            <w:pPr>
+              <w:jc w:val="left"/>
+            </w:pPr>
+            <w:r/>
+            <w:r>
+              <w:rPr>
+                <w:b w:val="0"/>
+                <w:color w:val="172033"/>
+                <w:sz w:val="16"/>
+              </w:rPr>
+              <w:t>Decide whether a posting is worth deeper review</w:t>
+            </w:r>
+          </w:p>
+        </w:tc>
+        <w:tc>
+          <w:tcPr>
+            <w:tcW w:type="dxa" w:w="3360"/>
+            <w:vAlign w:val="center"/>
+          </w:tcPr>
+          <w:p>
+            <w:pPr>
+              <w:jc w:val="left"/>
+            </w:pPr>
+            <w:r/>
+            <w:r>
+              <w:rPr>
+                <w:b w:val="0"/>
+                <w:color w:val="172033"/>
+                <w:sz w:val="16"/>
+              </w:rPr>
+              <w:t>Immediate quick comparison after job selection</w:t>
+            </w:r>
+          </w:p>
+        </w:tc>
+        <w:tc>
+          <w:tcPr>
+            <w:tcW w:type="dxa" w:w="3360"/>
+            <w:vAlign w:val="center"/>
+          </w:tcPr>
+          <w:p>
+            <w:pPr>
+              <w:jc w:val="left"/>
+            </w:pPr>
+            <w:r/>
+            <w:r>
+              <w:rPr>
+                <w:b w:val="0"/>
+                <w:color w:val="172033"/>
+                <w:sz w:val="16"/>
+              </w:rPr>
+              <w:t>Matching preview API tests and job-screen tests</w:t>
+            </w:r>
+          </w:p>
+        </w:tc>
+      </w:tr>
+      <w:tr>
+        <w:tc>
+          <w:tcPr>
+            <w:tcW w:type="dxa" w:w="3360"/>
+            <w:vAlign w:val="center"/>
+          </w:tcPr>
+          <w:p>
+            <w:pPr>
+              <w:jc w:val="left"/>
+            </w:pPr>
+            <w:r/>
+            <w:r>
+              <w:rPr>
+                <w:b w:val="0"/>
+                <w:color w:val="172033"/>
+                <w:sz w:val="16"/>
+              </w:rPr>
+              <w:t>Understand a score</w:t>
+            </w:r>
+          </w:p>
+        </w:tc>
+        <w:tc>
+          <w:tcPr>
+            <w:tcW w:type="dxa" w:w="3360"/>
+            <w:vAlign w:val="center"/>
+          </w:tcPr>
+          <w:p>
+            <w:pPr>
+              <w:jc w:val="left"/>
+            </w:pPr>
+            <w:r/>
+            <w:r>
+              <w:rPr>
+                <w:b w:val="0"/>
+                <w:color w:val="172033"/>
+                <w:sz w:val="16"/>
+              </w:rPr>
+              <w:t>Requirement categories, evidence mapping, ATS breakdown, and recommendations</w:t>
+            </w:r>
+          </w:p>
+        </w:tc>
+        <w:tc>
+          <w:tcPr>
+            <w:tcW w:type="dxa" w:w="3360"/>
+            <w:vAlign w:val="center"/>
+          </w:tcPr>
+          <w:p>
+            <w:pPr>
+              <w:jc w:val="left"/>
+            </w:pPr>
+            <w:r/>
+            <w:r>
+              <w:rPr>
+                <w:b w:val="0"/>
+                <w:color w:val="172033"/>
+                <w:sz w:val="16"/>
+              </w:rPr>
+              <w:t>Matching tests and report-screen tests</w:t>
+            </w:r>
+          </w:p>
+        </w:tc>
+      </w:tr>
+      <w:tr>
+        <w:tc>
+          <w:tcPr>
+            <w:tcW w:type="dxa" w:w="3360"/>
+            <w:vAlign w:val="center"/>
+          </w:tcPr>
+          <w:p>
+            <w:pPr>
+              <w:jc w:val="left"/>
+            </w:pPr>
+            <w:r/>
+            <w:r>
+              <w:rPr>
+                <w:b w:val="0"/>
+                <w:color w:val="172033"/>
+                <w:sz w:val="16"/>
+              </w:rPr>
+              <w:t>Recover from incomplete provider text</w:t>
+            </w:r>
+          </w:p>
+        </w:tc>
+        <w:tc>
+          <w:tcPr>
+            <w:tcW w:type="dxa" w:w="3360"/>
+            <w:vAlign w:val="center"/>
+          </w:tcPr>
+          <w:p>
+            <w:pPr>
+              <w:jc w:val="left"/>
+            </w:pPr>
+            <w:r/>
+            <w:r>
+              <w:rPr>
+                <w:b w:val="0"/>
+                <w:color w:val="172033"/>
+                <w:sz w:val="16"/>
+              </w:rPr>
+              <w:t>Excerpt detection, Adzuna enrichment, warning, and manual paste path</w:t>
+            </w:r>
+          </w:p>
+        </w:tc>
+        <w:tc>
+          <w:tcPr>
+            <w:tcW w:type="dxa" w:w="3360"/>
+            <w:vAlign w:val="center"/>
+          </w:tcPr>
+          <w:p>
+            <w:pPr>
+              <w:jc w:val="left"/>
+            </w:pPr>
+            <w:r/>
+            <w:r>
+              <w:rPr>
+                <w:b w:val="0"/>
+                <w:color w:val="172033"/>
+                <w:sz w:val="16"/>
+              </w:rPr>
+              <w:t>Provider tests and manual case review</w:t>
+            </w:r>
+          </w:p>
+        </w:tc>
+      </w:tr>
+      <w:tr>
+        <w:tc>
+          <w:tcPr>
+            <w:tcW w:type="dxa" w:w="3360"/>
+            <w:vAlign w:val="center"/>
+          </w:tcPr>
+          <w:p>
+            <w:pPr>
+              <w:jc w:val="left"/>
+            </w:pPr>
+            <w:r/>
+            <w:r>
+              <w:rPr>
+                <w:b w:val="0"/>
+                <w:color w:val="172033"/>
+                <w:sz w:val="16"/>
+              </w:rPr>
+              <w:t>Keep applications organized</w:t>
+            </w:r>
+          </w:p>
+        </w:tc>
+        <w:tc>
+          <w:tcPr>
+            <w:tcW w:type="dxa" w:w="3360"/>
+            <w:vAlign w:val="center"/>
+          </w:tcPr>
+          <w:p>
+            <w:pPr>
+              <w:jc w:val="left"/>
+            </w:pPr>
+            <w:r/>
+            <w:r>
+              <w:rPr>
+                <w:b w:val="0"/>
+                <w:color w:val="172033"/>
+                <w:sz w:val="16"/>
+              </w:rPr>
+              <w:t>Explicit add-to-tracker action, stages, tasks, dates, notes, and linked resume versions</w:t>
+            </w:r>
+          </w:p>
+        </w:tc>
+        <w:tc>
+          <w:tcPr>
+            <w:tcW w:type="dxa" w:w="3360"/>
+            <w:vAlign w:val="center"/>
+          </w:tcPr>
+          <w:p>
+            <w:pPr>
+              <w:jc w:val="left"/>
+            </w:pPr>
+            <w:r/>
+            <w:r>
+              <w:rPr>
+                <w:b w:val="0"/>
+                <w:color w:val="172033"/>
+                <w:sz w:val="16"/>
+              </w:rPr>
+              <w:t>Tracker API and UI tests</w:t>
+            </w:r>
+          </w:p>
+        </w:tc>
+      </w:tr>
+      <w:tr>
+        <w:tc>
+          <w:tcPr>
+            <w:tcW w:type="dxa" w:w="3360"/>
+            <w:vAlign w:val="center"/>
+          </w:tcPr>
+          <w:p>
+            <w:pPr>
+              <w:jc w:val="left"/>
+            </w:pPr>
+            <w:r/>
+            <w:r>
+              <w:rPr>
+                <w:b w:val="0"/>
+                <w:color w:val="172033"/>
+                <w:sz w:val="16"/>
+              </w:rPr>
+              <w:t>Use AI only when desired</w:t>
+            </w:r>
+          </w:p>
+        </w:tc>
+        <w:tc>
+          <w:tcPr>
+            <w:tcW w:type="dxa" w:w="3360"/>
+            <w:vAlign w:val="center"/>
+          </w:tcPr>
+          <w:p>
+            <w:pPr>
+              <w:jc w:val="left"/>
+            </w:pPr>
+            <w:r/>
+            <w:r>
+              <w:rPr>
+                <w:b w:val="0"/>
+                <w:color w:val="172033"/>
+                <w:sz w:val="16"/>
+              </w:rPr>
+              <w:t>Opt-in local or cloud coaching separated from scoring</w:t>
+            </w:r>
+          </w:p>
+        </w:tc>
+        <w:tc>
+          <w:tcPr>
+            <w:tcW w:type="dxa" w:w="3360"/>
+            <w:vAlign w:val="center"/>
+          </w:tcPr>
+          <w:p>
+            <w:pPr>
+              <w:jc w:val="left"/>
+            </w:pPr>
+            <w:r/>
+            <w:r>
+              <w:rPr>
+                <w:b w:val="0"/>
+                <w:color w:val="172033"/>
+                <w:sz w:val="16"/>
+              </w:rPr>
+              <w:t>Coaching service tests</w:t>
+            </w:r>
+          </w:p>
+        </w:tc>
+      </w:tr>
+    </w:tbl>
+    <w:p/>
+    <w:p>
+      <w:pPr>
         <w:pStyle w:val="Heading1"/>
       </w:pPr>
       <w:r>
@@ -3010,6 +3536,553 @@
       </w:tr>
     </w:tbl>
     <w:p/>
+    <w:p>
+      <w:pPr>
+        <w:pStyle w:val="Heading2"/>
+      </w:pPr>
+      <w:r>
+        <w:t>6.4 Data Model</w:t>
+      </w:r>
+    </w:p>
+    <w:tbl>
+      <w:tblPr>
+        <w:tblStyle w:val="TableGrid"/>
+        <w:tblW w:type="auto" w:w="0"/>
+        <w:jc w:val="center"/>
+        <w:tblLook w:firstColumn="1" w:firstRow="1" w:lastColumn="0" w:lastRow="0" w:noHBand="0" w:noVBand="1" w:val="04A0"/>
+      </w:tblPr>
+      <w:tblGrid>
+        <w:gridCol w:w="3360"/>
+        <w:gridCol w:w="3360"/>
+        <w:gridCol w:w="3360"/>
+      </w:tblGrid>
+      <w:tr>
+        <w:tc>
+          <w:tcPr>
+            <w:tcW w:type="dxa" w:w="3360"/>
+            <w:vAlign w:val="center"/>
+            <w:shd w:fill="ECFDF5"/>
+          </w:tcPr>
+          <w:p>
+            <w:pPr>
+              <w:jc w:val="left"/>
+            </w:pPr>
+            <w:r/>
+            <w:r>
+              <w:rPr>
+                <w:b/>
+                <w:color w:val="172033"/>
+                <w:sz w:val="18"/>
+              </w:rPr>
+              <w:t>Entity</w:t>
+            </w:r>
+          </w:p>
+        </w:tc>
+        <w:tc>
+          <w:tcPr>
+            <w:tcW w:type="dxa" w:w="3360"/>
+            <w:vAlign w:val="center"/>
+            <w:shd w:fill="ECFDF5"/>
+          </w:tcPr>
+          <w:p>
+            <w:pPr>
+              <w:jc w:val="left"/>
+            </w:pPr>
+            <w:r/>
+            <w:r>
+              <w:rPr>
+                <w:b/>
+                <w:color w:val="172033"/>
+                <w:sz w:val="18"/>
+              </w:rPr>
+              <w:t>Relationship</w:t>
+            </w:r>
+          </w:p>
+        </w:tc>
+        <w:tc>
+          <w:tcPr>
+            <w:tcW w:type="dxa" w:w="3360"/>
+            <w:vAlign w:val="center"/>
+            <w:shd w:fill="ECFDF5"/>
+          </w:tcPr>
+          <w:p>
+            <w:pPr>
+              <w:jc w:val="left"/>
+            </w:pPr>
+            <w:r/>
+            <w:r>
+              <w:rPr>
+                <w:b/>
+                <w:color w:val="172033"/>
+                <w:sz w:val="18"/>
+              </w:rPr>
+              <w:t>Purpose</w:t>
+            </w:r>
+          </w:p>
+        </w:tc>
+      </w:tr>
+      <w:tr>
+        <w:tc>
+          <w:tcPr>
+            <w:tcW w:type="dxa" w:w="3360"/>
+            <w:vAlign w:val="center"/>
+          </w:tcPr>
+          <w:p>
+            <w:pPr>
+              <w:jc w:val="left"/>
+            </w:pPr>
+            <w:r/>
+            <w:r>
+              <w:rPr>
+                <w:b w:val="0"/>
+                <w:color w:val="172033"/>
+                <w:sz w:val="16"/>
+              </w:rPr>
+              <w:t>User</w:t>
+            </w:r>
+          </w:p>
+        </w:tc>
+        <w:tc>
+          <w:tcPr>
+            <w:tcW w:type="dxa" w:w="3360"/>
+            <w:vAlign w:val="center"/>
+          </w:tcPr>
+          <w:p>
+            <w:pPr>
+              <w:jc w:val="left"/>
+            </w:pPr>
+            <w:r/>
+            <w:r>
+              <w:rPr>
+                <w:b w:val="0"/>
+                <w:color w:val="172033"/>
+                <w:sz w:val="16"/>
+              </w:rPr>
+              <w:t>Owns private workspace data</w:t>
+            </w:r>
+          </w:p>
+        </w:tc>
+        <w:tc>
+          <w:tcPr>
+            <w:tcW w:type="dxa" w:w="3360"/>
+            <w:vAlign w:val="center"/>
+          </w:tcPr>
+          <w:p>
+            <w:pPr>
+              <w:jc w:val="left"/>
+            </w:pPr>
+            <w:r/>
+            <w:r>
+              <w:rPr>
+                <w:b w:val="0"/>
+                <w:color w:val="172033"/>
+                <w:sz w:val="16"/>
+              </w:rPr>
+              <w:t>Django authentication identity</w:t>
+            </w:r>
+          </w:p>
+        </w:tc>
+      </w:tr>
+      <w:tr>
+        <w:tc>
+          <w:tcPr>
+            <w:tcW w:type="dxa" w:w="3360"/>
+            <w:vAlign w:val="center"/>
+          </w:tcPr>
+          <w:p>
+            <w:pPr>
+              <w:jc w:val="left"/>
+            </w:pPr>
+            <w:r/>
+            <w:r>
+              <w:rPr>
+                <w:b w:val="0"/>
+                <w:color w:val="172033"/>
+                <w:sz w:val="16"/>
+              </w:rPr>
+              <w:t>UserProfile</w:t>
+            </w:r>
+          </w:p>
+        </w:tc>
+        <w:tc>
+          <w:tcPr>
+            <w:tcW w:type="dxa" w:w="3360"/>
+            <w:vAlign w:val="center"/>
+          </w:tcPr>
+          <w:p>
+            <w:pPr>
+              <w:jc w:val="left"/>
+            </w:pPr>
+            <w:r/>
+            <w:r>
+              <w:rPr>
+                <w:b w:val="0"/>
+                <w:color w:val="172033"/>
+                <w:sz w:val="16"/>
+              </w:rPr>
+              <w:t>One profile per user</w:t>
+            </w:r>
+          </w:p>
+        </w:tc>
+        <w:tc>
+          <w:tcPr>
+            <w:tcW w:type="dxa" w:w="3360"/>
+            <w:vAlign w:val="center"/>
+          </w:tcPr>
+          <w:p>
+            <w:pPr>
+              <w:jc w:val="left"/>
+            </w:pPr>
+            <w:r/>
+            <w:r>
+              <w:rPr>
+                <w:b w:val="0"/>
+                <w:color w:val="172033"/>
+                <w:sz w:val="16"/>
+              </w:rPr>
+              <w:t>Contact information, target role, experience level, workplace preference, and summary</w:t>
+            </w:r>
+          </w:p>
+        </w:tc>
+      </w:tr>
+      <w:tr>
+        <w:tc>
+          <w:tcPr>
+            <w:tcW w:type="dxa" w:w="3360"/>
+            <w:vAlign w:val="center"/>
+          </w:tcPr>
+          <w:p>
+            <w:pPr>
+              <w:jc w:val="left"/>
+            </w:pPr>
+            <w:r/>
+            <w:r>
+              <w:rPr>
+                <w:b w:val="0"/>
+                <w:color w:val="172033"/>
+                <w:sz w:val="16"/>
+              </w:rPr>
+              <w:t>Resume</w:t>
+            </w:r>
+          </w:p>
+        </w:tc>
+        <w:tc>
+          <w:tcPr>
+            <w:tcW w:type="dxa" w:w="3360"/>
+            <w:vAlign w:val="center"/>
+          </w:tcPr>
+          <w:p>
+            <w:pPr>
+              <w:jc w:val="left"/>
+            </w:pPr>
+            <w:r/>
+            <w:r>
+              <w:rPr>
+                <w:b w:val="0"/>
+                <w:color w:val="172033"/>
+                <w:sz w:val="16"/>
+              </w:rPr>
+              <w:t>Multiple versions per user</w:t>
+            </w:r>
+          </w:p>
+        </w:tc>
+        <w:tc>
+          <w:tcPr>
+            <w:tcW w:type="dxa" w:w="3360"/>
+            <w:vAlign w:val="center"/>
+          </w:tcPr>
+          <w:p>
+            <w:pPr>
+              <w:jc w:val="left"/>
+            </w:pPr>
+            <w:r/>
+            <w:r>
+              <w:rPr>
+                <w:b w:val="0"/>
+                <w:color w:val="172033"/>
+                <w:sz w:val="16"/>
+              </w:rPr>
+              <w:t>Editable extracted text and tailored copies</w:t>
+            </w:r>
+          </w:p>
+        </w:tc>
+      </w:tr>
+      <w:tr>
+        <w:tc>
+          <w:tcPr>
+            <w:tcW w:type="dxa" w:w="3360"/>
+            <w:vAlign w:val="center"/>
+          </w:tcPr>
+          <w:p>
+            <w:pPr>
+              <w:jc w:val="left"/>
+            </w:pPr>
+            <w:r/>
+            <w:r>
+              <w:rPr>
+                <w:b w:val="0"/>
+                <w:color w:val="172033"/>
+                <w:sz w:val="16"/>
+              </w:rPr>
+              <w:t>JobDescription</w:t>
+            </w:r>
+          </w:p>
+        </w:tc>
+        <w:tc>
+          <w:tcPr>
+            <w:tcW w:type="dxa" w:w="3360"/>
+            <w:vAlign w:val="center"/>
+          </w:tcPr>
+          <w:p>
+            <w:pPr>
+              <w:jc w:val="left"/>
+            </w:pPr>
+            <w:r/>
+            <w:r>
+              <w:rPr>
+                <w:b w:val="0"/>
+                <w:color w:val="172033"/>
+                <w:sz w:val="16"/>
+              </w:rPr>
+              <w:t>Multiple records per user</w:t>
+            </w:r>
+          </w:p>
+        </w:tc>
+        <w:tc>
+          <w:tcPr>
+            <w:tcW w:type="dxa" w:w="3360"/>
+            <w:vAlign w:val="center"/>
+          </w:tcPr>
+          <w:p>
+            <w:pPr>
+              <w:jc w:val="left"/>
+            </w:pPr>
+            <w:r/>
+            <w:r>
+              <w:rPr>
+                <w:b w:val="0"/>
+                <w:color w:val="172033"/>
+                <w:sz w:val="16"/>
+              </w:rPr>
+              <w:t>Imported roles, tracked applications, statuses, notes, dates, and drafts</w:t>
+            </w:r>
+          </w:p>
+        </w:tc>
+      </w:tr>
+      <w:tr>
+        <w:tc>
+          <w:tcPr>
+            <w:tcW w:type="dxa" w:w="3360"/>
+            <w:vAlign w:val="center"/>
+          </w:tcPr>
+          <w:p>
+            <w:pPr>
+              <w:jc w:val="left"/>
+            </w:pPr>
+            <w:r/>
+            <w:r>
+              <w:rPr>
+                <w:b w:val="0"/>
+                <w:color w:val="172033"/>
+                <w:sz w:val="16"/>
+              </w:rPr>
+              <w:t>MatchReport</w:t>
+            </w:r>
+          </w:p>
+        </w:tc>
+        <w:tc>
+          <w:tcPr>
+            <w:tcW w:type="dxa" w:w="3360"/>
+            <w:vAlign w:val="center"/>
+          </w:tcPr>
+          <w:p>
+            <w:pPr>
+              <w:jc w:val="left"/>
+            </w:pPr>
+            <w:r/>
+            <w:r>
+              <w:rPr>
+                <w:b w:val="0"/>
+                <w:color w:val="172033"/>
+                <w:sz w:val="16"/>
+              </w:rPr>
+              <w:t>Links user, resume, and job</w:t>
+            </w:r>
+          </w:p>
+        </w:tc>
+        <w:tc>
+          <w:tcPr>
+            <w:tcW w:type="dxa" w:w="3360"/>
+            <w:vAlign w:val="center"/>
+          </w:tcPr>
+          <w:p>
+            <w:pPr>
+              <w:jc w:val="left"/>
+            </w:pPr>
+            <w:r/>
+            <w:r>
+              <w:rPr>
+                <w:b w:val="0"/>
+                <w:color w:val="172033"/>
+                <w:sz w:val="16"/>
+              </w:rPr>
+              <w:t>Preserved resume and job snapshots with JSON result</w:t>
+            </w:r>
+          </w:p>
+        </w:tc>
+      </w:tr>
+      <w:tr>
+        <w:tc>
+          <w:tcPr>
+            <w:tcW w:type="dxa" w:w="3360"/>
+            <w:vAlign w:val="center"/>
+          </w:tcPr>
+          <w:p>
+            <w:pPr>
+              <w:jc w:val="left"/>
+            </w:pPr>
+            <w:r/>
+            <w:r>
+              <w:rPr>
+                <w:b w:val="0"/>
+                <w:color w:val="172033"/>
+                <w:sz w:val="16"/>
+              </w:rPr>
+              <w:t>SearchAlert</w:t>
+            </w:r>
+          </w:p>
+        </w:tc>
+        <w:tc>
+          <w:tcPr>
+            <w:tcW w:type="dxa" w:w="3360"/>
+            <w:vAlign w:val="center"/>
+          </w:tcPr>
+          <w:p>
+            <w:pPr>
+              <w:jc w:val="left"/>
+            </w:pPr>
+            <w:r/>
+            <w:r>
+              <w:rPr>
+                <w:b w:val="0"/>
+                <w:color w:val="172033"/>
+                <w:sz w:val="16"/>
+              </w:rPr>
+              <w:t>Multiple alerts per user</w:t>
+            </w:r>
+          </w:p>
+        </w:tc>
+        <w:tc>
+          <w:tcPr>
+            <w:tcW w:type="dxa" w:w="3360"/>
+            <w:vAlign w:val="center"/>
+          </w:tcPr>
+          <w:p>
+            <w:pPr>
+              <w:jc w:val="left"/>
+            </w:pPr>
+            <w:r/>
+            <w:r>
+              <w:rPr>
+                <w:b w:val="0"/>
+                <w:color w:val="172033"/>
+                <w:sz w:val="16"/>
+              </w:rPr>
+              <w:t>Reusable job-search criteria and frequency</w:t>
+            </w:r>
+          </w:p>
+        </w:tc>
+      </w:tr>
+    </w:tbl>
+    <w:p/>
+    <w:p>
+      <w:r>
+        <w:t>Report snapshots matter because a user may modify a resume after generating a report. Storing the original analyzed text makes historical results interpretable.</w:t>
+      </w:r>
+    </w:p>
+    <w:p>
+      <w:pPr>
+        <w:pStyle w:val="Heading2"/>
+      </w:pPr>
+      <w:r>
+        <w:t>6.5 Main API Workflow</w:t>
+      </w:r>
+    </w:p>
+    <w:p>
+      <w:pPr>
+        <w:pStyle w:val="NoSpacing"/>
+      </w:pPr>
+      <w:r>
+        <w:rPr>
+          <w:rFonts w:ascii="Consolas" w:hAnsi="Consolas"/>
+          <w:sz w:val="16"/>
+        </w:rPr>
+        <w:t>Resume upload</w:t>
+        <w:br/>
+        <w:t xml:space="preserve">  -&gt; POST /api/resumes/upload/</w:t>
+        <w:br/>
+        <w:t xml:space="preserve">  -&gt; parse and normalize file</w:t>
+        <w:br/>
+        <w:t xml:space="preserve">  -&gt; return editable text</w:t>
+        <w:br/>
+        <w:br/>
+        <w:t>Job selection</w:t>
+        <w:br/>
+        <w:t xml:space="preserve">  -&gt; POST /api/matches/preview/</w:t>
+        <w:br/>
+        <w:t xml:space="preserve">  -&gt; lightweight deterministic comparison</w:t>
+        <w:br/>
+        <w:t xml:space="preserve">  -&gt; return quick scores and skill summary</w:t>
+        <w:br/>
+        <w:br/>
+        <w:t>Detailed report</w:t>
+        <w:br/>
+        <w:t xml:space="preserve">  -&gt; POST /api/matches/analyze/</w:t>
+        <w:br/>
+        <w:t xml:space="preserve">  -&gt; requirement mapping + ATS checks + recommendations</w:t>
+        <w:br/>
+        <w:t xml:space="preserve">  -&gt; preserve report history</w:t>
+        <w:br/>
+        <w:br/>
+        <w:t>Optional coaching</w:t>
+        <w:br/>
+        <w:t xml:space="preserve">  -&gt; POST /api/matches/coach/</w:t>
+        <w:br/>
+        <w:t xml:space="preserve">  -&gt; require explicit user action</w:t>
+        <w:br/>
+        <w:t xml:space="preserve">  -&gt; call configured Ollama or OpenAI provider</w:t>
+      </w:r>
+    </w:p>
+    <w:p>
+      <w:pPr>
+        <w:pStyle w:val="Heading2"/>
+      </w:pPr>
+      <w:r>
+        <w:t>6.6 Interface Information Architecture</w:t>
+      </w:r>
+    </w:p>
+    <w:p>
+      <w:r>
+        <w:t>The horizontal navigation follows the user's task sequence:</w:t>
+      </w:r>
+    </w:p>
+    <w:p>
+      <w:pPr>
+        <w:pStyle w:val="NoSpacing"/>
+      </w:pPr>
+      <w:r>
+        <w:rPr>
+          <w:rFonts w:ascii="Consolas" w:hAnsi="Consolas"/>
+          <w:sz w:val="16"/>
+        </w:rPr>
+        <w:t>Home -&gt; Profile -&gt; Resume -&gt; Jobs -&gt; Report -&gt; Tracker</w:t>
+      </w:r>
+    </w:p>
+    <w:p>
+      <w:r>
+        <w:t>Users are not forced to follow a rigid wizard. The navigation keeps previous work accessible while the screen-level actions suggest the most useful next step.</w:t>
+      </w:r>
+    </w:p>
     <w:p>
       <w:pPr>
         <w:pStyle w:val="Heading1"/>
@@ -4837,6 +5910,1057 @@
       </w:r>
     </w:p>
     <w:p>
+      <w:pPr>
+        <w:pStyle w:val="Heading2"/>
+      </w:pPr>
+      <w:r>
+        <w:t>11.1 Design Goals</w:t>
+      </w:r>
+    </w:p>
+    <w:tbl>
+      <w:tblPr>
+        <w:tblStyle w:val="TableGrid"/>
+        <w:tblW w:type="auto" w:w="0"/>
+        <w:jc w:val="center"/>
+        <w:tblLook w:firstColumn="1" w:firstRow="1" w:lastColumn="0" w:lastRow="0" w:noHBand="0" w:noVBand="1" w:val="04A0"/>
+      </w:tblPr>
+      <w:tblGrid>
+        <w:gridCol w:w="5040"/>
+        <w:gridCol w:w="5040"/>
+      </w:tblGrid>
+      <w:tr>
+        <w:tc>
+          <w:tcPr>
+            <w:tcW w:type="dxa" w:w="5040"/>
+            <w:vAlign w:val="center"/>
+            <w:shd w:fill="ECFDF5"/>
+          </w:tcPr>
+          <w:p>
+            <w:pPr>
+              <w:jc w:val="left"/>
+            </w:pPr>
+            <w:r/>
+            <w:r>
+              <w:rPr>
+                <w:b/>
+                <w:color w:val="172033"/>
+                <w:sz w:val="18"/>
+              </w:rPr>
+              <w:t>Goal</w:t>
+            </w:r>
+          </w:p>
+        </w:tc>
+        <w:tc>
+          <w:tcPr>
+            <w:tcW w:type="dxa" w:w="5040"/>
+            <w:vAlign w:val="center"/>
+            <w:shd w:fill="ECFDF5"/>
+          </w:tcPr>
+          <w:p>
+            <w:pPr>
+              <w:jc w:val="left"/>
+            </w:pPr>
+            <w:r/>
+            <w:r>
+              <w:rPr>
+                <w:b/>
+                <w:color w:val="172033"/>
+                <w:sz w:val="18"/>
+              </w:rPr>
+              <w:t>Interface Response</w:t>
+            </w:r>
+          </w:p>
+        </w:tc>
+      </w:tr>
+      <w:tr>
+        <w:tc>
+          <w:tcPr>
+            <w:tcW w:type="dxa" w:w="5040"/>
+            <w:vAlign w:val="center"/>
+          </w:tcPr>
+          <w:p>
+            <w:pPr>
+              <w:jc w:val="left"/>
+            </w:pPr>
+            <w:r/>
+            <w:r>
+              <w:rPr>
+                <w:b w:val="0"/>
+                <w:color w:val="172033"/>
+                <w:sz w:val="16"/>
+              </w:rPr>
+              <w:t>Make the next step obvious</w:t>
+            </w:r>
+          </w:p>
+        </w:tc>
+        <w:tc>
+          <w:tcPr>
+            <w:tcW w:type="dxa" w:w="5040"/>
+            <w:vAlign w:val="center"/>
+          </w:tcPr>
+          <w:p>
+            <w:pPr>
+              <w:jc w:val="left"/>
+            </w:pPr>
+            <w:r/>
+            <w:r>
+              <w:rPr>
+                <w:b w:val="0"/>
+                <w:color w:val="172033"/>
+                <w:sz w:val="16"/>
+              </w:rPr>
+              <w:t>Prominent page-level actions such as Continue to jobs, Use this job, and Generate full report</w:t>
+            </w:r>
+          </w:p>
+        </w:tc>
+      </w:tr>
+      <w:tr>
+        <w:tc>
+          <w:tcPr>
+            <w:tcW w:type="dxa" w:w="5040"/>
+            <w:vAlign w:val="center"/>
+          </w:tcPr>
+          <w:p>
+            <w:pPr>
+              <w:jc w:val="left"/>
+            </w:pPr>
+            <w:r/>
+            <w:r>
+              <w:rPr>
+                <w:b w:val="0"/>
+                <w:color w:val="172033"/>
+                <w:sz w:val="16"/>
+              </w:rPr>
+              <w:t>Reduce repeated work</w:t>
+            </w:r>
+          </w:p>
+        </w:tc>
+        <w:tc>
+          <w:tcPr>
+            <w:tcW w:type="dxa" w:w="5040"/>
+            <w:vAlign w:val="center"/>
+          </w:tcPr>
+          <w:p>
+            <w:pPr>
+              <w:jc w:val="left"/>
+            </w:pPr>
+            <w:r/>
+            <w:r>
+              <w:rPr>
+                <w:b w:val="0"/>
+                <w:color w:val="172033"/>
+                <w:sz w:val="16"/>
+              </w:rPr>
+              <w:t>Profile autofill, reusable resume versions, saved search alerts, and tracker records</w:t>
+            </w:r>
+          </w:p>
+        </w:tc>
+      </w:tr>
+      <w:tr>
+        <w:tc>
+          <w:tcPr>
+            <w:tcW w:type="dxa" w:w="5040"/>
+            <w:vAlign w:val="center"/>
+          </w:tcPr>
+          <w:p>
+            <w:pPr>
+              <w:jc w:val="left"/>
+            </w:pPr>
+            <w:r/>
+            <w:r>
+              <w:rPr>
+                <w:b w:val="0"/>
+                <w:color w:val="172033"/>
+                <w:sz w:val="16"/>
+              </w:rPr>
+              <w:t>Keep analysis understandable</w:t>
+            </w:r>
+          </w:p>
+        </w:tc>
+        <w:tc>
+          <w:tcPr>
+            <w:tcW w:type="dxa" w:w="5040"/>
+            <w:vAlign w:val="center"/>
+          </w:tcPr>
+          <w:p>
+            <w:pPr>
+              <w:jc w:val="left"/>
+            </w:pPr>
+            <w:r/>
+            <w:r>
+              <w:rPr>
+                <w:b w:val="0"/>
+                <w:color w:val="172033"/>
+                <w:sz w:val="16"/>
+              </w:rPr>
+              <w:t>Separate match, readiness, ATS preparation, evidence, and recommendation areas</w:t>
+            </w:r>
+          </w:p>
+        </w:tc>
+      </w:tr>
+      <w:tr>
+        <w:tc>
+          <w:tcPr>
+            <w:tcW w:type="dxa" w:w="5040"/>
+            <w:vAlign w:val="center"/>
+          </w:tcPr>
+          <w:p>
+            <w:pPr>
+              <w:jc w:val="left"/>
+            </w:pPr>
+            <w:r/>
+            <w:r>
+              <w:rPr>
+                <w:b w:val="0"/>
+                <w:color w:val="172033"/>
+                <w:sz w:val="16"/>
+              </w:rPr>
+              <w:t>Support recovery</w:t>
+            </w:r>
+          </w:p>
+        </w:tc>
+        <w:tc>
+          <w:tcPr>
+            <w:tcW w:type="dxa" w:w="5040"/>
+            <w:vAlign w:val="center"/>
+          </w:tcPr>
+          <w:p>
+            <w:pPr>
+              <w:jc w:val="left"/>
+            </w:pPr>
+            <w:r/>
+            <w:r>
+              <w:rPr>
+                <w:b w:val="0"/>
+                <w:color w:val="172033"/>
+                <w:sz w:val="16"/>
+              </w:rPr>
+              <w:t>Editable text, clear resume action, replace upload, clear filters, and manual posting input</w:t>
+            </w:r>
+          </w:p>
+        </w:tc>
+      </w:tr>
+      <w:tr>
+        <w:tc>
+          <w:tcPr>
+            <w:tcW w:type="dxa" w:w="5040"/>
+            <w:vAlign w:val="center"/>
+          </w:tcPr>
+          <w:p>
+            <w:pPr>
+              <w:jc w:val="left"/>
+            </w:pPr>
+            <w:r/>
+            <w:r>
+              <w:rPr>
+                <w:b w:val="0"/>
+                <w:color w:val="172033"/>
+                <w:sz w:val="16"/>
+              </w:rPr>
+              <w:t>Protect user choice</w:t>
+            </w:r>
+          </w:p>
+        </w:tc>
+        <w:tc>
+          <w:tcPr>
+            <w:tcW w:type="dxa" w:w="5040"/>
+            <w:vAlign w:val="center"/>
+          </w:tcPr>
+          <w:p>
+            <w:pPr>
+              <w:jc w:val="left"/>
+            </w:pPr>
+            <w:r/>
+            <w:r>
+              <w:rPr>
+                <w:b w:val="0"/>
+                <w:color w:val="172033"/>
+                <w:sz w:val="16"/>
+              </w:rPr>
+              <w:t>Explicit tracker save and opt-in AI coaching</w:t>
+            </w:r>
+          </w:p>
+        </w:tc>
+      </w:tr>
+    </w:tbl>
+    <w:p/>
+    <w:p>
+      <w:pPr>
+        <w:pStyle w:val="Heading2"/>
+      </w:pPr>
+      <w:r>
+        <w:t>11.2 Screen-by-Screen Design</w:t>
+      </w:r>
+    </w:p>
+    <w:tbl>
+      <w:tblPr>
+        <w:tblStyle w:val="TableGrid"/>
+        <w:tblW w:type="auto" w:w="0"/>
+        <w:jc w:val="center"/>
+        <w:tblLook w:firstColumn="1" w:firstRow="1" w:lastColumn="0" w:lastRow="0" w:noHBand="0" w:noVBand="1" w:val="04A0"/>
+      </w:tblPr>
+      <w:tblGrid>
+        <w:gridCol w:w="2520"/>
+        <w:gridCol w:w="2520"/>
+        <w:gridCol w:w="2520"/>
+        <w:gridCol w:w="2520"/>
+      </w:tblGrid>
+      <w:tr>
+        <w:tc>
+          <w:tcPr>
+            <w:tcW w:type="dxa" w:w="2520"/>
+            <w:vAlign w:val="center"/>
+            <w:shd w:fill="ECFDF5"/>
+          </w:tcPr>
+          <w:p>
+            <w:pPr>
+              <w:jc w:val="left"/>
+            </w:pPr>
+            <w:r/>
+            <w:r>
+              <w:rPr>
+                <w:b/>
+                <w:color w:val="172033"/>
+                <w:sz w:val="18"/>
+              </w:rPr>
+              <w:t>Screen</w:t>
+            </w:r>
+          </w:p>
+        </w:tc>
+        <w:tc>
+          <w:tcPr>
+            <w:tcW w:type="dxa" w:w="2520"/>
+            <w:vAlign w:val="center"/>
+            <w:shd w:fill="ECFDF5"/>
+          </w:tcPr>
+          <w:p>
+            <w:pPr>
+              <w:jc w:val="left"/>
+            </w:pPr>
+            <w:r/>
+            <w:r>
+              <w:rPr>
+                <w:b/>
+                <w:color w:val="172033"/>
+                <w:sz w:val="18"/>
+              </w:rPr>
+              <w:t>Main Content</w:t>
+            </w:r>
+          </w:p>
+        </w:tc>
+        <w:tc>
+          <w:tcPr>
+            <w:tcW w:type="dxa" w:w="2520"/>
+            <w:vAlign w:val="center"/>
+            <w:shd w:fill="ECFDF5"/>
+          </w:tcPr>
+          <w:p>
+            <w:pPr>
+              <w:jc w:val="left"/>
+            </w:pPr>
+            <w:r/>
+            <w:r>
+              <w:rPr>
+                <w:b/>
+                <w:color w:val="172033"/>
+                <w:sz w:val="18"/>
+              </w:rPr>
+              <w:t>Primary Action</w:t>
+            </w:r>
+          </w:p>
+        </w:tc>
+        <w:tc>
+          <w:tcPr>
+            <w:tcW w:type="dxa" w:w="2520"/>
+            <w:vAlign w:val="center"/>
+            <w:shd w:fill="ECFDF5"/>
+          </w:tcPr>
+          <w:p>
+            <w:pPr>
+              <w:jc w:val="left"/>
+            </w:pPr>
+            <w:r/>
+            <w:r>
+              <w:rPr>
+                <w:b/>
+                <w:color w:val="172033"/>
+                <w:sz w:val="18"/>
+              </w:rPr>
+              <w:t>Important States</w:t>
+            </w:r>
+          </w:p>
+        </w:tc>
+      </w:tr>
+      <w:tr>
+        <w:tc>
+          <w:tcPr>
+            <w:tcW w:type="dxa" w:w="2520"/>
+            <w:vAlign w:val="center"/>
+          </w:tcPr>
+          <w:p>
+            <w:pPr>
+              <w:jc w:val="left"/>
+            </w:pPr>
+            <w:r/>
+            <w:r>
+              <w:rPr>
+                <w:b w:val="0"/>
+                <w:color w:val="172033"/>
+                <w:sz w:val="16"/>
+              </w:rPr>
+              <w:t>Home</w:t>
+            </w:r>
+          </w:p>
+        </w:tc>
+        <w:tc>
+          <w:tcPr>
+            <w:tcW w:type="dxa" w:w="2520"/>
+            <w:vAlign w:val="center"/>
+          </w:tcPr>
+          <w:p>
+            <w:pPr>
+              <w:jc w:val="left"/>
+            </w:pPr>
+            <w:r/>
+            <w:r>
+              <w:rPr>
+                <w:b w:val="0"/>
+                <w:color w:val="172033"/>
+                <w:sz w:val="16"/>
+              </w:rPr>
+              <w:t>Hero, workflow summary, report preview, connected features</w:t>
+            </w:r>
+          </w:p>
+        </w:tc>
+        <w:tc>
+          <w:tcPr>
+            <w:tcW w:type="dxa" w:w="2520"/>
+            <w:vAlign w:val="center"/>
+          </w:tcPr>
+          <w:p>
+            <w:pPr>
+              <w:jc w:val="left"/>
+            </w:pPr>
+            <w:r/>
+            <w:r>
+              <w:rPr>
+                <w:b w:val="0"/>
+                <w:color w:val="172033"/>
+                <w:sz w:val="16"/>
+              </w:rPr>
+              <w:t>Check resume fit</w:t>
+            </w:r>
+          </w:p>
+        </w:tc>
+        <w:tc>
+          <w:tcPr>
+            <w:tcW w:type="dxa" w:w="2520"/>
+            <w:vAlign w:val="center"/>
+          </w:tcPr>
+          <w:p>
+            <w:pPr>
+              <w:jc w:val="left"/>
+            </w:pPr>
+            <w:r/>
+            <w:r>
+              <w:rPr>
+                <w:b w:val="0"/>
+                <w:color w:val="172033"/>
+                <w:sz w:val="16"/>
+              </w:rPr>
+              <w:t>Public visitor and signed-in navigation</w:t>
+            </w:r>
+          </w:p>
+        </w:tc>
+      </w:tr>
+      <w:tr>
+        <w:tc>
+          <w:tcPr>
+            <w:tcW w:type="dxa" w:w="2520"/>
+            <w:vAlign w:val="center"/>
+          </w:tcPr>
+          <w:p>
+            <w:pPr>
+              <w:jc w:val="left"/>
+            </w:pPr>
+            <w:r/>
+            <w:r>
+              <w:rPr>
+                <w:b w:val="0"/>
+                <w:color w:val="172033"/>
+                <w:sz w:val="16"/>
+              </w:rPr>
+              <w:t>Profile</w:t>
+            </w:r>
+          </w:p>
+        </w:tc>
+        <w:tc>
+          <w:tcPr>
+            <w:tcW w:type="dxa" w:w="2520"/>
+            <w:vAlign w:val="center"/>
+          </w:tcPr>
+          <w:p>
+            <w:pPr>
+              <w:jc w:val="left"/>
+            </w:pPr>
+            <w:r/>
+            <w:r>
+              <w:rPr>
+                <w:b w:val="0"/>
+                <w:color w:val="172033"/>
+                <w:sz w:val="16"/>
+              </w:rPr>
+              <w:t>Candidate preferences and contact information</w:t>
+            </w:r>
+          </w:p>
+        </w:tc>
+        <w:tc>
+          <w:tcPr>
+            <w:tcW w:type="dxa" w:w="2520"/>
+            <w:vAlign w:val="center"/>
+          </w:tcPr>
+          <w:p>
+            <w:pPr>
+              <w:jc w:val="left"/>
+            </w:pPr>
+            <w:r/>
+            <w:r>
+              <w:rPr>
+                <w:b w:val="0"/>
+                <w:color w:val="172033"/>
+                <w:sz w:val="16"/>
+              </w:rPr>
+              <w:t>Save profile</w:t>
+            </w:r>
+          </w:p>
+        </w:tc>
+        <w:tc>
+          <w:tcPr>
+            <w:tcW w:type="dxa" w:w="2520"/>
+            <w:vAlign w:val="center"/>
+          </w:tcPr>
+          <w:p>
+            <w:pPr>
+              <w:jc w:val="left"/>
+            </w:pPr>
+            <w:r/>
+            <w:r>
+              <w:rPr>
+                <w:b w:val="0"/>
+                <w:color w:val="172033"/>
+                <w:sz w:val="16"/>
+              </w:rPr>
+              <w:t>Validation and saved confirmation</w:t>
+            </w:r>
+          </w:p>
+        </w:tc>
+      </w:tr>
+      <w:tr>
+        <w:tc>
+          <w:tcPr>
+            <w:tcW w:type="dxa" w:w="2520"/>
+            <w:vAlign w:val="center"/>
+          </w:tcPr>
+          <w:p>
+            <w:pPr>
+              <w:jc w:val="left"/>
+            </w:pPr>
+            <w:r/>
+            <w:r>
+              <w:rPr>
+                <w:b w:val="0"/>
+                <w:color w:val="172033"/>
+                <w:sz w:val="16"/>
+              </w:rPr>
+              <w:t>Resume</w:t>
+            </w:r>
+          </w:p>
+        </w:tc>
+        <w:tc>
+          <w:tcPr>
+            <w:tcW w:type="dxa" w:w="2520"/>
+            <w:vAlign w:val="center"/>
+          </w:tcPr>
+          <w:p>
+            <w:pPr>
+              <w:jc w:val="left"/>
+            </w:pPr>
+            <w:r/>
+            <w:r>
+              <w:rPr>
+                <w:b w:val="0"/>
+                <w:color w:val="172033"/>
+                <w:sz w:val="16"/>
+              </w:rPr>
+              <w:t>Upload, text editor, versions, ATS preview</w:t>
+            </w:r>
+          </w:p>
+        </w:tc>
+        <w:tc>
+          <w:tcPr>
+            <w:tcW w:type="dxa" w:w="2520"/>
+            <w:vAlign w:val="center"/>
+          </w:tcPr>
+          <w:p>
+            <w:pPr>
+              <w:jc w:val="left"/>
+            </w:pPr>
+            <w:r/>
+            <w:r>
+              <w:rPr>
+                <w:b w:val="0"/>
+                <w:color w:val="172033"/>
+                <w:sz w:val="16"/>
+              </w:rPr>
+              <w:t>Continue to jobs</w:t>
+            </w:r>
+          </w:p>
+        </w:tc>
+        <w:tc>
+          <w:tcPr>
+            <w:tcW w:type="dxa" w:w="2520"/>
+            <w:vAlign w:val="center"/>
+          </w:tcPr>
+          <w:p>
+            <w:pPr>
+              <w:jc w:val="left"/>
+            </w:pPr>
+            <w:r/>
+            <w:r>
+              <w:rPr>
+                <w:b w:val="0"/>
+                <w:color w:val="172033"/>
+                <w:sz w:val="16"/>
+              </w:rPr>
+              <w:t>Empty, uploading, parsed, invalid file, cleared</w:t>
+            </w:r>
+          </w:p>
+        </w:tc>
+      </w:tr>
+      <w:tr>
+        <w:tc>
+          <w:tcPr>
+            <w:tcW w:type="dxa" w:w="2520"/>
+            <w:vAlign w:val="center"/>
+          </w:tcPr>
+          <w:p>
+            <w:pPr>
+              <w:jc w:val="left"/>
+            </w:pPr>
+            <w:r/>
+            <w:r>
+              <w:rPr>
+                <w:b w:val="0"/>
+                <w:color w:val="172033"/>
+                <w:sz w:val="16"/>
+              </w:rPr>
+              <w:t>Jobs</w:t>
+            </w:r>
+          </w:p>
+        </w:tc>
+        <w:tc>
+          <w:tcPr>
+            <w:tcW w:type="dxa" w:w="2520"/>
+            <w:vAlign w:val="center"/>
+          </w:tcPr>
+          <w:p>
+            <w:pPr>
+              <w:jc w:val="left"/>
+            </w:pPr>
+            <w:r/>
+            <w:r>
+              <w:rPr>
+                <w:b w:val="0"/>
+                <w:color w:val="172033"/>
+                <w:sz w:val="16"/>
+              </w:rPr>
+              <w:t>Import URL, search, filters, role insights, results, selected-job panel</w:t>
+            </w:r>
+          </w:p>
+        </w:tc>
+        <w:tc>
+          <w:tcPr>
+            <w:tcW w:type="dxa" w:w="2520"/>
+            <w:vAlign w:val="center"/>
+          </w:tcPr>
+          <w:p>
+            <w:pPr>
+              <w:jc w:val="left"/>
+            </w:pPr>
+            <w:r/>
+            <w:r>
+              <w:rPr>
+                <w:b w:val="0"/>
+                <w:color w:val="172033"/>
+                <w:sz w:val="16"/>
+              </w:rPr>
+              <w:t>Use this job</w:t>
+            </w:r>
+          </w:p>
+        </w:tc>
+        <w:tc>
+          <w:tcPr>
+            <w:tcW w:type="dxa" w:w="2520"/>
+            <w:vAlign w:val="center"/>
+          </w:tcPr>
+          <w:p>
+            <w:pPr>
+              <w:jc w:val="left"/>
+            </w:pPr>
+            <w:r/>
+            <w:r>
+              <w:rPr>
+                <w:b w:val="0"/>
+                <w:color w:val="172033"/>
+                <w:sz w:val="16"/>
+              </w:rPr>
+              <w:t>Loading, provider notice, excerpt warning, no resume, quick comparison</w:t>
+            </w:r>
+          </w:p>
+        </w:tc>
+      </w:tr>
+      <w:tr>
+        <w:tc>
+          <w:tcPr>
+            <w:tcW w:type="dxa" w:w="2520"/>
+            <w:vAlign w:val="center"/>
+          </w:tcPr>
+          <w:p>
+            <w:pPr>
+              <w:jc w:val="left"/>
+            </w:pPr>
+            <w:r/>
+            <w:r>
+              <w:rPr>
+                <w:b w:val="0"/>
+                <w:color w:val="172033"/>
+                <w:sz w:val="16"/>
+              </w:rPr>
+              <w:t>Report</w:t>
+            </w:r>
+          </w:p>
+        </w:tc>
+        <w:tc>
+          <w:tcPr>
+            <w:tcW w:type="dxa" w:w="2520"/>
+            <w:vAlign w:val="center"/>
+          </w:tcPr>
+          <w:p>
+            <w:pPr>
+              <w:jc w:val="left"/>
+            </w:pPr>
+            <w:r/>
+            <w:r>
+              <w:rPr>
+                <w:b w:val="0"/>
+                <w:color w:val="172033"/>
+                <w:sz w:val="16"/>
+              </w:rPr>
+              <w:t>Scores, summary, evidence, ATS checks, improvements, template, interview preparation</w:t>
+            </w:r>
+          </w:p>
+        </w:tc>
+        <w:tc>
+          <w:tcPr>
+            <w:tcW w:type="dxa" w:w="2520"/>
+            <w:vAlign w:val="center"/>
+          </w:tcPr>
+          <w:p>
+            <w:pPr>
+              <w:jc w:val="left"/>
+            </w:pPr>
+            <w:r/>
+            <w:r>
+              <w:rPr>
+                <w:b w:val="0"/>
+                <w:color w:val="172033"/>
+                <w:sz w:val="16"/>
+              </w:rPr>
+              <w:t>Rescan after edits</w:t>
+            </w:r>
+          </w:p>
+        </w:tc>
+        <w:tc>
+          <w:tcPr>
+            <w:tcW w:type="dxa" w:w="2520"/>
+            <w:vAlign w:val="center"/>
+          </w:tcPr>
+          <w:p>
+            <w:pPr>
+              <w:jc w:val="left"/>
+            </w:pPr>
+            <w:r/>
+            <w:r>
+              <w:rPr>
+                <w:b w:val="0"/>
+                <w:color w:val="172033"/>
+                <w:sz w:val="16"/>
+              </w:rPr>
+              <w:t>Deterministic report, optional coaching loading and result</w:t>
+            </w:r>
+          </w:p>
+        </w:tc>
+      </w:tr>
+      <w:tr>
+        <w:tc>
+          <w:tcPr>
+            <w:tcW w:type="dxa" w:w="2520"/>
+            <w:vAlign w:val="center"/>
+          </w:tcPr>
+          <w:p>
+            <w:pPr>
+              <w:jc w:val="left"/>
+            </w:pPr>
+            <w:r/>
+            <w:r>
+              <w:rPr>
+                <w:b w:val="0"/>
+                <w:color w:val="172033"/>
+                <w:sz w:val="16"/>
+              </w:rPr>
+              <w:t>Tracker</w:t>
+            </w:r>
+          </w:p>
+        </w:tc>
+        <w:tc>
+          <w:tcPr>
+            <w:tcW w:type="dxa" w:w="2520"/>
+            <w:vAlign w:val="center"/>
+          </w:tcPr>
+          <w:p>
+            <w:pPr>
+              <w:jc w:val="left"/>
+            </w:pPr>
+            <w:r/>
+            <w:r>
+              <w:rPr>
+                <w:b w:val="0"/>
+                <w:color w:val="172033"/>
+                <w:sz w:val="16"/>
+              </w:rPr>
+              <w:t>Application stages, details, tasks, drafts, dates, resume version</w:t>
+            </w:r>
+          </w:p>
+        </w:tc>
+        <w:tc>
+          <w:tcPr>
+            <w:tcW w:type="dxa" w:w="2520"/>
+            <w:vAlign w:val="center"/>
+          </w:tcPr>
+          <w:p>
+            <w:pPr>
+              <w:jc w:val="left"/>
+            </w:pPr>
+            <w:r/>
+            <w:r>
+              <w:rPr>
+                <w:b w:val="0"/>
+                <w:color w:val="172033"/>
+                <w:sz w:val="16"/>
+              </w:rPr>
+              <w:t>Save changes</w:t>
+            </w:r>
+          </w:p>
+        </w:tc>
+        <w:tc>
+          <w:tcPr>
+            <w:tcW w:type="dxa" w:w="2520"/>
+            <w:vAlign w:val="center"/>
+          </w:tcPr>
+          <w:p>
+            <w:pPr>
+              <w:jc w:val="left"/>
+            </w:pPr>
+            <w:r/>
+            <w:r>
+              <w:rPr>
+                <w:b w:val="0"/>
+                <w:color w:val="172033"/>
+                <w:sz w:val="16"/>
+              </w:rPr>
+              <w:t>Empty tracker, selected role, overdue follow-up</w:t>
+            </w:r>
+          </w:p>
+        </w:tc>
+      </w:tr>
+    </w:tbl>
+    <w:p/>
+    <w:p>
+      <w:pPr>
+        <w:pStyle w:val="Heading2"/>
+      </w:pPr>
+      <w:r>
+        <w:t>11.3 Progressive Disclosure</w:t>
+      </w:r>
+    </w:p>
+    <w:p>
+      <w:r>
+        <w:t>The detailed report is intentionally layered:</w:t>
+      </w:r>
+    </w:p>
+    <w:p>
+      <w:pPr>
+        <w:pStyle w:val="ListNumber"/>
+      </w:pPr>
+      <w:r>
+        <w:t>Executive summary and two scores.</w:t>
+      </w:r>
+    </w:p>
+    <w:p>
+      <w:pPr>
+        <w:pStyle w:val="ListNumber"/>
+      </w:pPr>
+      <w:r>
+        <w:t>Highest-priority improvements.</w:t>
+      </w:r>
+    </w:p>
+    <w:p>
+      <w:pPr>
+        <w:pStyle w:val="ListNumber"/>
+      </w:pPr>
+      <w:r>
+        <w:t>Requirement categories and resume evidence.</w:t>
+      </w:r>
+    </w:p>
+    <w:p>
+      <w:pPr>
+        <w:pStyle w:val="ListNumber"/>
+      </w:pPr>
+      <w:r>
+        <w:t>ATS preparation checks.</w:t>
+      </w:r>
+    </w:p>
+    <w:p>
+      <w:pPr>
+        <w:pStyle w:val="ListNumber"/>
+      </w:pPr>
+      <w:r>
+        <w:t>Resume-specific examples and template draft.</w:t>
+      </w:r>
+    </w:p>
+    <w:p>
+      <w:pPr>
+        <w:pStyle w:val="ListNumber"/>
+      </w:pPr>
+      <w:r>
+        <w:t>Interview preparation.</w:t>
+      </w:r>
+    </w:p>
+    <w:p>
+      <w:pPr>
+        <w:pStyle w:val="ListNumber"/>
+      </w:pPr>
+      <w:r>
+        <w:t>Optional AI coaching.</w:t>
+      </w:r>
+    </w:p>
+    <w:p>
+      <w:r>
+        <w:t>This order helps users act on the report without reading every technical detail first.</w:t>
+      </w:r>
+    </w:p>
+    <w:p>
+      <w:pPr>
+        <w:pStyle w:val="Heading2"/>
+      </w:pPr>
+      <w:r>
+        <w:t>11.4 Responsive Behavior</w:t>
+      </w:r>
+    </w:p>
+    <w:p>
+      <w:r>
+        <w:t>The application primarily targets the web desktop experience while preserving mobile usability:</w:t>
+      </w:r>
+    </w:p>
+    <w:p>
+      <w:pPr>
+        <w:pStyle w:val="ListBullet"/>
+      </w:pPr>
+      <w:r>
+        <w:t>Horizontal navigation becomes compact on smaller screens.</w:t>
+      </w:r>
+    </w:p>
+    <w:p>
+      <w:pPr>
+        <w:pStyle w:val="ListBullet"/>
+      </w:pPr>
+      <w:r>
+        <w:t>Two-column resume and jobs layouts stack vertically.</w:t>
+      </w:r>
+    </w:p>
+    <w:p>
+      <w:pPr>
+        <w:pStyle w:val="ListBullet"/>
+      </w:pPr>
+      <w:r>
+        <w:t>The selected-job comparison moves below results on narrow screens.</w:t>
+      </w:r>
+    </w:p>
+    <w:p>
+      <w:pPr>
+        <w:pStyle w:val="ListBullet"/>
+      </w:pPr>
+      <w:r>
+        <w:t>Tables and dense tracker areas use scrolling or stacked summaries.</w:t>
+      </w:r>
+    </w:p>
+    <w:p>
+      <w:pPr>
+        <w:pStyle w:val="ListBullet"/>
+      </w:pPr>
+      <w:r>
+        <w:t>Important actions remain visible after layout changes.</w:t>
+      </w:r>
+    </w:p>
+    <w:p>
+      <w:pPr>
+        <w:pStyle w:val="Heading2"/>
+      </w:pPr>
+      <w:r>
+        <w:t>11.5 Accessibility Considerations</w:t>
+      </w:r>
+    </w:p>
+    <w:p>
+      <w:pPr>
+        <w:pStyle w:val="ListBullet"/>
+      </w:pPr>
+      <w:r>
+        <w:t>Inputs retain visible labels rather than relying on placeholders alone.</w:t>
+      </w:r>
+    </w:p>
+    <w:p>
+      <w:pPr>
+        <w:pStyle w:val="ListBullet"/>
+      </w:pPr>
+      <w:r>
+        <w:t>Status messages use text and icons in addition to color.</w:t>
+      </w:r>
+    </w:p>
+    <w:p>
+      <w:pPr>
+        <w:pStyle w:val="ListBullet"/>
+      </w:pPr>
+      <w:r>
+        <w:t>Buttons use familiar icons and descriptive accessible titles where needed.</w:t>
+      </w:r>
+    </w:p>
+    <w:p>
+      <w:pPr>
+        <w:pStyle w:val="ListBullet"/>
+      </w:pPr>
+      <w:r>
+        <w:t>Contrast separates primary text, secondary text, warnings, errors, and positive states.</w:t>
+      </w:r>
+    </w:p>
+    <w:p>
+      <w:pPr>
+        <w:pStyle w:val="ListBullet"/>
+      </w:pPr>
+      <w:r>
+        <w:t>Keyboard users can reach inputs, buttons, expandable sections, and links.</w:t>
+      </w:r>
+    </w:p>
+    <w:p>
       <w:r>
         <w:t>The interface reflects common usability principles [8]:</w:t>
       </w:r>
@@ -5346,6 +7470,11 @@
     <w:p>
       <w:r>
         <w:t>Figure 9 placeholder: Application tracker.</w:t>
+      </w:r>
+    </w:p>
+    <w:p>
+      <w:r>
+        <w:t>The editable Word appendix contains the original annotated screen mockups. [FINALIZE: add final application screenshots beside the corresponding mockups and discuss design changes made during implementation.]</w:t>
       </w:r>
     </w:p>
     <w:p>
@@ -5853,6 +7982,607 @@
       </w:r>
     </w:p>
     <w:p>
+      <w:pPr>
+        <w:pStyle w:val="Heading2"/>
+      </w:pPr>
+      <w:r>
+        <w:t>Appendix E: Planned Mockup-to-Screenshot Comparison</w:t>
+      </w:r>
+    </w:p>
+    <w:tbl>
+      <w:tblPr>
+        <w:tblStyle w:val="TableGrid"/>
+        <w:tblW w:type="auto" w:w="0"/>
+        <w:jc w:val="center"/>
+        <w:tblLook w:firstColumn="1" w:firstRow="1" w:lastColumn="0" w:lastRow="0" w:noHBand="0" w:noVBand="1" w:val="04A0"/>
+      </w:tblPr>
+      <w:tblGrid>
+        <w:gridCol w:w="2520"/>
+        <w:gridCol w:w="2520"/>
+        <w:gridCol w:w="2520"/>
+        <w:gridCol w:w="2520"/>
+      </w:tblGrid>
+      <w:tr>
+        <w:tc>
+          <w:tcPr>
+            <w:tcW w:type="dxa" w:w="2520"/>
+            <w:vAlign w:val="center"/>
+            <w:shd w:fill="ECFDF5"/>
+          </w:tcPr>
+          <w:p>
+            <w:pPr>
+              <w:jc w:val="left"/>
+            </w:pPr>
+            <w:r/>
+            <w:r>
+              <w:rPr>
+                <w:b/>
+                <w:color w:val="172033"/>
+                <w:sz w:val="18"/>
+              </w:rPr>
+              <w:t>Screen</w:t>
+            </w:r>
+          </w:p>
+        </w:tc>
+        <w:tc>
+          <w:tcPr>
+            <w:tcW w:type="dxa" w:w="2520"/>
+            <w:vAlign w:val="center"/>
+            <w:shd w:fill="ECFDF5"/>
+          </w:tcPr>
+          <w:p>
+            <w:pPr>
+              <w:jc w:val="left"/>
+            </w:pPr>
+            <w:r/>
+            <w:r>
+              <w:rPr>
+                <w:b/>
+                <w:color w:val="172033"/>
+                <w:sz w:val="18"/>
+              </w:rPr>
+              <w:t>Midterm Mockup Available</w:t>
+            </w:r>
+          </w:p>
+        </w:tc>
+        <w:tc>
+          <w:tcPr>
+            <w:tcW w:type="dxa" w:w="2520"/>
+            <w:vAlign w:val="center"/>
+            <w:shd w:fill="ECFDF5"/>
+          </w:tcPr>
+          <w:p>
+            <w:pPr>
+              <w:jc w:val="left"/>
+            </w:pPr>
+            <w:r/>
+            <w:r>
+              <w:rPr>
+                <w:b/>
+                <w:color w:val="172033"/>
+                <w:sz w:val="18"/>
+              </w:rPr>
+              <w:t>Final Screenshot Required</w:t>
+            </w:r>
+          </w:p>
+        </w:tc>
+        <w:tc>
+          <w:tcPr>
+            <w:tcW w:type="dxa" w:w="2520"/>
+            <w:vAlign w:val="center"/>
+            <w:shd w:fill="ECFDF5"/>
+          </w:tcPr>
+          <w:p>
+            <w:pPr>
+              <w:jc w:val="left"/>
+            </w:pPr>
+            <w:r/>
+            <w:r>
+              <w:rPr>
+                <w:b/>
+                <w:color w:val="172033"/>
+                <w:sz w:val="18"/>
+              </w:rPr>
+              <w:t>Discussion Needed</w:t>
+            </w:r>
+          </w:p>
+        </w:tc>
+      </w:tr>
+      <w:tr>
+        <w:tc>
+          <w:tcPr>
+            <w:tcW w:type="dxa" w:w="2520"/>
+            <w:vAlign w:val="center"/>
+          </w:tcPr>
+          <w:p>
+            <w:pPr>
+              <w:jc w:val="left"/>
+            </w:pPr>
+            <w:r/>
+            <w:r>
+              <w:rPr>
+                <w:b w:val="0"/>
+                <w:color w:val="172033"/>
+                <w:sz w:val="16"/>
+              </w:rPr>
+              <w:t>Home</w:t>
+            </w:r>
+          </w:p>
+        </w:tc>
+        <w:tc>
+          <w:tcPr>
+            <w:tcW w:type="dxa" w:w="2520"/>
+            <w:vAlign w:val="center"/>
+          </w:tcPr>
+          <w:p>
+            <w:pPr>
+              <w:jc w:val="left"/>
+            </w:pPr>
+            <w:r/>
+            <w:r>
+              <w:rPr>
+                <w:b w:val="0"/>
+                <w:color w:val="172033"/>
+                <w:sz w:val="16"/>
+              </w:rPr>
+              <w:t>Yes</w:t>
+            </w:r>
+          </w:p>
+        </w:tc>
+        <w:tc>
+          <w:tcPr>
+            <w:tcW w:type="dxa" w:w="2520"/>
+            <w:vAlign w:val="center"/>
+          </w:tcPr>
+          <w:p>
+            <w:pPr>
+              <w:jc w:val="left"/>
+            </w:pPr>
+            <w:r/>
+            <w:r>
+              <w:rPr>
+                <w:b w:val="0"/>
+                <w:color w:val="172033"/>
+                <w:sz w:val="16"/>
+              </w:rPr>
+              <w:t>Yes</w:t>
+            </w:r>
+          </w:p>
+        </w:tc>
+        <w:tc>
+          <w:tcPr>
+            <w:tcW w:type="dxa" w:w="2520"/>
+            <w:vAlign w:val="center"/>
+          </w:tcPr>
+          <w:p>
+            <w:pPr>
+              <w:jc w:val="left"/>
+            </w:pPr>
+            <w:r/>
+            <w:r>
+              <w:rPr>
+                <w:b w:val="0"/>
+                <w:color w:val="172033"/>
+                <w:sz w:val="16"/>
+              </w:rPr>
+              <w:t>Explain hero, workflow, and report-preview refinements</w:t>
+            </w:r>
+          </w:p>
+        </w:tc>
+      </w:tr>
+      <w:tr>
+        <w:tc>
+          <w:tcPr>
+            <w:tcW w:type="dxa" w:w="2520"/>
+            <w:vAlign w:val="center"/>
+          </w:tcPr>
+          <w:p>
+            <w:pPr>
+              <w:jc w:val="left"/>
+            </w:pPr>
+            <w:r/>
+            <w:r>
+              <w:rPr>
+                <w:b w:val="0"/>
+                <w:color w:val="172033"/>
+                <w:sz w:val="16"/>
+              </w:rPr>
+              <w:t>Profile</w:t>
+            </w:r>
+          </w:p>
+        </w:tc>
+        <w:tc>
+          <w:tcPr>
+            <w:tcW w:type="dxa" w:w="2520"/>
+            <w:vAlign w:val="center"/>
+          </w:tcPr>
+          <w:p>
+            <w:pPr>
+              <w:jc w:val="left"/>
+            </w:pPr>
+            <w:r/>
+            <w:r>
+              <w:rPr>
+                <w:b w:val="0"/>
+                <w:color w:val="172033"/>
+                <w:sz w:val="16"/>
+              </w:rPr>
+              <w:t>Yes</w:t>
+            </w:r>
+          </w:p>
+        </w:tc>
+        <w:tc>
+          <w:tcPr>
+            <w:tcW w:type="dxa" w:w="2520"/>
+            <w:vAlign w:val="center"/>
+          </w:tcPr>
+          <w:p>
+            <w:pPr>
+              <w:jc w:val="left"/>
+            </w:pPr>
+            <w:r/>
+            <w:r>
+              <w:rPr>
+                <w:b w:val="0"/>
+                <w:color w:val="172033"/>
+                <w:sz w:val="16"/>
+              </w:rPr>
+              <w:t>Yes</w:t>
+            </w:r>
+          </w:p>
+        </w:tc>
+        <w:tc>
+          <w:tcPr>
+            <w:tcW w:type="dxa" w:w="2520"/>
+            <w:vAlign w:val="center"/>
+          </w:tcPr>
+          <w:p>
+            <w:pPr>
+              <w:jc w:val="left"/>
+            </w:pPr>
+            <w:r/>
+            <w:r>
+              <w:rPr>
+                <w:b w:val="0"/>
+                <w:color w:val="172033"/>
+                <w:sz w:val="16"/>
+              </w:rPr>
+              <w:t>Explain autofill fields and validation</w:t>
+            </w:r>
+          </w:p>
+        </w:tc>
+      </w:tr>
+      <w:tr>
+        <w:tc>
+          <w:tcPr>
+            <w:tcW w:type="dxa" w:w="2520"/>
+            <w:vAlign w:val="center"/>
+          </w:tcPr>
+          <w:p>
+            <w:pPr>
+              <w:jc w:val="left"/>
+            </w:pPr>
+            <w:r/>
+            <w:r>
+              <w:rPr>
+                <w:b w:val="0"/>
+                <w:color w:val="172033"/>
+                <w:sz w:val="16"/>
+              </w:rPr>
+              <w:t>Resume workspace</w:t>
+            </w:r>
+          </w:p>
+        </w:tc>
+        <w:tc>
+          <w:tcPr>
+            <w:tcW w:type="dxa" w:w="2520"/>
+            <w:vAlign w:val="center"/>
+          </w:tcPr>
+          <w:p>
+            <w:pPr>
+              <w:jc w:val="left"/>
+            </w:pPr>
+            <w:r/>
+            <w:r>
+              <w:rPr>
+                <w:b w:val="0"/>
+                <w:color w:val="172033"/>
+                <w:sz w:val="16"/>
+              </w:rPr>
+              <w:t>Yes</w:t>
+            </w:r>
+          </w:p>
+        </w:tc>
+        <w:tc>
+          <w:tcPr>
+            <w:tcW w:type="dxa" w:w="2520"/>
+            <w:vAlign w:val="center"/>
+          </w:tcPr>
+          <w:p>
+            <w:pPr>
+              <w:jc w:val="left"/>
+            </w:pPr>
+            <w:r/>
+            <w:r>
+              <w:rPr>
+                <w:b w:val="0"/>
+                <w:color w:val="172033"/>
+                <w:sz w:val="16"/>
+              </w:rPr>
+              <w:t>Yes</w:t>
+            </w:r>
+          </w:p>
+        </w:tc>
+        <w:tc>
+          <w:tcPr>
+            <w:tcW w:type="dxa" w:w="2520"/>
+            <w:vAlign w:val="center"/>
+          </w:tcPr>
+          <w:p>
+            <w:pPr>
+              <w:jc w:val="left"/>
+            </w:pPr>
+            <w:r/>
+            <w:r>
+              <w:rPr>
+                <w:b w:val="0"/>
+                <w:color w:val="172033"/>
+                <w:sz w:val="16"/>
+              </w:rPr>
+              <w:t>Explain error recovery, editable preview, ATS checks, and saved versions</w:t>
+            </w:r>
+          </w:p>
+        </w:tc>
+      </w:tr>
+      <w:tr>
+        <w:tc>
+          <w:tcPr>
+            <w:tcW w:type="dxa" w:w="2520"/>
+            <w:vAlign w:val="center"/>
+          </w:tcPr>
+          <w:p>
+            <w:pPr>
+              <w:jc w:val="left"/>
+            </w:pPr>
+            <w:r/>
+            <w:r>
+              <w:rPr>
+                <w:b w:val="0"/>
+                <w:color w:val="172033"/>
+                <w:sz w:val="16"/>
+              </w:rPr>
+              <w:t>Jobs</w:t>
+            </w:r>
+          </w:p>
+        </w:tc>
+        <w:tc>
+          <w:tcPr>
+            <w:tcW w:type="dxa" w:w="2520"/>
+            <w:vAlign w:val="center"/>
+          </w:tcPr>
+          <w:p>
+            <w:pPr>
+              <w:jc w:val="left"/>
+            </w:pPr>
+            <w:r/>
+            <w:r>
+              <w:rPr>
+                <w:b w:val="0"/>
+                <w:color w:val="172033"/>
+                <w:sz w:val="16"/>
+              </w:rPr>
+              <w:t>Yes</w:t>
+            </w:r>
+          </w:p>
+        </w:tc>
+        <w:tc>
+          <w:tcPr>
+            <w:tcW w:type="dxa" w:w="2520"/>
+            <w:vAlign w:val="center"/>
+          </w:tcPr>
+          <w:p>
+            <w:pPr>
+              <w:jc w:val="left"/>
+            </w:pPr>
+            <w:r/>
+            <w:r>
+              <w:rPr>
+                <w:b w:val="0"/>
+                <w:color w:val="172033"/>
+                <w:sz w:val="16"/>
+              </w:rPr>
+              <w:t>Yes</w:t>
+            </w:r>
+          </w:p>
+        </w:tc>
+        <w:tc>
+          <w:tcPr>
+            <w:tcW w:type="dxa" w:w="2520"/>
+            <w:vAlign w:val="center"/>
+          </w:tcPr>
+          <w:p>
+            <w:pPr>
+              <w:jc w:val="left"/>
+            </w:pPr>
+            <w:r/>
+            <w:r>
+              <w:rPr>
+                <w:b w:val="0"/>
+                <w:color w:val="172033"/>
+                <w:sz w:val="16"/>
+              </w:rPr>
+              <w:t>Explain filters, role insights, quick comparison, and excerpt warnings</w:t>
+            </w:r>
+          </w:p>
+        </w:tc>
+      </w:tr>
+      <w:tr>
+        <w:tc>
+          <w:tcPr>
+            <w:tcW w:type="dxa" w:w="2520"/>
+            <w:vAlign w:val="center"/>
+          </w:tcPr>
+          <w:p>
+            <w:pPr>
+              <w:jc w:val="left"/>
+            </w:pPr>
+            <w:r/>
+            <w:r>
+              <w:rPr>
+                <w:b w:val="0"/>
+                <w:color w:val="172033"/>
+                <w:sz w:val="16"/>
+              </w:rPr>
+              <w:t>Report</w:t>
+            </w:r>
+          </w:p>
+        </w:tc>
+        <w:tc>
+          <w:tcPr>
+            <w:tcW w:type="dxa" w:w="2520"/>
+            <w:vAlign w:val="center"/>
+          </w:tcPr>
+          <w:p>
+            <w:pPr>
+              <w:jc w:val="left"/>
+            </w:pPr>
+            <w:r/>
+            <w:r>
+              <w:rPr>
+                <w:b w:val="0"/>
+                <w:color w:val="172033"/>
+                <w:sz w:val="16"/>
+              </w:rPr>
+              <w:t>Yes</w:t>
+            </w:r>
+          </w:p>
+        </w:tc>
+        <w:tc>
+          <w:tcPr>
+            <w:tcW w:type="dxa" w:w="2520"/>
+            <w:vAlign w:val="center"/>
+          </w:tcPr>
+          <w:p>
+            <w:pPr>
+              <w:jc w:val="left"/>
+            </w:pPr>
+            <w:r/>
+            <w:r>
+              <w:rPr>
+                <w:b w:val="0"/>
+                <w:color w:val="172033"/>
+                <w:sz w:val="16"/>
+              </w:rPr>
+              <w:t>Yes</w:t>
+            </w:r>
+          </w:p>
+        </w:tc>
+        <w:tc>
+          <w:tcPr>
+            <w:tcW w:type="dxa" w:w="2520"/>
+            <w:vAlign w:val="center"/>
+          </w:tcPr>
+          <w:p>
+            <w:pPr>
+              <w:jc w:val="left"/>
+            </w:pPr>
+            <w:r/>
+            <w:r>
+              <w:rPr>
+                <w:b w:val="0"/>
+                <w:color w:val="172033"/>
+                <w:sz w:val="16"/>
+              </w:rPr>
+              <w:t>Explain information hierarchy and actionable guidance</w:t>
+            </w:r>
+          </w:p>
+        </w:tc>
+      </w:tr>
+      <w:tr>
+        <w:tc>
+          <w:tcPr>
+            <w:tcW w:type="dxa" w:w="2520"/>
+            <w:vAlign w:val="center"/>
+          </w:tcPr>
+          <w:p>
+            <w:pPr>
+              <w:jc w:val="left"/>
+            </w:pPr>
+            <w:r/>
+            <w:r>
+              <w:rPr>
+                <w:b w:val="0"/>
+                <w:color w:val="172033"/>
+                <w:sz w:val="16"/>
+              </w:rPr>
+              <w:t>Tracker</w:t>
+            </w:r>
+          </w:p>
+        </w:tc>
+        <w:tc>
+          <w:tcPr>
+            <w:tcW w:type="dxa" w:w="2520"/>
+            <w:vAlign w:val="center"/>
+          </w:tcPr>
+          <w:p>
+            <w:pPr>
+              <w:jc w:val="left"/>
+            </w:pPr>
+            <w:r/>
+            <w:r>
+              <w:rPr>
+                <w:b w:val="0"/>
+                <w:color w:val="172033"/>
+                <w:sz w:val="16"/>
+              </w:rPr>
+              <w:t>Yes</w:t>
+            </w:r>
+          </w:p>
+        </w:tc>
+        <w:tc>
+          <w:tcPr>
+            <w:tcW w:type="dxa" w:w="2520"/>
+            <w:vAlign w:val="center"/>
+          </w:tcPr>
+          <w:p>
+            <w:pPr>
+              <w:jc w:val="left"/>
+            </w:pPr>
+            <w:r/>
+            <w:r>
+              <w:rPr>
+                <w:b w:val="0"/>
+                <w:color w:val="172033"/>
+                <w:sz w:val="16"/>
+              </w:rPr>
+              <w:t>Yes</w:t>
+            </w:r>
+          </w:p>
+        </w:tc>
+        <w:tc>
+          <w:tcPr>
+            <w:tcW w:type="dxa" w:w="2520"/>
+            <w:vAlign w:val="center"/>
+          </w:tcPr>
+          <w:p>
+            <w:pPr>
+              <w:jc w:val="left"/>
+            </w:pPr>
+            <w:r/>
+            <w:r>
+              <w:rPr>
+                <w:b w:val="0"/>
+                <w:color w:val="172033"/>
+                <w:sz w:val="16"/>
+              </w:rPr>
+              <w:t>Explain status stages, tasks, drafts, and follow-up management</w:t>
+            </w:r>
+          </w:p>
+        </w:tc>
+      </w:tr>
+    </w:tbl>
+    <w:p/>
+    <w:p>
       <w:r>
         <w:br w:type="page"/>
       </w:r>
@@ -5862,12 +8592,12 @@
         <w:pStyle w:val="Heading1"/>
       </w:pPr>
       <w:r>
-        <w:t>Appendix A: Editable Architecture Diagram</w:t>
+        <w:t>Appendix F: Editable Architecture Diagram</w:t>
       </w:r>
     </w:p>
     <w:p>
       <w:r>
-        <w:t>Figure A1. Proposed CareerFit client-server architecture. The diagram is editable in Word.</w:t>
+        <w:t>Figure F1. Proposed CareerFit client-server architecture. The diagram is editable in Word.</w:t>
       </w:r>
     </w:p>
     <w:tbl>
@@ -6140,12 +8870,12 @@
         <w:pStyle w:val="Heading1"/>
       </w:pPr>
       <w:r>
-        <w:t>Appendix B: Editable User Workflow</w:t>
+        <w:t>Appendix G: Editable User Workflow</w:t>
       </w:r>
     </w:p>
     <w:p>
       <w:r>
-        <w:t>Figure B1. Proposed CareerFit workflow. Each box is editable in Word.</w:t>
+        <w:t>Figure G1. Proposed CareerFit workflow. Each box is editable in Word.</w:t>
       </w:r>
     </w:p>
     <w:tbl>
@@ -6537,6 +9267,5051 @@
                 <w:sz w:val="18"/>
               </w:rPr>
               <w:t>9. Improve resume and rescan OR add role to tracker</w:t>
+            </w:r>
+          </w:p>
+        </w:tc>
+      </w:tr>
+    </w:tbl>
+    <w:p/>
+    <w:p>
+      <w:pPr>
+        <w:pStyle w:val="Heading1"/>
+      </w:pPr>
+      <w:r>
+        <w:t>Appendix H: Editable Navigation Map</w:t>
+      </w:r>
+    </w:p>
+    <w:p>
+      <w:r>
+        <w:t>Figure H1. Proposed website information architecture. Each item is editable in Word.</w:t>
+      </w:r>
+    </w:p>
+    <w:tbl>
+      <w:tblPr>
+        <w:tblStyle w:val="TableGrid"/>
+        <w:tblW w:type="auto" w:w="0"/>
+        <w:jc w:val="center"/>
+        <w:tblLook w:firstColumn="1" w:firstRow="1" w:lastColumn="0" w:lastRow="0" w:noHBand="0" w:noVBand="1" w:val="04A0"/>
+      </w:tblPr>
+      <w:tblGrid>
+        <w:gridCol w:w="1680"/>
+        <w:gridCol w:w="1680"/>
+        <w:gridCol w:w="1680"/>
+        <w:gridCol w:w="1680"/>
+        <w:gridCol w:w="1680"/>
+        <w:gridCol w:w="1680"/>
+      </w:tblGrid>
+      <w:tr>
+        <w:tc>
+          <w:tcPr>
+            <w:tcW w:type="dxa" w:w="10080"/>
+            <w:gridSpan w:val="6"/>
+            <w:vAlign w:val="center"/>
+            <w:shd w:fill="ECFDF5"/>
+          </w:tcPr>
+          <w:p>
+            <w:pPr>
+              <w:jc w:val="center"/>
+            </w:pPr>
+            <w:r/>
+            <w:r>
+              <w:rPr>
+                <w:b/>
+                <w:color w:val="172033"/>
+                <w:sz w:val="22"/>
+              </w:rPr>
+              <w:t>CareerFit Web Application</w:t>
+            </w:r>
+          </w:p>
+        </w:tc>
+      </w:tr>
+      <w:tr>
+        <w:tc>
+          <w:tcPr>
+            <w:tcW w:type="dxa" w:w="10080"/>
+            <w:gridSpan w:val="6"/>
+            <w:vAlign w:val="center"/>
+          </w:tcPr>
+          <w:p>
+            <w:pPr>
+              <w:jc w:val="center"/>
+            </w:pPr>
+            <w:r/>
+            <w:r>
+              <w:rPr>
+                <w:b/>
+                <w:color w:val="0F766E"/>
+                <w:sz w:val="18"/>
+              </w:rPr>
+              <w:t>Horizontal navigation</w:t>
+            </w:r>
+          </w:p>
+        </w:tc>
+      </w:tr>
+      <w:tr>
+        <w:tc>
+          <w:tcPr>
+            <w:tcW w:type="dxa" w:w="1680"/>
+            <w:vAlign w:val="center"/>
+            <w:shd w:fill="EFF6FF"/>
+          </w:tcPr>
+          <w:p>
+            <w:pPr>
+              <w:jc w:val="center"/>
+            </w:pPr>
+            <w:r/>
+            <w:r>
+              <w:rPr>
+                <w:b/>
+                <w:color w:val="172033"/>
+                <w:sz w:val="18"/>
+              </w:rPr>
+              <w:t>Home</w:t>
+            </w:r>
+          </w:p>
+        </w:tc>
+        <w:tc>
+          <w:tcPr>
+            <w:tcW w:type="dxa" w:w="1680"/>
+            <w:vAlign w:val="center"/>
+            <w:shd w:fill="F8FAFC"/>
+          </w:tcPr>
+          <w:p>
+            <w:pPr>
+              <w:jc w:val="center"/>
+            </w:pPr>
+            <w:r/>
+            <w:r>
+              <w:rPr>
+                <w:b/>
+                <w:color w:val="172033"/>
+                <w:sz w:val="18"/>
+              </w:rPr>
+              <w:t>Profile</w:t>
+            </w:r>
+          </w:p>
+        </w:tc>
+        <w:tc>
+          <w:tcPr>
+            <w:tcW w:type="dxa" w:w="1680"/>
+            <w:vAlign w:val="center"/>
+            <w:shd w:fill="EFF6FF"/>
+          </w:tcPr>
+          <w:p>
+            <w:pPr>
+              <w:jc w:val="center"/>
+            </w:pPr>
+            <w:r/>
+            <w:r>
+              <w:rPr>
+                <w:b/>
+                <w:color w:val="172033"/>
+                <w:sz w:val="18"/>
+              </w:rPr>
+              <w:t>Resume</w:t>
+            </w:r>
+          </w:p>
+        </w:tc>
+        <w:tc>
+          <w:tcPr>
+            <w:tcW w:type="dxa" w:w="1680"/>
+            <w:vAlign w:val="center"/>
+            <w:shd w:fill="F8FAFC"/>
+          </w:tcPr>
+          <w:p>
+            <w:pPr>
+              <w:jc w:val="center"/>
+            </w:pPr>
+            <w:r/>
+            <w:r>
+              <w:rPr>
+                <w:b/>
+                <w:color w:val="172033"/>
+                <w:sz w:val="18"/>
+              </w:rPr>
+              <w:t>Jobs</w:t>
+            </w:r>
+          </w:p>
+        </w:tc>
+        <w:tc>
+          <w:tcPr>
+            <w:tcW w:type="dxa" w:w="1680"/>
+            <w:vAlign w:val="center"/>
+            <w:shd w:fill="EFF6FF"/>
+          </w:tcPr>
+          <w:p>
+            <w:pPr>
+              <w:jc w:val="center"/>
+            </w:pPr>
+            <w:r/>
+            <w:r>
+              <w:rPr>
+                <w:b/>
+                <w:color w:val="172033"/>
+                <w:sz w:val="18"/>
+              </w:rPr>
+              <w:t>Report</w:t>
+            </w:r>
+          </w:p>
+        </w:tc>
+        <w:tc>
+          <w:tcPr>
+            <w:tcW w:type="dxa" w:w="1680"/>
+            <w:vAlign w:val="center"/>
+            <w:shd w:fill="F8FAFC"/>
+          </w:tcPr>
+          <w:p>
+            <w:pPr>
+              <w:jc w:val="center"/>
+            </w:pPr>
+            <w:r/>
+            <w:r>
+              <w:rPr>
+                <w:b/>
+                <w:color w:val="172033"/>
+                <w:sz w:val="18"/>
+              </w:rPr>
+              <w:t>Tracker</w:t>
+            </w:r>
+          </w:p>
+        </w:tc>
+      </w:tr>
+      <w:tr>
+        <w:tc>
+          <w:tcPr>
+            <w:tcW w:type="dxa" w:w="1680"/>
+            <w:vAlign w:val="center"/>
+          </w:tcPr>
+          <w:p>
+            <w:pPr>
+              <w:jc w:val="center"/>
+            </w:pPr>
+            <w:r/>
+            <w:r>
+              <w:rPr>
+                <w:b w:val="0"/>
+                <w:color w:val="172033"/>
+                <w:sz w:val="16"/>
+              </w:rPr>
+              <w:t>Overview</w:t>
+              <w:br/>
+              <w:t>Starting actions</w:t>
+            </w:r>
+          </w:p>
+        </w:tc>
+        <w:tc>
+          <w:tcPr>
+            <w:tcW w:type="dxa" w:w="1680"/>
+            <w:vAlign w:val="center"/>
+          </w:tcPr>
+          <w:p>
+            <w:pPr>
+              <w:jc w:val="center"/>
+            </w:pPr>
+            <w:r/>
+            <w:r>
+              <w:rPr>
+                <w:b w:val="0"/>
+                <w:color w:val="172033"/>
+                <w:sz w:val="16"/>
+              </w:rPr>
+              <w:t>Preferences</w:t>
+              <w:br/>
+              <w:t>Autofill data</w:t>
+            </w:r>
+          </w:p>
+        </w:tc>
+        <w:tc>
+          <w:tcPr>
+            <w:tcW w:type="dxa" w:w="1680"/>
+            <w:vAlign w:val="center"/>
+          </w:tcPr>
+          <w:p>
+            <w:pPr>
+              <w:jc w:val="center"/>
+            </w:pPr>
+            <w:r/>
+            <w:r>
+              <w:rPr>
+                <w:b w:val="0"/>
+                <w:color w:val="172033"/>
+                <w:sz w:val="16"/>
+              </w:rPr>
+              <w:t>Upload</w:t>
+              <w:br/>
+              <w:t>Edit</w:t>
+              <w:br/>
+              <w:t>Save versions</w:t>
+            </w:r>
+          </w:p>
+        </w:tc>
+        <w:tc>
+          <w:tcPr>
+            <w:tcW w:type="dxa" w:w="1680"/>
+            <w:vAlign w:val="center"/>
+          </w:tcPr>
+          <w:p>
+            <w:pPr>
+              <w:jc w:val="center"/>
+            </w:pPr>
+            <w:r/>
+            <w:r>
+              <w:rPr>
+                <w:b w:val="0"/>
+                <w:color w:val="172033"/>
+                <w:sz w:val="16"/>
+              </w:rPr>
+              <w:t>Search</w:t>
+              <w:br/>
+              <w:t>Import</w:t>
+              <w:br/>
+              <w:t>Quick compare</w:t>
+            </w:r>
+          </w:p>
+        </w:tc>
+        <w:tc>
+          <w:tcPr>
+            <w:tcW w:type="dxa" w:w="1680"/>
+            <w:vAlign w:val="center"/>
+          </w:tcPr>
+          <w:p>
+            <w:pPr>
+              <w:jc w:val="center"/>
+            </w:pPr>
+            <w:r/>
+            <w:r>
+              <w:rPr>
+                <w:b w:val="0"/>
+                <w:color w:val="172033"/>
+                <w:sz w:val="16"/>
+              </w:rPr>
+              <w:t>Scores</w:t>
+              <w:br/>
+              <w:t>Evidence</w:t>
+              <w:br/>
+              <w:t>Improve</w:t>
+            </w:r>
+          </w:p>
+        </w:tc>
+        <w:tc>
+          <w:tcPr>
+            <w:tcW w:type="dxa" w:w="1680"/>
+            <w:vAlign w:val="center"/>
+          </w:tcPr>
+          <w:p>
+            <w:pPr>
+              <w:jc w:val="center"/>
+            </w:pPr>
+            <w:r/>
+            <w:r>
+              <w:rPr>
+                <w:b w:val="0"/>
+                <w:color w:val="172033"/>
+                <w:sz w:val="16"/>
+              </w:rPr>
+              <w:t>Stages</w:t>
+              <w:br/>
+              <w:t>Tasks</w:t>
+              <w:br/>
+              <w:t>Follow-ups</w:t>
+            </w:r>
+          </w:p>
+        </w:tc>
+      </w:tr>
+      <w:tr>
+        <w:tc>
+          <w:tcPr>
+            <w:tcW w:type="dxa" w:w="10080"/>
+            <w:gridSpan w:val="6"/>
+            <w:vAlign w:val="center"/>
+            <w:shd w:fill="FFFBEB"/>
+          </w:tcPr>
+          <w:p>
+            <w:pPr>
+              <w:jc w:val="center"/>
+            </w:pPr>
+            <w:r/>
+            <w:r>
+              <w:rPr>
+                <w:b w:val="0"/>
+                <w:color w:val="172033"/>
+                <w:sz w:val="16"/>
+              </w:rPr>
+              <w:t>Public entry points: Home and authentication | Private workspace records: profile, resume versions, reports, and tracked jobs</w:t>
+            </w:r>
+          </w:p>
+        </w:tc>
+      </w:tr>
+    </w:tbl>
+    <w:p/>
+    <w:p>
+      <w:pPr>
+        <w:pStyle w:val="Heading1"/>
+      </w:pPr>
+      <w:r>
+        <w:t>Appendix I: Editable Data Model</w:t>
+      </w:r>
+    </w:p>
+    <w:p>
+      <w:r>
+        <w:t>Figure I1. Proposed CareerFit data relationships. The model is editable in Word.</w:t>
+      </w:r>
+    </w:p>
+    <w:tbl>
+      <w:tblPr>
+        <w:tblStyle w:val="TableGrid"/>
+        <w:tblW w:type="auto" w:w="0"/>
+        <w:jc w:val="center"/>
+        <w:tblLook w:firstColumn="1" w:firstRow="1" w:lastColumn="0" w:lastRow="0" w:noHBand="0" w:noVBand="1" w:val="04A0"/>
+      </w:tblPr>
+      <w:tblGrid>
+        <w:gridCol w:w="3360"/>
+        <w:gridCol w:w="3360"/>
+        <w:gridCol w:w="3360"/>
+      </w:tblGrid>
+      <w:tr>
+        <w:tc>
+          <w:tcPr>
+            <w:tcW w:type="dxa" w:w="3360"/>
+            <w:vAlign w:val="center"/>
+            <w:shd w:fill="EFF6FF"/>
+          </w:tcPr>
+          <w:p>
+            <w:pPr>
+              <w:jc w:val="left"/>
+            </w:pPr>
+            <w:r/>
+            <w:r>
+              <w:rPr>
+                <w:b/>
+                <w:color w:val="172033"/>
+                <w:sz w:val="18"/>
+              </w:rPr>
+              <w:t>User</w:t>
+            </w:r>
+          </w:p>
+        </w:tc>
+        <w:tc>
+          <w:tcPr>
+            <w:tcW w:type="dxa" w:w="3360"/>
+            <w:vAlign w:val="center"/>
+          </w:tcPr>
+          <w:p>
+            <w:pPr>
+              <w:jc w:val="center"/>
+            </w:pPr>
+            <w:r/>
+            <w:r>
+              <w:rPr>
+                <w:b w:val="0"/>
+                <w:color w:val="0F766E"/>
+                <w:sz w:val="16"/>
+              </w:rPr>
+              <w:t>1</w:t>
+            </w:r>
+          </w:p>
+        </w:tc>
+        <w:tc>
+          <w:tcPr>
+            <w:tcW w:type="dxa" w:w="3360"/>
+            <w:vAlign w:val="center"/>
+          </w:tcPr>
+          <w:p>
+            <w:pPr>
+              <w:jc w:val="left"/>
+            </w:pPr>
+            <w:r/>
+            <w:r>
+              <w:rPr>
+                <w:b w:val="0"/>
+                <w:color w:val="172033"/>
+                <w:sz w:val="16"/>
+              </w:rPr>
+              <w:t>Authentication identity</w:t>
+            </w:r>
+          </w:p>
+        </w:tc>
+      </w:tr>
+      <w:tr>
+        <w:tc>
+          <w:tcPr>
+            <w:tcW w:type="dxa" w:w="3360"/>
+            <w:vAlign w:val="center"/>
+            <w:shd w:fill="ECFDF5"/>
+          </w:tcPr>
+          <w:p>
+            <w:pPr>
+              <w:jc w:val="left"/>
+            </w:pPr>
+            <w:r/>
+            <w:r>
+              <w:rPr>
+                <w:b/>
+                <w:color w:val="172033"/>
+                <w:sz w:val="18"/>
+              </w:rPr>
+              <w:t>User Profile</w:t>
+            </w:r>
+          </w:p>
+        </w:tc>
+        <w:tc>
+          <w:tcPr>
+            <w:tcW w:type="dxa" w:w="3360"/>
+            <w:vAlign w:val="center"/>
+          </w:tcPr>
+          <w:p>
+            <w:pPr>
+              <w:jc w:val="center"/>
+            </w:pPr>
+            <w:r/>
+            <w:r>
+              <w:rPr>
+                <w:b w:val="0"/>
+                <w:color w:val="0F766E"/>
+                <w:sz w:val="16"/>
+              </w:rPr>
+              <w:t>1:1 with User</w:t>
+            </w:r>
+          </w:p>
+        </w:tc>
+        <w:tc>
+          <w:tcPr>
+            <w:tcW w:type="dxa" w:w="3360"/>
+            <w:vAlign w:val="center"/>
+          </w:tcPr>
+          <w:p>
+            <w:pPr>
+              <w:jc w:val="left"/>
+            </w:pPr>
+            <w:r/>
+            <w:r>
+              <w:rPr>
+                <w:b w:val="0"/>
+                <w:color w:val="172033"/>
+                <w:sz w:val="16"/>
+              </w:rPr>
+              <w:t>Preferences and autofill</w:t>
+            </w:r>
+          </w:p>
+        </w:tc>
+      </w:tr>
+      <w:tr>
+        <w:tc>
+          <w:tcPr>
+            <w:tcW w:type="dxa" w:w="3360"/>
+            <w:vAlign w:val="center"/>
+            <w:shd w:fill="EFF6FF"/>
+          </w:tcPr>
+          <w:p>
+            <w:pPr>
+              <w:jc w:val="left"/>
+            </w:pPr>
+            <w:r/>
+            <w:r>
+              <w:rPr>
+                <w:b/>
+                <w:color w:val="172033"/>
+                <w:sz w:val="18"/>
+              </w:rPr>
+              <w:t>Resume</w:t>
+            </w:r>
+          </w:p>
+        </w:tc>
+        <w:tc>
+          <w:tcPr>
+            <w:tcW w:type="dxa" w:w="3360"/>
+            <w:vAlign w:val="center"/>
+          </w:tcPr>
+          <w:p>
+            <w:pPr>
+              <w:jc w:val="center"/>
+            </w:pPr>
+            <w:r/>
+            <w:r>
+              <w:rPr>
+                <w:b w:val="0"/>
+                <w:color w:val="0F766E"/>
+                <w:sz w:val="16"/>
+              </w:rPr>
+              <w:t>many per User</w:t>
+            </w:r>
+          </w:p>
+        </w:tc>
+        <w:tc>
+          <w:tcPr>
+            <w:tcW w:type="dxa" w:w="3360"/>
+            <w:vAlign w:val="center"/>
+          </w:tcPr>
+          <w:p>
+            <w:pPr>
+              <w:jc w:val="left"/>
+            </w:pPr>
+            <w:r/>
+            <w:r>
+              <w:rPr>
+                <w:b w:val="0"/>
+                <w:color w:val="172033"/>
+                <w:sz w:val="16"/>
+              </w:rPr>
+              <w:t>Editable resume versions</w:t>
+            </w:r>
+          </w:p>
+        </w:tc>
+      </w:tr>
+      <w:tr>
+        <w:tc>
+          <w:tcPr>
+            <w:tcW w:type="dxa" w:w="3360"/>
+            <w:vAlign w:val="center"/>
+            <w:shd w:fill="ECFDF5"/>
+          </w:tcPr>
+          <w:p>
+            <w:pPr>
+              <w:jc w:val="left"/>
+            </w:pPr>
+            <w:r/>
+            <w:r>
+              <w:rPr>
+                <w:b/>
+                <w:color w:val="172033"/>
+                <w:sz w:val="18"/>
+              </w:rPr>
+              <w:t>Match Report</w:t>
+            </w:r>
+          </w:p>
+        </w:tc>
+        <w:tc>
+          <w:tcPr>
+            <w:tcW w:type="dxa" w:w="3360"/>
+            <w:vAlign w:val="center"/>
+          </w:tcPr>
+          <w:p>
+            <w:pPr>
+              <w:jc w:val="center"/>
+            </w:pPr>
+            <w:r/>
+            <w:r>
+              <w:rPr>
+                <w:b w:val="0"/>
+                <w:color w:val="0F766E"/>
+                <w:sz w:val="16"/>
+              </w:rPr>
+              <w:t>many per User</w:t>
+            </w:r>
+          </w:p>
+        </w:tc>
+        <w:tc>
+          <w:tcPr>
+            <w:tcW w:type="dxa" w:w="3360"/>
+            <w:vAlign w:val="center"/>
+          </w:tcPr>
+          <w:p>
+            <w:pPr>
+              <w:jc w:val="left"/>
+            </w:pPr>
+            <w:r/>
+            <w:r>
+              <w:rPr>
+                <w:b w:val="0"/>
+                <w:color w:val="172033"/>
+                <w:sz w:val="16"/>
+              </w:rPr>
+              <w:t>Comparison snapshots</w:t>
+            </w:r>
+          </w:p>
+        </w:tc>
+      </w:tr>
+      <w:tr>
+        <w:tc>
+          <w:tcPr>
+            <w:tcW w:type="dxa" w:w="3360"/>
+            <w:vAlign w:val="center"/>
+            <w:shd w:fill="EFF6FF"/>
+          </w:tcPr>
+          <w:p>
+            <w:pPr>
+              <w:jc w:val="left"/>
+            </w:pPr>
+            <w:r/>
+            <w:r>
+              <w:rPr>
+                <w:b/>
+                <w:color w:val="172033"/>
+                <w:sz w:val="18"/>
+              </w:rPr>
+              <w:t>Job Description</w:t>
+            </w:r>
+          </w:p>
+        </w:tc>
+        <w:tc>
+          <w:tcPr>
+            <w:tcW w:type="dxa" w:w="3360"/>
+            <w:vAlign w:val="center"/>
+          </w:tcPr>
+          <w:p>
+            <w:pPr>
+              <w:jc w:val="center"/>
+            </w:pPr>
+            <w:r/>
+            <w:r>
+              <w:rPr>
+                <w:b w:val="0"/>
+                <w:color w:val="0F766E"/>
+                <w:sz w:val="16"/>
+              </w:rPr>
+              <w:t>many per User</w:t>
+            </w:r>
+          </w:p>
+        </w:tc>
+        <w:tc>
+          <w:tcPr>
+            <w:tcW w:type="dxa" w:w="3360"/>
+            <w:vAlign w:val="center"/>
+          </w:tcPr>
+          <w:p>
+            <w:pPr>
+              <w:jc w:val="left"/>
+            </w:pPr>
+            <w:r/>
+            <w:r>
+              <w:rPr>
+                <w:b w:val="0"/>
+                <w:color w:val="172033"/>
+                <w:sz w:val="16"/>
+              </w:rPr>
+              <w:t>Selected and tracked roles</w:t>
+            </w:r>
+          </w:p>
+        </w:tc>
+      </w:tr>
+      <w:tr>
+        <w:tc>
+          <w:tcPr>
+            <w:tcW w:type="dxa" w:w="3360"/>
+            <w:vAlign w:val="center"/>
+            <w:shd w:fill="ECFDF5"/>
+          </w:tcPr>
+          <w:p>
+            <w:pPr>
+              <w:jc w:val="left"/>
+            </w:pPr>
+            <w:r/>
+            <w:r>
+              <w:rPr>
+                <w:b/>
+                <w:color w:val="172033"/>
+                <w:sz w:val="18"/>
+              </w:rPr>
+              <w:t>Search Alert</w:t>
+            </w:r>
+          </w:p>
+        </w:tc>
+        <w:tc>
+          <w:tcPr>
+            <w:tcW w:type="dxa" w:w="3360"/>
+            <w:vAlign w:val="center"/>
+          </w:tcPr>
+          <w:p>
+            <w:pPr>
+              <w:jc w:val="center"/>
+            </w:pPr>
+            <w:r/>
+            <w:r>
+              <w:rPr>
+                <w:b w:val="0"/>
+                <w:color w:val="0F766E"/>
+                <w:sz w:val="16"/>
+              </w:rPr>
+              <w:t>many per User</w:t>
+            </w:r>
+          </w:p>
+        </w:tc>
+        <w:tc>
+          <w:tcPr>
+            <w:tcW w:type="dxa" w:w="3360"/>
+            <w:vAlign w:val="center"/>
+          </w:tcPr>
+          <w:p>
+            <w:pPr>
+              <w:jc w:val="left"/>
+            </w:pPr>
+            <w:r/>
+            <w:r>
+              <w:rPr>
+                <w:b w:val="0"/>
+                <w:color w:val="172033"/>
+                <w:sz w:val="16"/>
+              </w:rPr>
+              <w:t>Reusable search filters</w:t>
+            </w:r>
+          </w:p>
+        </w:tc>
+      </w:tr>
+      <w:tr>
+        <w:tc>
+          <w:tcPr>
+            <w:tcW w:type="dxa" w:w="10080"/>
+            <w:gridSpan w:val="3"/>
+            <w:vAlign w:val="center"/>
+            <w:shd w:fill="FFFBEB"/>
+          </w:tcPr>
+          <w:p>
+            <w:pPr>
+              <w:jc w:val="center"/>
+            </w:pPr>
+            <w:r/>
+            <w:r>
+              <w:rPr>
+                <w:b w:val="0"/>
+                <w:color w:val="172033"/>
+                <w:sz w:val="16"/>
+              </w:rPr>
+              <w:t>Match Report links a resume snapshot and a job-description snapshot so historical results remain understandable after later edits.</w:t>
+            </w:r>
+          </w:p>
+        </w:tc>
+      </w:tr>
+    </w:tbl>
+    <w:p/>
+    <w:p>
+      <w:pPr>
+        <w:pStyle w:val="Heading1"/>
+      </w:pPr>
+      <w:r>
+        <w:t>Appendix J: Editable Annotated Screen Mockups</w:t>
+      </w:r>
+    </w:p>
+    <w:p>
+      <w:r>
+        <w:t>These annotated desktop mockups describe the planned prototype before implementation. They are intentionally editable in Word so that the layout and labels can be revised after the midterm review.</w:t>
+      </w:r>
+    </w:p>
+    <w:p>
+      <w:pPr>
+        <w:pStyle w:val="Heading2"/>
+      </w:pPr>
+      <w:r>
+        <w:t>Figure J1. Home Page Mockup</w:t>
+      </w:r>
+    </w:p>
+    <w:tbl>
+      <w:tblPr>
+        <w:tblStyle w:val="TableGrid"/>
+        <w:tblW w:type="auto" w:w="0"/>
+        <w:jc w:val="center"/>
+        <w:tblLook w:firstColumn="1" w:firstRow="1" w:lastColumn="0" w:lastRow="0" w:noHBand="0" w:noVBand="1" w:val="04A0"/>
+      </w:tblPr>
+      <w:tblGrid>
+        <w:gridCol w:w="3360"/>
+        <w:gridCol w:w="3360"/>
+        <w:gridCol w:w="3360"/>
+      </w:tblGrid>
+      <w:tr>
+        <w:tc>
+          <w:tcPr>
+            <w:tcW w:type="dxa" w:w="3360"/>
+            <w:vAlign w:val="center"/>
+            <w:shd w:fill="ECFDF5"/>
+          </w:tcPr>
+          <w:p>
+            <w:pPr>
+              <w:jc w:val="left"/>
+            </w:pPr>
+            <w:r/>
+            <w:r>
+              <w:rPr>
+                <w:b/>
+                <w:color w:val="172033"/>
+                <w:sz w:val="16"/>
+              </w:rPr>
+              <w:t>CareerFit | Home | Profile | Resume | Jobs | Report | Tracker</w:t>
+            </w:r>
+          </w:p>
+        </w:tc>
+        <w:tc>
+          <w:tcPr>
+            <w:tcW w:type="dxa" w:w="3360"/>
+            <w:vAlign w:val="center"/>
+            <w:shd w:fill="ECFDF5"/>
+          </w:tcPr>
+          <w:p>
+            <w:pPr>
+              <w:jc w:val="left"/>
+            </w:pPr>
+            <w:r/>
+            <w:r>
+              <w:rPr>
+                <w:b/>
+                <w:color w:val="172033"/>
+                <w:sz w:val="16"/>
+              </w:rPr>
+            </w:r>
+          </w:p>
+        </w:tc>
+        <w:tc>
+          <w:tcPr>
+            <w:tcW w:type="dxa" w:w="3360"/>
+            <w:vAlign w:val="center"/>
+            <w:shd w:fill="ECFDF5"/>
+          </w:tcPr>
+          <w:p>
+            <w:pPr>
+              <w:jc w:val="left"/>
+            </w:pPr>
+            <w:r/>
+            <w:r>
+              <w:rPr>
+                <w:b/>
+                <w:color w:val="172033"/>
+                <w:sz w:val="16"/>
+              </w:rPr>
+              <w:t>Log in | Sign up</w:t>
+            </w:r>
+          </w:p>
+        </w:tc>
+      </w:tr>
+      <w:tr>
+        <w:tc>
+          <w:tcPr>
+            <w:tcW w:type="dxa" w:w="3360"/>
+            <w:vAlign w:val="center"/>
+            <w:shd w:fill="F8FAFC"/>
+          </w:tcPr>
+          <w:p>
+            <w:pPr>
+              <w:jc w:val="left"/>
+            </w:pPr>
+            <w:r/>
+            <w:r>
+              <w:rPr>
+                <w:b w:val="0"/>
+                <w:color w:val="172033"/>
+                <w:sz w:val="16"/>
+              </w:rPr>
+              <w:t>JOB SEARCH AND RESUME READINESS</w:t>
+            </w:r>
+          </w:p>
+        </w:tc>
+        <w:tc>
+          <w:tcPr>
+            <w:tcW w:type="dxa" w:w="3360"/>
+            <w:vAlign w:val="center"/>
+            <w:shd w:fill="F8FAFC"/>
+          </w:tcPr>
+          <w:p>
+            <w:pPr>
+              <w:jc w:val="left"/>
+            </w:pPr>
+            <w:r/>
+            <w:r>
+              <w:rPr>
+                <w:b w:val="0"/>
+                <w:color w:val="172033"/>
+                <w:sz w:val="16"/>
+              </w:rPr>
+            </w:r>
+          </w:p>
+        </w:tc>
+        <w:tc>
+          <w:tcPr>
+            <w:tcW w:type="dxa" w:w="3360"/>
+            <w:vAlign w:val="center"/>
+            <w:shd w:fill="F8FAFC"/>
+          </w:tcPr>
+          <w:p>
+            <w:pPr>
+              <w:jc w:val="left"/>
+            </w:pPr>
+            <w:r/>
+            <w:r>
+              <w:rPr>
+                <w:b w:val="0"/>
+                <w:color w:val="172033"/>
+                <w:sz w:val="16"/>
+              </w:rPr>
+              <w:t>Hero image: resume workspace</w:t>
+            </w:r>
+          </w:p>
+        </w:tc>
+      </w:tr>
+      <w:tr>
+        <w:tc>
+          <w:tcPr>
+            <w:tcW w:type="dxa" w:w="3360"/>
+            <w:vAlign w:val="center"/>
+            <w:shd w:fill="F8FAFC"/>
+          </w:tcPr>
+          <w:p>
+            <w:pPr>
+              <w:jc w:val="left"/>
+            </w:pPr>
+            <w:r/>
+            <w:r>
+              <w:rPr>
+                <w:b w:val="0"/>
+                <w:color w:val="172033"/>
+                <w:sz w:val="16"/>
+              </w:rPr>
+              <w:t>Turn each job posting into a stronger application.</w:t>
+            </w:r>
+          </w:p>
+        </w:tc>
+        <w:tc>
+          <w:tcPr>
+            <w:tcW w:type="dxa" w:w="3360"/>
+            <w:vAlign w:val="center"/>
+            <w:shd w:fill="F8FAFC"/>
+          </w:tcPr>
+          <w:p>
+            <w:pPr>
+              <w:jc w:val="left"/>
+            </w:pPr>
+            <w:r/>
+            <w:r>
+              <w:rPr>
+                <w:b w:val="0"/>
+                <w:color w:val="172033"/>
+                <w:sz w:val="16"/>
+              </w:rPr>
+            </w:r>
+          </w:p>
+        </w:tc>
+        <w:tc>
+          <w:tcPr>
+            <w:tcW w:type="dxa" w:w="3360"/>
+            <w:vAlign w:val="center"/>
+            <w:shd w:fill="F8FAFC"/>
+          </w:tcPr>
+          <w:p>
+            <w:pPr>
+              <w:jc w:val="left"/>
+            </w:pPr>
+            <w:r/>
+            <w:r>
+              <w:rPr>
+                <w:b w:val="0"/>
+                <w:color w:val="172033"/>
+                <w:sz w:val="16"/>
+              </w:rPr>
+              <w:t>Report preview: 78%</w:t>
+            </w:r>
+          </w:p>
+        </w:tc>
+      </w:tr>
+      <w:tr>
+        <w:tc>
+          <w:tcPr>
+            <w:tcW w:type="dxa" w:w="3360"/>
+            <w:vAlign w:val="center"/>
+            <w:shd w:fill="F8FAFC"/>
+          </w:tcPr>
+          <w:p>
+            <w:pPr>
+              <w:jc w:val="left"/>
+            </w:pPr>
+            <w:r/>
+            <w:r>
+              <w:rPr>
+                <w:b w:val="0"/>
+                <w:color w:val="172033"/>
+                <w:sz w:val="16"/>
+              </w:rPr>
+              <w:t>Upload your resume, find real roles, and see the most useful improvements before you apply.</w:t>
+            </w:r>
+          </w:p>
+        </w:tc>
+        <w:tc>
+          <w:tcPr>
+            <w:tcW w:type="dxa" w:w="3360"/>
+            <w:vAlign w:val="center"/>
+            <w:shd w:fill="F8FAFC"/>
+          </w:tcPr>
+          <w:p>
+            <w:pPr>
+              <w:jc w:val="left"/>
+            </w:pPr>
+            <w:r/>
+            <w:r>
+              <w:rPr>
+                <w:b w:val="0"/>
+                <w:color w:val="172033"/>
+                <w:sz w:val="16"/>
+              </w:rPr>
+            </w:r>
+          </w:p>
+        </w:tc>
+        <w:tc>
+          <w:tcPr>
+            <w:tcW w:type="dxa" w:w="3360"/>
+            <w:vAlign w:val="center"/>
+            <w:shd w:fill="F8FAFC"/>
+          </w:tcPr>
+          <w:p>
+            <w:pPr>
+              <w:jc w:val="left"/>
+            </w:pPr>
+            <w:r/>
+            <w:r>
+              <w:rPr>
+                <w:b w:val="0"/>
+                <w:color w:val="172033"/>
+                <w:sz w:val="16"/>
+              </w:rPr>
+              <w:t>ATS structure: 8/9</w:t>
+            </w:r>
+          </w:p>
+        </w:tc>
+      </w:tr>
+      <w:tr>
+        <w:tc>
+          <w:tcPr>
+            <w:tcW w:type="dxa" w:w="3360"/>
+            <w:vAlign w:val="center"/>
+            <w:shd w:fill="F8FAFC"/>
+          </w:tcPr>
+          <w:p>
+            <w:pPr>
+              <w:jc w:val="left"/>
+            </w:pPr>
+            <w:r/>
+            <w:r>
+              <w:rPr>
+                <w:b w:val="0"/>
+                <w:color w:val="172033"/>
+                <w:sz w:val="16"/>
+              </w:rPr>
+              <w:t>CHECK YOUR RESUME FIT</w:t>
+            </w:r>
+          </w:p>
+        </w:tc>
+        <w:tc>
+          <w:tcPr>
+            <w:tcW w:type="dxa" w:w="3360"/>
+            <w:vAlign w:val="center"/>
+            <w:shd w:fill="F8FAFC"/>
+          </w:tcPr>
+          <w:p>
+            <w:pPr>
+              <w:jc w:val="left"/>
+            </w:pPr>
+            <w:r/>
+            <w:r>
+              <w:rPr>
+                <w:b w:val="0"/>
+                <w:color w:val="172033"/>
+                <w:sz w:val="16"/>
+              </w:rPr>
+              <w:t>SEARCH JOBS</w:t>
+            </w:r>
+          </w:p>
+        </w:tc>
+        <w:tc>
+          <w:tcPr>
+            <w:tcW w:type="dxa" w:w="3360"/>
+            <w:vAlign w:val="center"/>
+            <w:shd w:fill="F8FAFC"/>
+          </w:tcPr>
+          <w:p>
+            <w:pPr>
+              <w:jc w:val="left"/>
+            </w:pPr>
+            <w:r/>
+            <w:r>
+              <w:rPr>
+                <w:b w:val="0"/>
+                <w:color w:val="172033"/>
+                <w:sz w:val="16"/>
+              </w:rPr>
+              <w:t>Skills coverage: 12/16</w:t>
+            </w:r>
+          </w:p>
+        </w:tc>
+      </w:tr>
+      <w:tr>
+        <w:tc>
+          <w:tcPr>
+            <w:tcW w:type="dxa" w:w="3360"/>
+            <w:vAlign w:val="center"/>
+            <w:shd w:fill="F8FAFC"/>
+          </w:tcPr>
+          <w:p>
+            <w:pPr>
+              <w:jc w:val="left"/>
+            </w:pPr>
+            <w:r/>
+            <w:r>
+              <w:rPr>
+                <w:b w:val="0"/>
+                <w:color w:val="172033"/>
+                <w:sz w:val="16"/>
+              </w:rPr>
+              <w:t>1. Add resume</w:t>
+            </w:r>
+          </w:p>
+        </w:tc>
+        <w:tc>
+          <w:tcPr>
+            <w:tcW w:type="dxa" w:w="3360"/>
+            <w:vAlign w:val="center"/>
+            <w:shd w:fill="F8FAFC"/>
+          </w:tcPr>
+          <w:p>
+            <w:pPr>
+              <w:jc w:val="left"/>
+            </w:pPr>
+            <w:r/>
+            <w:r>
+              <w:rPr>
+                <w:b w:val="0"/>
+                <w:color w:val="172033"/>
+                <w:sz w:val="16"/>
+              </w:rPr>
+              <w:t>2. Choose job</w:t>
+            </w:r>
+          </w:p>
+        </w:tc>
+        <w:tc>
+          <w:tcPr>
+            <w:tcW w:type="dxa" w:w="3360"/>
+            <w:vAlign w:val="center"/>
+            <w:shd w:fill="F8FAFC"/>
+          </w:tcPr>
+          <w:p>
+            <w:pPr>
+              <w:jc w:val="left"/>
+            </w:pPr>
+            <w:r/>
+            <w:r>
+              <w:rPr>
+                <w:b w:val="0"/>
+                <w:color w:val="172033"/>
+                <w:sz w:val="16"/>
+              </w:rPr>
+              <w:t>3. Review fit | 4. Improve and track</w:t>
+            </w:r>
+          </w:p>
+        </w:tc>
+      </w:tr>
+      <w:tr>
+        <w:tc>
+          <w:tcPr>
+            <w:tcW w:type="dxa" w:w="3360"/>
+            <w:vAlign w:val="center"/>
+            <w:shd w:fill="F8FAFC"/>
+          </w:tcPr>
+          <w:p>
+            <w:pPr>
+              <w:jc w:val="left"/>
+            </w:pPr>
+            <w:r/>
+            <w:r>
+              <w:rPr>
+                <w:b w:val="0"/>
+                <w:color w:val="172033"/>
+                <w:sz w:val="16"/>
+              </w:rPr>
+              <w:t>Private workspace</w:t>
+            </w:r>
+          </w:p>
+        </w:tc>
+        <w:tc>
+          <w:tcPr>
+            <w:tcW w:type="dxa" w:w="3360"/>
+            <w:vAlign w:val="center"/>
+            <w:shd w:fill="F8FAFC"/>
+          </w:tcPr>
+          <w:p>
+            <w:pPr>
+              <w:jc w:val="left"/>
+            </w:pPr>
+            <w:r/>
+            <w:r>
+              <w:rPr>
+                <w:b w:val="0"/>
+                <w:color w:val="172033"/>
+                <w:sz w:val="16"/>
+              </w:rPr>
+              <w:t>Explainable scores</w:t>
+            </w:r>
+          </w:p>
+        </w:tc>
+        <w:tc>
+          <w:tcPr>
+            <w:tcW w:type="dxa" w:w="3360"/>
+            <w:vAlign w:val="center"/>
+            <w:shd w:fill="F8FAFC"/>
+          </w:tcPr>
+          <w:p>
+            <w:pPr>
+              <w:jc w:val="left"/>
+            </w:pPr>
+            <w:r/>
+            <w:r>
+              <w:rPr>
+                <w:b w:val="0"/>
+                <w:color w:val="172033"/>
+                <w:sz w:val="16"/>
+              </w:rPr>
+              <w:t>Free to start</w:t>
+            </w:r>
+          </w:p>
+        </w:tc>
+      </w:tr>
+    </w:tbl>
+    <w:p/>
+    <w:tbl>
+      <w:tblPr>
+        <w:tblStyle w:val="TableGrid"/>
+        <w:tblW w:type="auto" w:w="0"/>
+        <w:jc w:val="center"/>
+        <w:tblLook w:firstColumn="1" w:firstRow="1" w:lastColumn="0" w:lastRow="0" w:noHBand="0" w:noVBand="1" w:val="04A0"/>
+      </w:tblPr>
+      <w:tblGrid>
+        <w:gridCol w:w="5040"/>
+        <w:gridCol w:w="5040"/>
+      </w:tblGrid>
+      <w:tr>
+        <w:tc>
+          <w:tcPr>
+            <w:tcW w:type="dxa" w:w="5040"/>
+            <w:vAlign w:val="center"/>
+            <w:shd w:fill="ECFDF5"/>
+          </w:tcPr>
+          <w:p>
+            <w:pPr>
+              <w:jc w:val="left"/>
+            </w:pPr>
+            <w:r/>
+            <w:r>
+              <w:rPr>
+                <w:b/>
+                <w:color w:val="0F766E"/>
+                <w:sz w:val="16"/>
+              </w:rPr>
+              <w:t>Primary purpose</w:t>
+            </w:r>
+          </w:p>
+        </w:tc>
+        <w:tc>
+          <w:tcPr>
+            <w:tcW w:type="dxa" w:w="5040"/>
+            <w:vAlign w:val="center"/>
+          </w:tcPr>
+          <w:p>
+            <w:pPr>
+              <w:jc w:val="left"/>
+            </w:pPr>
+            <w:r/>
+            <w:r>
+              <w:rPr>
+                <w:b w:val="0"/>
+                <w:color w:val="172033"/>
+                <w:sz w:val="16"/>
+              </w:rPr>
+              <w:t>Introduce the workflow and provide immediate entry points.</w:t>
+            </w:r>
+          </w:p>
+        </w:tc>
+      </w:tr>
+      <w:tr>
+        <w:tc>
+          <w:tcPr>
+            <w:tcW w:type="dxa" w:w="5040"/>
+            <w:vAlign w:val="center"/>
+            <w:shd w:fill="ECFDF5"/>
+          </w:tcPr>
+          <w:p>
+            <w:pPr>
+              <w:jc w:val="left"/>
+            </w:pPr>
+            <w:r/>
+            <w:r>
+              <w:rPr>
+                <w:b/>
+                <w:color w:val="0F766E"/>
+                <w:sz w:val="16"/>
+              </w:rPr>
+              <w:t>Primary action</w:t>
+            </w:r>
+          </w:p>
+        </w:tc>
+        <w:tc>
+          <w:tcPr>
+            <w:tcW w:type="dxa" w:w="5040"/>
+            <w:vAlign w:val="center"/>
+          </w:tcPr>
+          <w:p>
+            <w:pPr>
+              <w:jc w:val="left"/>
+            </w:pPr>
+            <w:r/>
+            <w:r>
+              <w:rPr>
+                <w:b w:val="0"/>
+                <w:color w:val="172033"/>
+                <w:sz w:val="16"/>
+              </w:rPr>
+              <w:t>Check your resume fit.</w:t>
+            </w:r>
+          </w:p>
+        </w:tc>
+      </w:tr>
+      <w:tr>
+        <w:tc>
+          <w:tcPr>
+            <w:tcW w:type="dxa" w:w="5040"/>
+            <w:vAlign w:val="center"/>
+            <w:shd w:fill="ECFDF5"/>
+          </w:tcPr>
+          <w:p>
+            <w:pPr>
+              <w:jc w:val="left"/>
+            </w:pPr>
+            <w:r/>
+            <w:r>
+              <w:rPr>
+                <w:b/>
+                <w:color w:val="0F766E"/>
+                <w:sz w:val="16"/>
+              </w:rPr>
+              <w:t>Design rationale</w:t>
+            </w:r>
+          </w:p>
+        </w:tc>
+        <w:tc>
+          <w:tcPr>
+            <w:tcW w:type="dxa" w:w="5040"/>
+            <w:vAlign w:val="center"/>
+          </w:tcPr>
+          <w:p>
+            <w:pPr>
+              <w:jc w:val="left"/>
+            </w:pPr>
+            <w:r/>
+            <w:r>
+              <w:rPr>
+                <w:b w:val="0"/>
+                <w:color w:val="172033"/>
+                <w:sz w:val="16"/>
+              </w:rPr>
+              <w:t>The first viewport shows the product value, next action, and an explainable-report preview.</w:t>
+            </w:r>
+          </w:p>
+        </w:tc>
+      </w:tr>
+    </w:tbl>
+    <w:p/>
+    <w:p>
+      <w:pPr>
+        <w:pStyle w:val="Heading2"/>
+      </w:pPr>
+      <w:r>
+        <w:t>Figure J2. Profile Page Mockup</w:t>
+      </w:r>
+    </w:p>
+    <w:tbl>
+      <w:tblPr>
+        <w:tblStyle w:val="TableGrid"/>
+        <w:tblW w:type="auto" w:w="0"/>
+        <w:jc w:val="center"/>
+        <w:tblLook w:firstColumn="1" w:firstRow="1" w:lastColumn="0" w:lastRow="0" w:noHBand="0" w:noVBand="1" w:val="04A0"/>
+      </w:tblPr>
+      <w:tblGrid>
+        <w:gridCol w:w="3360"/>
+        <w:gridCol w:w="3360"/>
+        <w:gridCol w:w="3360"/>
+      </w:tblGrid>
+      <w:tr>
+        <w:tc>
+          <w:tcPr>
+            <w:tcW w:type="dxa" w:w="3360"/>
+            <w:vAlign w:val="center"/>
+            <w:shd w:fill="ECFDF5"/>
+          </w:tcPr>
+          <w:p>
+            <w:pPr>
+              <w:jc w:val="left"/>
+            </w:pPr>
+            <w:r/>
+            <w:r>
+              <w:rPr>
+                <w:b/>
+                <w:color w:val="172033"/>
+                <w:sz w:val="16"/>
+              </w:rPr>
+              <w:t>CareerFit | Home | Profile | Resume | Jobs | Report | Tracker</w:t>
+            </w:r>
+          </w:p>
+        </w:tc>
+        <w:tc>
+          <w:tcPr>
+            <w:tcW w:type="dxa" w:w="3360"/>
+            <w:vAlign w:val="center"/>
+            <w:shd w:fill="ECFDF5"/>
+          </w:tcPr>
+          <w:p>
+            <w:pPr>
+              <w:jc w:val="left"/>
+            </w:pPr>
+            <w:r/>
+            <w:r>
+              <w:rPr>
+                <w:b/>
+                <w:color w:val="172033"/>
+                <w:sz w:val="16"/>
+              </w:rPr>
+            </w:r>
+          </w:p>
+        </w:tc>
+        <w:tc>
+          <w:tcPr>
+            <w:tcW w:type="dxa" w:w="3360"/>
+            <w:vAlign w:val="center"/>
+            <w:shd w:fill="ECFDF5"/>
+          </w:tcPr>
+          <w:p>
+            <w:pPr>
+              <w:jc w:val="left"/>
+            </w:pPr>
+            <w:r/>
+            <w:r>
+              <w:rPr>
+                <w:b/>
+                <w:color w:val="172033"/>
+                <w:sz w:val="16"/>
+              </w:rPr>
+              <w:t>Signed-in user</w:t>
+            </w:r>
+          </w:p>
+        </w:tc>
+      </w:tr>
+      <w:tr>
+        <w:tc>
+          <w:tcPr>
+            <w:tcW w:type="dxa" w:w="3360"/>
+            <w:vAlign w:val="center"/>
+            <w:shd w:fill="F8FAFC"/>
+          </w:tcPr>
+          <w:p>
+            <w:pPr>
+              <w:jc w:val="left"/>
+            </w:pPr>
+            <w:r/>
+            <w:r>
+              <w:rPr>
+                <w:b w:val="0"/>
+                <w:color w:val="172033"/>
+                <w:sz w:val="16"/>
+              </w:rPr>
+              <w:t>Candidate profile</w:t>
+            </w:r>
+          </w:p>
+        </w:tc>
+        <w:tc>
+          <w:tcPr>
+            <w:tcW w:type="dxa" w:w="3360"/>
+            <w:vAlign w:val="center"/>
+            <w:shd w:fill="F8FAFC"/>
+          </w:tcPr>
+          <w:p>
+            <w:pPr>
+              <w:jc w:val="left"/>
+            </w:pPr>
+            <w:r/>
+            <w:r>
+              <w:rPr>
+                <w:b w:val="0"/>
+                <w:color w:val="172033"/>
+                <w:sz w:val="16"/>
+              </w:rPr>
+            </w:r>
+          </w:p>
+        </w:tc>
+        <w:tc>
+          <w:tcPr>
+            <w:tcW w:type="dxa" w:w="3360"/>
+            <w:vAlign w:val="center"/>
+            <w:shd w:fill="F8FAFC"/>
+          </w:tcPr>
+          <w:p>
+            <w:pPr>
+              <w:jc w:val="left"/>
+            </w:pPr>
+            <w:r/>
+            <w:r>
+              <w:rPr>
+                <w:b w:val="0"/>
+                <w:color w:val="172033"/>
+                <w:sz w:val="16"/>
+              </w:rPr>
+              <w:t>Profile completion</w:t>
+            </w:r>
+          </w:p>
+        </w:tc>
+      </w:tr>
+      <w:tr>
+        <w:tc>
+          <w:tcPr>
+            <w:tcW w:type="dxa" w:w="3360"/>
+            <w:vAlign w:val="center"/>
+            <w:shd w:fill="F8FAFC"/>
+          </w:tcPr>
+          <w:p>
+            <w:pPr>
+              <w:jc w:val="left"/>
+            </w:pPr>
+            <w:r/>
+            <w:r>
+              <w:rPr>
+                <w:b w:val="0"/>
+                <w:color w:val="172033"/>
+                <w:sz w:val="16"/>
+              </w:rPr>
+              <w:t>Name</w:t>
+            </w:r>
+          </w:p>
+        </w:tc>
+        <w:tc>
+          <w:tcPr>
+            <w:tcW w:type="dxa" w:w="3360"/>
+            <w:vAlign w:val="center"/>
+            <w:shd w:fill="F8FAFC"/>
+          </w:tcPr>
+          <w:p>
+            <w:pPr>
+              <w:jc w:val="left"/>
+            </w:pPr>
+            <w:r/>
+            <w:r>
+              <w:rPr>
+                <w:b w:val="0"/>
+                <w:color w:val="172033"/>
+                <w:sz w:val="16"/>
+              </w:rPr>
+              <w:t>Email</w:t>
+            </w:r>
+          </w:p>
+        </w:tc>
+        <w:tc>
+          <w:tcPr>
+            <w:tcW w:type="dxa" w:w="3360"/>
+            <w:vAlign w:val="center"/>
+            <w:shd w:fill="F8FAFC"/>
+          </w:tcPr>
+          <w:p>
+            <w:pPr>
+              <w:jc w:val="left"/>
+            </w:pPr>
+            <w:r/>
+            <w:r>
+              <w:rPr>
+                <w:b w:val="0"/>
+                <w:color w:val="172033"/>
+                <w:sz w:val="16"/>
+              </w:rPr>
+              <w:t>Phone</w:t>
+            </w:r>
+          </w:p>
+        </w:tc>
+      </w:tr>
+      <w:tr>
+        <w:tc>
+          <w:tcPr>
+            <w:tcW w:type="dxa" w:w="3360"/>
+            <w:vAlign w:val="center"/>
+            <w:shd w:fill="F8FAFC"/>
+          </w:tcPr>
+          <w:p>
+            <w:pPr>
+              <w:jc w:val="left"/>
+            </w:pPr>
+            <w:r/>
+            <w:r>
+              <w:rPr>
+                <w:b w:val="0"/>
+                <w:color w:val="172033"/>
+                <w:sz w:val="16"/>
+              </w:rPr>
+              <w:t>Location</w:t>
+            </w:r>
+          </w:p>
+        </w:tc>
+        <w:tc>
+          <w:tcPr>
+            <w:tcW w:type="dxa" w:w="3360"/>
+            <w:vAlign w:val="center"/>
+            <w:shd w:fill="F8FAFC"/>
+          </w:tcPr>
+          <w:p>
+            <w:pPr>
+              <w:jc w:val="left"/>
+            </w:pPr>
+            <w:r/>
+            <w:r>
+              <w:rPr>
+                <w:b w:val="0"/>
+                <w:color w:val="172033"/>
+                <w:sz w:val="16"/>
+              </w:rPr>
+              <w:t>Target role</w:t>
+            </w:r>
+          </w:p>
+        </w:tc>
+        <w:tc>
+          <w:tcPr>
+            <w:tcW w:type="dxa" w:w="3360"/>
+            <w:vAlign w:val="center"/>
+            <w:shd w:fill="F8FAFC"/>
+          </w:tcPr>
+          <w:p>
+            <w:pPr>
+              <w:jc w:val="left"/>
+            </w:pPr>
+            <w:r/>
+            <w:r>
+              <w:rPr>
+                <w:b w:val="0"/>
+                <w:color w:val="172033"/>
+                <w:sz w:val="16"/>
+              </w:rPr>
+              <w:t>Experience level</w:t>
+            </w:r>
+          </w:p>
+        </w:tc>
+      </w:tr>
+      <w:tr>
+        <w:tc>
+          <w:tcPr>
+            <w:tcW w:type="dxa" w:w="3360"/>
+            <w:vAlign w:val="center"/>
+            <w:shd w:fill="F8FAFC"/>
+          </w:tcPr>
+          <w:p>
+            <w:pPr>
+              <w:jc w:val="left"/>
+            </w:pPr>
+            <w:r/>
+            <w:r>
+              <w:rPr>
+                <w:b w:val="0"/>
+                <w:color w:val="172033"/>
+                <w:sz w:val="16"/>
+              </w:rPr>
+              <w:t>Workplace preference</w:t>
+            </w:r>
+          </w:p>
+        </w:tc>
+        <w:tc>
+          <w:tcPr>
+            <w:tcW w:type="dxa" w:w="3360"/>
+            <w:vAlign w:val="center"/>
+            <w:shd w:fill="F8FAFC"/>
+          </w:tcPr>
+          <w:p>
+            <w:pPr>
+              <w:jc w:val="left"/>
+            </w:pPr>
+            <w:r/>
+            <w:r>
+              <w:rPr>
+                <w:b w:val="0"/>
+                <w:color w:val="172033"/>
+                <w:sz w:val="16"/>
+              </w:rPr>
+              <w:t>Professional summary</w:t>
+            </w:r>
+          </w:p>
+        </w:tc>
+        <w:tc>
+          <w:tcPr>
+            <w:tcW w:type="dxa" w:w="3360"/>
+            <w:vAlign w:val="center"/>
+            <w:shd w:fill="F8FAFC"/>
+          </w:tcPr>
+          <w:p>
+            <w:pPr>
+              <w:jc w:val="left"/>
+            </w:pPr>
+            <w:r/>
+            <w:r>
+              <w:rPr>
+                <w:b w:val="0"/>
+                <w:color w:val="172033"/>
+                <w:sz w:val="16"/>
+              </w:rPr>
+            </w:r>
+          </w:p>
+        </w:tc>
+      </w:tr>
+      <w:tr>
+        <w:tc>
+          <w:tcPr>
+            <w:tcW w:type="dxa" w:w="3360"/>
+            <w:vAlign w:val="center"/>
+            <w:shd w:fill="F8FAFC"/>
+          </w:tcPr>
+          <w:p>
+            <w:pPr>
+              <w:jc w:val="left"/>
+            </w:pPr>
+            <w:r/>
+            <w:r>
+              <w:rPr>
+                <w:b w:val="0"/>
+                <w:color w:val="172033"/>
+                <w:sz w:val="16"/>
+              </w:rPr>
+              <w:t>SAVE PROFILE</w:t>
+            </w:r>
+          </w:p>
+        </w:tc>
+        <w:tc>
+          <w:tcPr>
+            <w:tcW w:type="dxa" w:w="3360"/>
+            <w:vAlign w:val="center"/>
+            <w:shd w:fill="F8FAFC"/>
+          </w:tcPr>
+          <w:p>
+            <w:pPr>
+              <w:jc w:val="left"/>
+            </w:pPr>
+            <w:r/>
+            <w:r>
+              <w:rPr>
+                <w:b w:val="0"/>
+                <w:color w:val="172033"/>
+                <w:sz w:val="16"/>
+              </w:rPr>
+              <w:t>Saved confirmation / validation message</w:t>
+            </w:r>
+          </w:p>
+        </w:tc>
+        <w:tc>
+          <w:tcPr>
+            <w:tcW w:type="dxa" w:w="3360"/>
+            <w:vAlign w:val="center"/>
+            <w:shd w:fill="F8FAFC"/>
+          </w:tcPr>
+          <w:p>
+            <w:pPr>
+              <w:jc w:val="left"/>
+            </w:pPr>
+            <w:r/>
+            <w:r>
+              <w:rPr>
+                <w:b w:val="0"/>
+                <w:color w:val="172033"/>
+                <w:sz w:val="16"/>
+              </w:rPr>
+            </w:r>
+          </w:p>
+        </w:tc>
+      </w:tr>
+    </w:tbl>
+    <w:p/>
+    <w:tbl>
+      <w:tblPr>
+        <w:tblStyle w:val="TableGrid"/>
+        <w:tblW w:type="auto" w:w="0"/>
+        <w:jc w:val="center"/>
+        <w:tblLook w:firstColumn="1" w:firstRow="1" w:lastColumn="0" w:lastRow="0" w:noHBand="0" w:noVBand="1" w:val="04A0"/>
+      </w:tblPr>
+      <w:tblGrid>
+        <w:gridCol w:w="5040"/>
+        <w:gridCol w:w="5040"/>
+      </w:tblGrid>
+      <w:tr>
+        <w:tc>
+          <w:tcPr>
+            <w:tcW w:type="dxa" w:w="5040"/>
+            <w:vAlign w:val="center"/>
+            <w:shd w:fill="ECFDF5"/>
+          </w:tcPr>
+          <w:p>
+            <w:pPr>
+              <w:jc w:val="left"/>
+            </w:pPr>
+            <w:r/>
+            <w:r>
+              <w:rPr>
+                <w:b/>
+                <w:color w:val="0F766E"/>
+                <w:sz w:val="16"/>
+              </w:rPr>
+              <w:t>Primary purpose</w:t>
+            </w:r>
+          </w:p>
+        </w:tc>
+        <w:tc>
+          <w:tcPr>
+            <w:tcW w:type="dxa" w:w="5040"/>
+            <w:vAlign w:val="center"/>
+          </w:tcPr>
+          <w:p>
+            <w:pPr>
+              <w:jc w:val="left"/>
+            </w:pPr>
+            <w:r/>
+            <w:r>
+              <w:rPr>
+                <w:b w:val="0"/>
+                <w:color w:val="172033"/>
+                <w:sz w:val="16"/>
+              </w:rPr>
+              <w:t>Capture candidate preferences and reduce repeated search input.</w:t>
+            </w:r>
+          </w:p>
+        </w:tc>
+      </w:tr>
+      <w:tr>
+        <w:tc>
+          <w:tcPr>
+            <w:tcW w:type="dxa" w:w="5040"/>
+            <w:vAlign w:val="center"/>
+            <w:shd w:fill="ECFDF5"/>
+          </w:tcPr>
+          <w:p>
+            <w:pPr>
+              <w:jc w:val="left"/>
+            </w:pPr>
+            <w:r/>
+            <w:r>
+              <w:rPr>
+                <w:b/>
+                <w:color w:val="0F766E"/>
+                <w:sz w:val="16"/>
+              </w:rPr>
+              <w:t>Autofill</w:t>
+            </w:r>
+          </w:p>
+        </w:tc>
+        <w:tc>
+          <w:tcPr>
+            <w:tcW w:type="dxa" w:w="5040"/>
+            <w:vAlign w:val="center"/>
+          </w:tcPr>
+          <w:p>
+            <w:pPr>
+              <w:jc w:val="left"/>
+            </w:pPr>
+            <w:r/>
+            <w:r>
+              <w:rPr>
+                <w:b w:val="0"/>
+                <w:color w:val="172033"/>
+                <w:sz w:val="16"/>
+              </w:rPr>
+              <w:t>Target role and location prefill job search fields while remaining editable.</w:t>
+            </w:r>
+          </w:p>
+        </w:tc>
+      </w:tr>
+      <w:tr>
+        <w:tc>
+          <w:tcPr>
+            <w:tcW w:type="dxa" w:w="5040"/>
+            <w:vAlign w:val="center"/>
+            <w:shd w:fill="ECFDF5"/>
+          </w:tcPr>
+          <w:p>
+            <w:pPr>
+              <w:jc w:val="left"/>
+            </w:pPr>
+            <w:r/>
+            <w:r>
+              <w:rPr>
+                <w:b/>
+                <w:color w:val="0F766E"/>
+                <w:sz w:val="16"/>
+              </w:rPr>
+              <w:t>Feedback</w:t>
+            </w:r>
+          </w:p>
+        </w:tc>
+        <w:tc>
+          <w:tcPr>
+            <w:tcW w:type="dxa" w:w="5040"/>
+            <w:vAlign w:val="center"/>
+          </w:tcPr>
+          <w:p>
+            <w:pPr>
+              <w:jc w:val="left"/>
+            </w:pPr>
+            <w:r/>
+            <w:r>
+              <w:rPr>
+                <w:b w:val="0"/>
+                <w:color w:val="172033"/>
+                <w:sz w:val="16"/>
+              </w:rPr>
+              <w:t>Display save confirmation and field-specific validation messages.</w:t>
+            </w:r>
+          </w:p>
+        </w:tc>
+      </w:tr>
+    </w:tbl>
+    <w:p/>
+    <w:p>
+      <w:pPr>
+        <w:pStyle w:val="Heading2"/>
+      </w:pPr>
+      <w:r>
+        <w:t>Figure J3. Resume Workspace Mockup</w:t>
+      </w:r>
+    </w:p>
+    <w:tbl>
+      <w:tblPr>
+        <w:tblStyle w:val="TableGrid"/>
+        <w:tblW w:type="auto" w:w="0"/>
+        <w:jc w:val="center"/>
+        <w:tblLook w:firstColumn="1" w:firstRow="1" w:lastColumn="0" w:lastRow="0" w:noHBand="0" w:noVBand="1" w:val="04A0"/>
+      </w:tblPr>
+      <w:tblGrid>
+        <w:gridCol w:w="3360"/>
+        <w:gridCol w:w="3360"/>
+        <w:gridCol w:w="3360"/>
+      </w:tblGrid>
+      <w:tr>
+        <w:tc>
+          <w:tcPr>
+            <w:tcW w:type="dxa" w:w="3360"/>
+            <w:vAlign w:val="center"/>
+            <w:shd w:fill="ECFDF5"/>
+          </w:tcPr>
+          <w:p>
+            <w:pPr>
+              <w:jc w:val="left"/>
+            </w:pPr>
+            <w:r/>
+            <w:r>
+              <w:rPr>
+                <w:b/>
+                <w:color w:val="172033"/>
+                <w:sz w:val="16"/>
+              </w:rPr>
+              <w:t>CareerFit | Home | Profile | Resume | Jobs | Report | Tracker</w:t>
+            </w:r>
+          </w:p>
+        </w:tc>
+        <w:tc>
+          <w:tcPr>
+            <w:tcW w:type="dxa" w:w="3360"/>
+            <w:vAlign w:val="center"/>
+            <w:shd w:fill="ECFDF5"/>
+          </w:tcPr>
+          <w:p>
+            <w:pPr>
+              <w:jc w:val="left"/>
+            </w:pPr>
+            <w:r/>
+            <w:r>
+              <w:rPr>
+                <w:b/>
+                <w:color w:val="172033"/>
+                <w:sz w:val="16"/>
+              </w:rPr>
+            </w:r>
+          </w:p>
+        </w:tc>
+        <w:tc>
+          <w:tcPr>
+            <w:tcW w:type="dxa" w:w="3360"/>
+            <w:vAlign w:val="center"/>
+            <w:shd w:fill="ECFDF5"/>
+          </w:tcPr>
+          <w:p>
+            <w:pPr>
+              <w:jc w:val="left"/>
+            </w:pPr>
+            <w:r/>
+            <w:r>
+              <w:rPr>
+                <w:b/>
+                <w:color w:val="172033"/>
+                <w:sz w:val="16"/>
+              </w:rPr>
+              <w:t>Load sample</w:t>
+            </w:r>
+          </w:p>
+        </w:tc>
+      </w:tr>
+      <w:tr>
+        <w:tc>
+          <w:tcPr>
+            <w:tcW w:type="dxa" w:w="3360"/>
+            <w:vAlign w:val="center"/>
+            <w:shd w:fill="F8FAFC"/>
+          </w:tcPr>
+          <w:p>
+            <w:pPr>
+              <w:jc w:val="left"/>
+            </w:pPr>
+            <w:r/>
+            <w:r>
+              <w:rPr>
+                <w:b w:val="0"/>
+                <w:color w:val="172033"/>
+                <w:sz w:val="16"/>
+              </w:rPr>
+              <w:t>Resume workspace: Add the resume you want to improve</w:t>
+            </w:r>
+          </w:p>
+        </w:tc>
+        <w:tc>
+          <w:tcPr>
+            <w:tcW w:type="dxa" w:w="3360"/>
+            <w:vAlign w:val="center"/>
+            <w:shd w:fill="F8FAFC"/>
+          </w:tcPr>
+          <w:p>
+            <w:pPr>
+              <w:jc w:val="left"/>
+            </w:pPr>
+            <w:r/>
+            <w:r>
+              <w:rPr>
+                <w:b w:val="0"/>
+                <w:color w:val="172033"/>
+                <w:sz w:val="16"/>
+              </w:rPr>
+            </w:r>
+          </w:p>
+        </w:tc>
+        <w:tc>
+          <w:tcPr>
+            <w:tcW w:type="dxa" w:w="3360"/>
+            <w:vAlign w:val="center"/>
+            <w:shd w:fill="F8FAFC"/>
+          </w:tcPr>
+          <w:p>
+            <w:pPr>
+              <w:jc w:val="left"/>
+            </w:pPr>
+            <w:r/>
+            <w:r>
+              <w:rPr>
+                <w:b w:val="0"/>
+                <w:color w:val="172033"/>
+                <w:sz w:val="16"/>
+              </w:rPr>
+            </w:r>
+          </w:p>
+        </w:tc>
+      </w:tr>
+      <w:tr>
+        <w:tc>
+          <w:tcPr>
+            <w:tcW w:type="dxa" w:w="3360"/>
+            <w:vAlign w:val="center"/>
+            <w:shd w:fill="F8FAFC"/>
+          </w:tcPr>
+          <w:p>
+            <w:pPr>
+              <w:jc w:val="left"/>
+            </w:pPr>
+            <w:r/>
+            <w:r>
+              <w:rPr>
+                <w:b w:val="0"/>
+                <w:color w:val="172033"/>
+                <w:sz w:val="16"/>
+              </w:rPr>
+              <w:t>Upload PDF / DOCX / TXT</w:t>
+            </w:r>
+          </w:p>
+        </w:tc>
+        <w:tc>
+          <w:tcPr>
+            <w:tcW w:type="dxa" w:w="3360"/>
+            <w:vAlign w:val="center"/>
+            <w:shd w:fill="F8FAFC"/>
+          </w:tcPr>
+          <w:p>
+            <w:pPr>
+              <w:jc w:val="left"/>
+            </w:pPr>
+            <w:r/>
+            <w:r>
+              <w:rPr>
+                <w:b w:val="0"/>
+                <w:color w:val="172033"/>
+                <w:sz w:val="16"/>
+              </w:rPr>
+              <w:t>Editable resume text preview</w:t>
+            </w:r>
+          </w:p>
+        </w:tc>
+        <w:tc>
+          <w:tcPr>
+            <w:tcW w:type="dxa" w:w="3360"/>
+            <w:vAlign w:val="center"/>
+            <w:shd w:fill="F8FAFC"/>
+          </w:tcPr>
+          <w:p>
+            <w:pPr>
+              <w:jc w:val="left"/>
+            </w:pPr>
+            <w:r/>
+            <w:r>
+              <w:rPr>
+                <w:b w:val="0"/>
+                <w:color w:val="172033"/>
+                <w:sz w:val="16"/>
+              </w:rPr>
+              <w:t>Saved versions</w:t>
+            </w:r>
+          </w:p>
+        </w:tc>
+      </w:tr>
+      <w:tr>
+        <w:tc>
+          <w:tcPr>
+            <w:tcW w:type="dxa" w:w="3360"/>
+            <w:vAlign w:val="center"/>
+            <w:shd w:fill="F8FAFC"/>
+          </w:tcPr>
+          <w:p>
+            <w:pPr>
+              <w:jc w:val="left"/>
+            </w:pPr>
+            <w:r/>
+            <w:r>
+              <w:rPr>
+                <w:b w:val="0"/>
+                <w:color w:val="172033"/>
+                <w:sz w:val="16"/>
+              </w:rPr>
+              <w:t>Uploading / success / error feedback</w:t>
+            </w:r>
+          </w:p>
+        </w:tc>
+        <w:tc>
+          <w:tcPr>
+            <w:tcW w:type="dxa" w:w="3360"/>
+            <w:vAlign w:val="center"/>
+            <w:shd w:fill="F8FAFC"/>
+          </w:tcPr>
+          <w:p>
+            <w:pPr>
+              <w:jc w:val="left"/>
+            </w:pPr>
+            <w:r/>
+            <w:r>
+              <w:rPr>
+                <w:b w:val="0"/>
+                <w:color w:val="172033"/>
+                <w:sz w:val="16"/>
+              </w:rPr>
+              <w:t>Text editor with extracted content</w:t>
+            </w:r>
+          </w:p>
+        </w:tc>
+        <w:tc>
+          <w:tcPr>
+            <w:tcW w:type="dxa" w:w="3360"/>
+            <w:vAlign w:val="center"/>
+            <w:shd w:fill="F8FAFC"/>
+          </w:tcPr>
+          <w:p>
+            <w:pPr>
+              <w:jc w:val="left"/>
+            </w:pPr>
+            <w:r/>
+            <w:r>
+              <w:rPr>
+                <w:b w:val="0"/>
+                <w:color w:val="172033"/>
+                <w:sz w:val="16"/>
+              </w:rPr>
+              <w:t>Version name | Save</w:t>
+            </w:r>
+          </w:p>
+        </w:tc>
+      </w:tr>
+      <w:tr>
+        <w:tc>
+          <w:tcPr>
+            <w:tcW w:type="dxa" w:w="3360"/>
+            <w:vAlign w:val="center"/>
+            <w:shd w:fill="F8FAFC"/>
+          </w:tcPr>
+          <w:p>
+            <w:pPr>
+              <w:jc w:val="left"/>
+            </w:pPr>
+            <w:r/>
+            <w:r>
+              <w:rPr>
+                <w:b w:val="0"/>
+                <w:color w:val="172033"/>
+                <w:sz w:val="16"/>
+              </w:rPr>
+              <w:t>Accepted file types and 5 MB limit</w:t>
+            </w:r>
+          </w:p>
+        </w:tc>
+        <w:tc>
+          <w:tcPr>
+            <w:tcW w:type="dxa" w:w="3360"/>
+            <w:vAlign w:val="center"/>
+            <w:shd w:fill="F8FAFC"/>
+          </w:tcPr>
+          <w:p>
+            <w:pPr>
+              <w:jc w:val="left"/>
+            </w:pPr>
+            <w:r/>
+            <w:r>
+              <w:rPr>
+                <w:b w:val="0"/>
+                <w:color w:val="172033"/>
+                <w:sz w:val="16"/>
+              </w:rPr>
+              <w:t>Word count | Character count</w:t>
+            </w:r>
+          </w:p>
+        </w:tc>
+        <w:tc>
+          <w:tcPr>
+            <w:tcW w:type="dxa" w:w="3360"/>
+            <w:vAlign w:val="center"/>
+            <w:shd w:fill="F8FAFC"/>
+          </w:tcPr>
+          <w:p>
+            <w:pPr>
+              <w:jc w:val="left"/>
+            </w:pPr>
+            <w:r/>
+            <w:r>
+              <w:rPr>
+                <w:b w:val="0"/>
+                <w:color w:val="172033"/>
+                <w:sz w:val="16"/>
+              </w:rPr>
+              <w:t>Load version | Delete</w:t>
+            </w:r>
+          </w:p>
+        </w:tc>
+      </w:tr>
+      <w:tr>
+        <w:tc>
+          <w:tcPr>
+            <w:tcW w:type="dxa" w:w="3360"/>
+            <w:vAlign w:val="center"/>
+            <w:shd w:fill="F8FAFC"/>
+          </w:tcPr>
+          <w:p>
+            <w:pPr>
+              <w:jc w:val="left"/>
+            </w:pPr>
+            <w:r/>
+            <w:r>
+              <w:rPr>
+                <w:b w:val="0"/>
+                <w:color w:val="172033"/>
+                <w:sz w:val="16"/>
+              </w:rPr>
+            </w:r>
+          </w:p>
+        </w:tc>
+        <w:tc>
+          <w:tcPr>
+            <w:tcW w:type="dxa" w:w="3360"/>
+            <w:vAlign w:val="center"/>
+            <w:shd w:fill="F8FAFC"/>
+          </w:tcPr>
+          <w:p>
+            <w:pPr>
+              <w:jc w:val="left"/>
+            </w:pPr>
+            <w:r/>
+            <w:r>
+              <w:rPr>
+                <w:b w:val="0"/>
+                <w:color w:val="172033"/>
+                <w:sz w:val="16"/>
+              </w:rPr>
+              <w:t>CLEAR RESUME | CONTINUE TO JOBS</w:t>
+            </w:r>
+          </w:p>
+        </w:tc>
+        <w:tc>
+          <w:tcPr>
+            <w:tcW w:type="dxa" w:w="3360"/>
+            <w:vAlign w:val="center"/>
+            <w:shd w:fill="F8FAFC"/>
+          </w:tcPr>
+          <w:p>
+            <w:pPr>
+              <w:jc w:val="left"/>
+            </w:pPr>
+            <w:r/>
+            <w:r>
+              <w:rPr>
+                <w:b w:val="0"/>
+                <w:color w:val="172033"/>
+                <w:sz w:val="16"/>
+              </w:rPr>
+              <w:t>ATS preparation: 7/9</w:t>
+            </w:r>
+          </w:p>
+        </w:tc>
+      </w:tr>
+    </w:tbl>
+    <w:p/>
+    <w:tbl>
+      <w:tblPr>
+        <w:tblStyle w:val="TableGrid"/>
+        <w:tblW w:type="auto" w:w="0"/>
+        <w:jc w:val="center"/>
+        <w:tblLook w:firstColumn="1" w:firstRow="1" w:lastColumn="0" w:lastRow="0" w:noHBand="0" w:noVBand="1" w:val="04A0"/>
+      </w:tblPr>
+      <w:tblGrid>
+        <w:gridCol w:w="5040"/>
+        <w:gridCol w:w="5040"/>
+      </w:tblGrid>
+      <w:tr>
+        <w:tc>
+          <w:tcPr>
+            <w:tcW w:type="dxa" w:w="5040"/>
+            <w:vAlign w:val="center"/>
+            <w:shd w:fill="ECFDF5"/>
+          </w:tcPr>
+          <w:p>
+            <w:pPr>
+              <w:jc w:val="left"/>
+            </w:pPr>
+            <w:r/>
+            <w:r>
+              <w:rPr>
+                <w:b/>
+                <w:color w:val="0F766E"/>
+                <w:sz w:val="16"/>
+              </w:rPr>
+              <w:t>Primary purpose</w:t>
+            </w:r>
+          </w:p>
+        </w:tc>
+        <w:tc>
+          <w:tcPr>
+            <w:tcW w:type="dxa" w:w="5040"/>
+            <w:vAlign w:val="center"/>
+          </w:tcPr>
+          <w:p>
+            <w:pPr>
+              <w:jc w:val="left"/>
+            </w:pPr>
+            <w:r/>
+            <w:r>
+              <w:rPr>
+                <w:b w:val="0"/>
+                <w:color w:val="172033"/>
+                <w:sz w:val="16"/>
+              </w:rPr>
+              <w:t>Create a reliable, editable resume source before comparison.</w:t>
+            </w:r>
+          </w:p>
+        </w:tc>
+      </w:tr>
+      <w:tr>
+        <w:tc>
+          <w:tcPr>
+            <w:tcW w:type="dxa" w:w="5040"/>
+            <w:vAlign w:val="center"/>
+            <w:shd w:fill="ECFDF5"/>
+          </w:tcPr>
+          <w:p>
+            <w:pPr>
+              <w:jc w:val="left"/>
+            </w:pPr>
+            <w:r/>
+            <w:r>
+              <w:rPr>
+                <w:b/>
+                <w:color w:val="0F766E"/>
+                <w:sz w:val="16"/>
+              </w:rPr>
+              <w:t>Recovery</w:t>
+            </w:r>
+          </w:p>
+        </w:tc>
+        <w:tc>
+          <w:tcPr>
+            <w:tcW w:type="dxa" w:w="5040"/>
+            <w:vAlign w:val="center"/>
+          </w:tcPr>
+          <w:p>
+            <w:pPr>
+              <w:jc w:val="left"/>
+            </w:pPr>
+            <w:r/>
+            <w:r>
+              <w:rPr>
+                <w:b w:val="0"/>
+                <w:color w:val="172033"/>
+                <w:sz w:val="16"/>
+              </w:rPr>
+              <w:t>A wrong file can be dismissed, cleared, replaced, or corrected manually.</w:t>
+            </w:r>
+          </w:p>
+        </w:tc>
+      </w:tr>
+      <w:tr>
+        <w:tc>
+          <w:tcPr>
+            <w:tcW w:type="dxa" w:w="5040"/>
+            <w:vAlign w:val="center"/>
+            <w:shd w:fill="ECFDF5"/>
+          </w:tcPr>
+          <w:p>
+            <w:pPr>
+              <w:jc w:val="left"/>
+            </w:pPr>
+            <w:r/>
+            <w:r>
+              <w:rPr>
+                <w:b/>
+                <w:color w:val="0F766E"/>
+                <w:sz w:val="16"/>
+              </w:rPr>
+              <w:t>ATS preview</w:t>
+            </w:r>
+          </w:p>
+        </w:tc>
+        <w:tc>
+          <w:tcPr>
+            <w:tcW w:type="dxa" w:w="5040"/>
+            <w:vAlign w:val="center"/>
+          </w:tcPr>
+          <w:p>
+            <w:pPr>
+              <w:jc w:val="left"/>
+            </w:pPr>
+            <w:r/>
+            <w:r>
+              <w:rPr>
+                <w:b w:val="0"/>
+                <w:color w:val="172033"/>
+                <w:sz w:val="16"/>
+              </w:rPr>
+              <w:t>Show document-preparation checks before the detailed job-specific report.</w:t>
+            </w:r>
+          </w:p>
+        </w:tc>
+      </w:tr>
+    </w:tbl>
+    <w:p/>
+    <w:p>
+      <w:pPr>
+        <w:pStyle w:val="Heading2"/>
+      </w:pPr>
+      <w:r>
+        <w:t>Figure J4. Jobs Page Mockup</w:t>
+      </w:r>
+    </w:p>
+    <w:tbl>
+      <w:tblPr>
+        <w:tblStyle w:val="TableGrid"/>
+        <w:tblW w:type="auto" w:w="0"/>
+        <w:jc w:val="center"/>
+        <w:tblLook w:firstColumn="1" w:firstRow="1" w:lastColumn="0" w:lastRow="0" w:noHBand="0" w:noVBand="1" w:val="04A0"/>
+      </w:tblPr>
+      <w:tblGrid>
+        <w:gridCol w:w="3360"/>
+        <w:gridCol w:w="3360"/>
+        <w:gridCol w:w="3360"/>
+      </w:tblGrid>
+      <w:tr>
+        <w:tc>
+          <w:tcPr>
+            <w:tcW w:type="dxa" w:w="3360"/>
+            <w:vAlign w:val="center"/>
+            <w:shd w:fill="ECFDF5"/>
+          </w:tcPr>
+          <w:p>
+            <w:pPr>
+              <w:jc w:val="left"/>
+            </w:pPr>
+            <w:r/>
+            <w:r>
+              <w:rPr>
+                <w:b/>
+                <w:color w:val="172033"/>
+                <w:sz w:val="16"/>
+              </w:rPr>
+              <w:t>CareerFit | Home | Profile | Resume | Jobs | Report | Tracker</w:t>
+            </w:r>
+          </w:p>
+        </w:tc>
+        <w:tc>
+          <w:tcPr>
+            <w:tcW w:type="dxa" w:w="3360"/>
+            <w:vAlign w:val="center"/>
+            <w:shd w:fill="ECFDF5"/>
+          </w:tcPr>
+          <w:p>
+            <w:pPr>
+              <w:jc w:val="left"/>
+            </w:pPr>
+            <w:r/>
+            <w:r>
+              <w:rPr>
+                <w:b/>
+                <w:color w:val="172033"/>
+                <w:sz w:val="16"/>
+              </w:rPr>
+            </w:r>
+          </w:p>
+        </w:tc>
+        <w:tc>
+          <w:tcPr>
+            <w:tcW w:type="dxa" w:w="3360"/>
+            <w:vAlign w:val="center"/>
+            <w:shd w:fill="ECFDF5"/>
+          </w:tcPr>
+          <w:p>
+            <w:pPr>
+              <w:jc w:val="left"/>
+            </w:pPr>
+            <w:r/>
+            <w:r>
+              <w:rPr>
+                <w:b/>
+                <w:color w:val="172033"/>
+                <w:sz w:val="16"/>
+              </w:rPr>
+              <w:t>Load sample</w:t>
+            </w:r>
+          </w:p>
+        </w:tc>
+      </w:tr>
+      <w:tr>
+        <w:tc>
+          <w:tcPr>
+            <w:tcW w:type="dxa" w:w="3360"/>
+            <w:vAlign w:val="center"/>
+            <w:shd w:fill="F8FAFC"/>
+          </w:tcPr>
+          <w:p>
+            <w:pPr>
+              <w:jc w:val="left"/>
+            </w:pPr>
+            <w:r/>
+            <w:r>
+              <w:rPr>
+                <w:b w:val="0"/>
+                <w:color w:val="172033"/>
+                <w:sz w:val="16"/>
+              </w:rPr>
+              <w:t>Job discovery: Choose the role you want to evaluate</w:t>
+            </w:r>
+          </w:p>
+        </w:tc>
+        <w:tc>
+          <w:tcPr>
+            <w:tcW w:type="dxa" w:w="3360"/>
+            <w:vAlign w:val="center"/>
+            <w:shd w:fill="F8FAFC"/>
+          </w:tcPr>
+          <w:p>
+            <w:pPr>
+              <w:jc w:val="left"/>
+            </w:pPr>
+            <w:r/>
+            <w:r>
+              <w:rPr>
+                <w:b w:val="0"/>
+                <w:color w:val="172033"/>
+                <w:sz w:val="16"/>
+              </w:rPr>
+            </w:r>
+          </w:p>
+        </w:tc>
+        <w:tc>
+          <w:tcPr>
+            <w:tcW w:type="dxa" w:w="3360"/>
+            <w:vAlign w:val="center"/>
+            <w:shd w:fill="F8FAFC"/>
+          </w:tcPr>
+          <w:p>
+            <w:pPr>
+              <w:jc w:val="left"/>
+            </w:pPr>
+            <w:r/>
+            <w:r>
+              <w:rPr>
+                <w:b w:val="0"/>
+                <w:color w:val="172033"/>
+                <w:sz w:val="16"/>
+              </w:rPr>
+            </w:r>
+          </w:p>
+        </w:tc>
+      </w:tr>
+      <w:tr>
+        <w:tc>
+          <w:tcPr>
+            <w:tcW w:type="dxa" w:w="3360"/>
+            <w:vAlign w:val="center"/>
+            <w:shd w:fill="F8FAFC"/>
+          </w:tcPr>
+          <w:p>
+            <w:pPr>
+              <w:jc w:val="left"/>
+            </w:pPr>
+            <w:r/>
+            <w:r>
+              <w:rPr>
+                <w:b w:val="0"/>
+                <w:color w:val="172033"/>
+                <w:sz w:val="16"/>
+              </w:rPr>
+              <w:t>Import public job URL</w:t>
+            </w:r>
+          </w:p>
+        </w:tc>
+        <w:tc>
+          <w:tcPr>
+            <w:tcW w:type="dxa" w:w="3360"/>
+            <w:vAlign w:val="center"/>
+            <w:shd w:fill="F8FAFC"/>
+          </w:tcPr>
+          <w:p>
+            <w:pPr>
+              <w:jc w:val="left"/>
+            </w:pPr>
+            <w:r/>
+            <w:r>
+              <w:rPr>
+                <w:b w:val="0"/>
+                <w:color w:val="172033"/>
+                <w:sz w:val="16"/>
+              </w:rPr>
+              <w:t>URL input</w:t>
+            </w:r>
+          </w:p>
+        </w:tc>
+        <w:tc>
+          <w:tcPr>
+            <w:tcW w:type="dxa" w:w="3360"/>
+            <w:vAlign w:val="center"/>
+            <w:shd w:fill="F8FAFC"/>
+          </w:tcPr>
+          <w:p>
+            <w:pPr>
+              <w:jc w:val="left"/>
+            </w:pPr>
+            <w:r/>
+            <w:r>
+              <w:rPr>
+                <w:b w:val="0"/>
+                <w:color w:val="172033"/>
+                <w:sz w:val="16"/>
+              </w:rPr>
+              <w:t>IMPORT URL</w:t>
+            </w:r>
+          </w:p>
+        </w:tc>
+      </w:tr>
+      <w:tr>
+        <w:tc>
+          <w:tcPr>
+            <w:tcW w:type="dxa" w:w="3360"/>
+            <w:vAlign w:val="center"/>
+            <w:shd w:fill="F8FAFC"/>
+          </w:tcPr>
+          <w:p>
+            <w:pPr>
+              <w:jc w:val="left"/>
+            </w:pPr>
+            <w:r/>
+            <w:r>
+              <w:rPr>
+                <w:b w:val="0"/>
+                <w:color w:val="172033"/>
+                <w:sz w:val="16"/>
+              </w:rPr>
+              <w:t>Job title</w:t>
+            </w:r>
+          </w:p>
+        </w:tc>
+        <w:tc>
+          <w:tcPr>
+            <w:tcW w:type="dxa" w:w="3360"/>
+            <w:vAlign w:val="center"/>
+            <w:shd w:fill="F8FAFC"/>
+          </w:tcPr>
+          <w:p>
+            <w:pPr>
+              <w:jc w:val="left"/>
+            </w:pPr>
+            <w:r/>
+            <w:r>
+              <w:rPr>
+                <w:b w:val="0"/>
+                <w:color w:val="172033"/>
+                <w:sz w:val="16"/>
+              </w:rPr>
+              <w:t>Location</w:t>
+            </w:r>
+          </w:p>
+        </w:tc>
+        <w:tc>
+          <w:tcPr>
+            <w:tcW w:type="dxa" w:w="3360"/>
+            <w:vAlign w:val="center"/>
+            <w:shd w:fill="F8FAFC"/>
+          </w:tcPr>
+          <w:p>
+            <w:pPr>
+              <w:jc w:val="left"/>
+            </w:pPr>
+            <w:r/>
+            <w:r>
+              <w:rPr>
+                <w:b w:val="0"/>
+                <w:color w:val="172033"/>
+                <w:sz w:val="16"/>
+              </w:rPr>
+              <w:t>Country | SEARCH JOBS</w:t>
+            </w:r>
+          </w:p>
+        </w:tc>
+      </w:tr>
+      <w:tr>
+        <w:tc>
+          <w:tcPr>
+            <w:tcW w:type="dxa" w:w="3360"/>
+            <w:vAlign w:val="center"/>
+            <w:shd w:fill="F8FAFC"/>
+          </w:tcPr>
+          <w:p>
+            <w:pPr>
+              <w:jc w:val="left"/>
+            </w:pPr>
+            <w:r/>
+            <w:r>
+              <w:rPr>
+                <w:b w:val="0"/>
+                <w:color w:val="172033"/>
+                <w:sz w:val="16"/>
+              </w:rPr>
+              <w:t>Filters: workplace | skills | experience | employment | salary</w:t>
+            </w:r>
+          </w:p>
+        </w:tc>
+        <w:tc>
+          <w:tcPr>
+            <w:tcW w:type="dxa" w:w="3360"/>
+            <w:vAlign w:val="center"/>
+            <w:shd w:fill="F8FAFC"/>
+          </w:tcPr>
+          <w:p>
+            <w:pPr>
+              <w:jc w:val="left"/>
+            </w:pPr>
+            <w:r/>
+            <w:r>
+              <w:rPr>
+                <w:b w:val="0"/>
+                <w:color w:val="172033"/>
+                <w:sz w:val="16"/>
+              </w:rPr>
+            </w:r>
+          </w:p>
+        </w:tc>
+        <w:tc>
+          <w:tcPr>
+            <w:tcW w:type="dxa" w:w="3360"/>
+            <w:vAlign w:val="center"/>
+            <w:shd w:fill="F8FAFC"/>
+          </w:tcPr>
+          <w:p>
+            <w:pPr>
+              <w:jc w:val="left"/>
+            </w:pPr>
+            <w:r/>
+            <w:r>
+              <w:rPr>
+                <w:b w:val="0"/>
+                <w:color w:val="172033"/>
+                <w:sz w:val="16"/>
+              </w:rPr>
+              <w:t>SAVE SEARCH ALERT</w:t>
+            </w:r>
+          </w:p>
+        </w:tc>
+      </w:tr>
+      <w:tr>
+        <w:tc>
+          <w:tcPr>
+            <w:tcW w:type="dxa" w:w="3360"/>
+            <w:vAlign w:val="center"/>
+            <w:shd w:fill="F8FAFC"/>
+          </w:tcPr>
+          <w:p>
+            <w:pPr>
+              <w:jc w:val="left"/>
+            </w:pPr>
+            <w:r/>
+            <w:r>
+              <w:rPr>
+                <w:b w:val="0"/>
+                <w:color w:val="172033"/>
+                <w:sz w:val="16"/>
+              </w:rPr>
+              <w:t>Role insights: recurring skills across retrieved postings</w:t>
+            </w:r>
+          </w:p>
+        </w:tc>
+        <w:tc>
+          <w:tcPr>
+            <w:tcW w:type="dxa" w:w="3360"/>
+            <w:vAlign w:val="center"/>
+            <w:shd w:fill="F8FAFC"/>
+          </w:tcPr>
+          <w:p>
+            <w:pPr>
+              <w:jc w:val="left"/>
+            </w:pPr>
+            <w:r/>
+            <w:r>
+              <w:rPr>
+                <w:b w:val="0"/>
+                <w:color w:val="172033"/>
+                <w:sz w:val="16"/>
+              </w:rPr>
+            </w:r>
+          </w:p>
+        </w:tc>
+        <w:tc>
+          <w:tcPr>
+            <w:tcW w:type="dxa" w:w="3360"/>
+            <w:vAlign w:val="center"/>
+            <w:shd w:fill="F8FAFC"/>
+          </w:tcPr>
+          <w:p>
+            <w:pPr>
+              <w:jc w:val="left"/>
+            </w:pPr>
+            <w:r/>
+            <w:r>
+              <w:rPr>
+                <w:b w:val="0"/>
+                <w:color w:val="172033"/>
+                <w:sz w:val="16"/>
+              </w:rPr>
+            </w:r>
+          </w:p>
+        </w:tc>
+      </w:tr>
+      <w:tr>
+        <w:tc>
+          <w:tcPr>
+            <w:tcW w:type="dxa" w:w="3360"/>
+            <w:vAlign w:val="center"/>
+            <w:shd w:fill="F8FAFC"/>
+          </w:tcPr>
+          <w:p>
+            <w:pPr>
+              <w:jc w:val="left"/>
+            </w:pPr>
+            <w:r/>
+            <w:r>
+              <w:rPr>
+                <w:b w:val="0"/>
+                <w:color w:val="172033"/>
+                <w:sz w:val="16"/>
+              </w:rPr>
+              <w:t>Search results and pagination</w:t>
+            </w:r>
+          </w:p>
+        </w:tc>
+        <w:tc>
+          <w:tcPr>
+            <w:tcW w:type="dxa" w:w="3360"/>
+            <w:vAlign w:val="center"/>
+            <w:shd w:fill="F8FAFC"/>
+          </w:tcPr>
+          <w:p>
+            <w:pPr>
+              <w:jc w:val="left"/>
+            </w:pPr>
+            <w:r/>
+            <w:r>
+              <w:rPr>
+                <w:b w:val="0"/>
+                <w:color w:val="172033"/>
+                <w:sz w:val="16"/>
+              </w:rPr>
+              <w:t>Job cards: company | location | salary | source</w:t>
+            </w:r>
+          </w:p>
+        </w:tc>
+        <w:tc>
+          <w:tcPr>
+            <w:tcW w:type="dxa" w:w="3360"/>
+            <w:vAlign w:val="center"/>
+            <w:shd w:fill="F8FAFC"/>
+          </w:tcPr>
+          <w:p>
+            <w:pPr>
+              <w:jc w:val="left"/>
+            </w:pPr>
+            <w:r/>
+            <w:r>
+              <w:rPr>
+                <w:b w:val="0"/>
+                <w:color w:val="172033"/>
+                <w:sz w:val="16"/>
+              </w:rPr>
+              <w:t>Selected job</w:t>
+            </w:r>
+          </w:p>
+        </w:tc>
+      </w:tr>
+      <w:tr>
+        <w:tc>
+          <w:tcPr>
+            <w:tcW w:type="dxa" w:w="3360"/>
+            <w:vAlign w:val="center"/>
+            <w:shd w:fill="F8FAFC"/>
+          </w:tcPr>
+          <w:p>
+            <w:pPr>
+              <w:jc w:val="left"/>
+            </w:pPr>
+            <w:r/>
+            <w:r>
+              <w:rPr>
+                <w:b w:val="0"/>
+                <w:color w:val="172033"/>
+                <w:sz w:val="16"/>
+              </w:rPr>
+              <w:t>OPEN POSTING | SAVE ROLE | USE THIS JOB</w:t>
+            </w:r>
+          </w:p>
+        </w:tc>
+        <w:tc>
+          <w:tcPr>
+            <w:tcW w:type="dxa" w:w="3360"/>
+            <w:vAlign w:val="center"/>
+            <w:shd w:fill="F8FAFC"/>
+          </w:tcPr>
+          <w:p>
+            <w:pPr>
+              <w:jc w:val="left"/>
+            </w:pPr>
+            <w:r/>
+            <w:r>
+              <w:rPr>
+                <w:b w:val="0"/>
+                <w:color w:val="172033"/>
+                <w:sz w:val="16"/>
+              </w:rPr>
+            </w:r>
+          </w:p>
+        </w:tc>
+        <w:tc>
+          <w:tcPr>
+            <w:tcW w:type="dxa" w:w="3360"/>
+            <w:vAlign w:val="center"/>
+            <w:shd w:fill="F8FAFC"/>
+          </w:tcPr>
+          <w:p>
+            <w:pPr>
+              <w:jc w:val="left"/>
+            </w:pPr>
+            <w:r/>
+            <w:r>
+              <w:rPr>
+                <w:b w:val="0"/>
+                <w:color w:val="172033"/>
+                <w:sz w:val="16"/>
+              </w:rPr>
+              <w:t>Quick match | readiness | skills</w:t>
+            </w:r>
+          </w:p>
+        </w:tc>
+      </w:tr>
+      <w:tr>
+        <w:tc>
+          <w:tcPr>
+            <w:tcW w:type="dxa" w:w="3360"/>
+            <w:vAlign w:val="center"/>
+            <w:shd w:fill="F8FAFC"/>
+          </w:tcPr>
+          <w:p>
+            <w:pPr>
+              <w:jc w:val="left"/>
+            </w:pPr>
+            <w:r/>
+            <w:r>
+              <w:rPr>
+                <w:b w:val="0"/>
+                <w:color w:val="172033"/>
+                <w:sz w:val="16"/>
+              </w:rPr>
+            </w:r>
+          </w:p>
+        </w:tc>
+        <w:tc>
+          <w:tcPr>
+            <w:tcW w:type="dxa" w:w="3360"/>
+            <w:vAlign w:val="center"/>
+            <w:shd w:fill="F8FAFC"/>
+          </w:tcPr>
+          <w:p>
+            <w:pPr>
+              <w:jc w:val="left"/>
+            </w:pPr>
+            <w:r/>
+            <w:r>
+              <w:rPr>
+                <w:b w:val="0"/>
+                <w:color w:val="172033"/>
+                <w:sz w:val="16"/>
+              </w:rPr>
+            </w:r>
+          </w:p>
+        </w:tc>
+        <w:tc>
+          <w:tcPr>
+            <w:tcW w:type="dxa" w:w="3360"/>
+            <w:vAlign w:val="center"/>
+            <w:shd w:fill="F8FAFC"/>
+          </w:tcPr>
+          <w:p>
+            <w:pPr>
+              <w:jc w:val="left"/>
+            </w:pPr>
+            <w:r/>
+            <w:r>
+              <w:rPr>
+                <w:b w:val="0"/>
+                <w:color w:val="172033"/>
+                <w:sz w:val="16"/>
+              </w:rPr>
+              <w:t>GENERATE FULL REPORT</w:t>
+            </w:r>
+          </w:p>
+        </w:tc>
+      </w:tr>
+    </w:tbl>
+    <w:p/>
+    <w:tbl>
+      <w:tblPr>
+        <w:tblStyle w:val="TableGrid"/>
+        <w:tblW w:type="auto" w:w="0"/>
+        <w:jc w:val="center"/>
+        <w:tblLook w:firstColumn="1" w:firstRow="1" w:lastColumn="0" w:lastRow="0" w:noHBand="0" w:noVBand="1" w:val="04A0"/>
+      </w:tblPr>
+      <w:tblGrid>
+        <w:gridCol w:w="5040"/>
+        <w:gridCol w:w="5040"/>
+      </w:tblGrid>
+      <w:tr>
+        <w:tc>
+          <w:tcPr>
+            <w:tcW w:type="dxa" w:w="5040"/>
+            <w:vAlign w:val="center"/>
+            <w:shd w:fill="ECFDF5"/>
+          </w:tcPr>
+          <w:p>
+            <w:pPr>
+              <w:jc w:val="left"/>
+            </w:pPr>
+            <w:r/>
+            <w:r>
+              <w:rPr>
+                <w:b/>
+                <w:color w:val="0F766E"/>
+                <w:sz w:val="16"/>
+              </w:rPr>
+              <w:t>Primary purpose</w:t>
+            </w:r>
+          </w:p>
+        </w:tc>
+        <w:tc>
+          <w:tcPr>
+            <w:tcW w:type="dxa" w:w="5040"/>
+            <w:vAlign w:val="center"/>
+          </w:tcPr>
+          <w:p>
+            <w:pPr>
+              <w:jc w:val="left"/>
+            </w:pPr>
+            <w:r/>
+            <w:r>
+              <w:rPr>
+                <w:b w:val="0"/>
+                <w:color w:val="172033"/>
+                <w:sz w:val="16"/>
+              </w:rPr>
+              <w:t>Search or import a role and make the comparison path obvious.</w:t>
+            </w:r>
+          </w:p>
+        </w:tc>
+      </w:tr>
+      <w:tr>
+        <w:tc>
+          <w:tcPr>
+            <w:tcW w:type="dxa" w:w="5040"/>
+            <w:vAlign w:val="center"/>
+            <w:shd w:fill="ECFDF5"/>
+          </w:tcPr>
+          <w:p>
+            <w:pPr>
+              <w:jc w:val="left"/>
+            </w:pPr>
+            <w:r/>
+            <w:r>
+              <w:rPr>
+                <w:b/>
+                <w:color w:val="0F766E"/>
+                <w:sz w:val="16"/>
+              </w:rPr>
+              <w:t>Without resume</w:t>
+            </w:r>
+          </w:p>
+        </w:tc>
+        <w:tc>
+          <w:tcPr>
+            <w:tcW w:type="dxa" w:w="5040"/>
+            <w:vAlign w:val="center"/>
+          </w:tcPr>
+          <w:p>
+            <w:pPr>
+              <w:jc w:val="left"/>
+            </w:pPr>
+            <w:r/>
+            <w:r>
+              <w:rPr>
+                <w:b w:val="0"/>
+                <w:color w:val="172033"/>
+                <w:sz w:val="16"/>
+              </w:rPr>
+              <w:t>Selecting a job opens a prompt with a direct upload-resume action.</w:t>
+            </w:r>
+          </w:p>
+        </w:tc>
+      </w:tr>
+      <w:tr>
+        <w:tc>
+          <w:tcPr>
+            <w:tcW w:type="dxa" w:w="5040"/>
+            <w:vAlign w:val="center"/>
+            <w:shd w:fill="ECFDF5"/>
+          </w:tcPr>
+          <w:p>
+            <w:pPr>
+              <w:jc w:val="left"/>
+            </w:pPr>
+            <w:r/>
+            <w:r>
+              <w:rPr>
+                <w:b/>
+                <w:color w:val="0F766E"/>
+                <w:sz w:val="16"/>
+              </w:rPr>
+              <w:t>With resume</w:t>
+            </w:r>
+          </w:p>
+        </w:tc>
+        <w:tc>
+          <w:tcPr>
+            <w:tcW w:type="dxa" w:w="5040"/>
+            <w:vAlign w:val="center"/>
+          </w:tcPr>
+          <w:p>
+            <w:pPr>
+              <w:jc w:val="left"/>
+            </w:pPr>
+            <w:r/>
+            <w:r>
+              <w:rPr>
+                <w:b w:val="0"/>
+                <w:color w:val="172033"/>
+                <w:sz w:val="16"/>
+              </w:rPr>
+              <w:t>Selecting a job shows a lightweight comparison immediately.</w:t>
+            </w:r>
+          </w:p>
+        </w:tc>
+      </w:tr>
+    </w:tbl>
+    <w:p/>
+    <w:p>
+      <w:pPr>
+        <w:pStyle w:val="Heading2"/>
+      </w:pPr>
+      <w:r>
+        <w:t>Figure J5. Detailed Report Mockup</w:t>
+      </w:r>
+    </w:p>
+    <w:tbl>
+      <w:tblPr>
+        <w:tblStyle w:val="TableGrid"/>
+        <w:tblW w:type="auto" w:w="0"/>
+        <w:jc w:val="center"/>
+        <w:tblLook w:firstColumn="1" w:firstRow="1" w:lastColumn="0" w:lastRow="0" w:noHBand="0" w:noVBand="1" w:val="04A0"/>
+      </w:tblPr>
+      <w:tblGrid>
+        <w:gridCol w:w="3360"/>
+        <w:gridCol w:w="3360"/>
+        <w:gridCol w:w="3360"/>
+      </w:tblGrid>
+      <w:tr>
+        <w:tc>
+          <w:tcPr>
+            <w:tcW w:type="dxa" w:w="3360"/>
+            <w:vAlign w:val="center"/>
+            <w:shd w:fill="ECFDF5"/>
+          </w:tcPr>
+          <w:p>
+            <w:pPr>
+              <w:jc w:val="left"/>
+            </w:pPr>
+            <w:r/>
+            <w:r>
+              <w:rPr>
+                <w:b/>
+                <w:color w:val="172033"/>
+                <w:sz w:val="16"/>
+              </w:rPr>
+              <w:t>CareerFit | Home | Profile | Resume | Jobs | Report | Tracker</w:t>
+            </w:r>
+          </w:p>
+        </w:tc>
+        <w:tc>
+          <w:tcPr>
+            <w:tcW w:type="dxa" w:w="3360"/>
+            <w:vAlign w:val="center"/>
+            <w:shd w:fill="ECFDF5"/>
+          </w:tcPr>
+          <w:p>
+            <w:pPr>
+              <w:jc w:val="left"/>
+            </w:pPr>
+            <w:r/>
+            <w:r>
+              <w:rPr>
+                <w:b/>
+                <w:color w:val="172033"/>
+                <w:sz w:val="16"/>
+              </w:rPr>
+            </w:r>
+          </w:p>
+        </w:tc>
+        <w:tc>
+          <w:tcPr>
+            <w:tcW w:type="dxa" w:w="3360"/>
+            <w:vAlign w:val="center"/>
+            <w:shd w:fill="ECFDF5"/>
+          </w:tcPr>
+          <w:p>
+            <w:pPr>
+              <w:jc w:val="left"/>
+            </w:pPr>
+            <w:r/>
+            <w:r>
+              <w:rPr>
+                <w:b/>
+                <w:color w:val="172033"/>
+                <w:sz w:val="16"/>
+              </w:rPr>
+              <w:t>Print | Save</w:t>
+            </w:r>
+          </w:p>
+        </w:tc>
+      </w:tr>
+      <w:tr>
+        <w:tc>
+          <w:tcPr>
+            <w:tcW w:type="dxa" w:w="3360"/>
+            <w:vAlign w:val="center"/>
+            <w:shd w:fill="F8FAFC"/>
+          </w:tcPr>
+          <w:p>
+            <w:pPr>
+              <w:jc w:val="left"/>
+            </w:pPr>
+            <w:r/>
+            <w:r>
+              <w:rPr>
+                <w:b w:val="0"/>
+                <w:color w:val="172033"/>
+                <w:sz w:val="16"/>
+              </w:rPr>
+              <w:t>Readiness report: Selected role and company</w:t>
+            </w:r>
+          </w:p>
+        </w:tc>
+        <w:tc>
+          <w:tcPr>
+            <w:tcW w:type="dxa" w:w="3360"/>
+            <w:vAlign w:val="center"/>
+            <w:shd w:fill="F8FAFC"/>
+          </w:tcPr>
+          <w:p>
+            <w:pPr>
+              <w:jc w:val="left"/>
+            </w:pPr>
+            <w:r/>
+            <w:r>
+              <w:rPr>
+                <w:b w:val="0"/>
+                <w:color w:val="172033"/>
+                <w:sz w:val="16"/>
+              </w:rPr>
+            </w:r>
+          </w:p>
+        </w:tc>
+        <w:tc>
+          <w:tcPr>
+            <w:tcW w:type="dxa" w:w="3360"/>
+            <w:vAlign w:val="center"/>
+            <w:shd w:fill="F8FAFC"/>
+          </w:tcPr>
+          <w:p>
+            <w:pPr>
+              <w:jc w:val="left"/>
+            </w:pPr>
+            <w:r/>
+            <w:r>
+              <w:rPr>
+                <w:b w:val="0"/>
+                <w:color w:val="172033"/>
+                <w:sz w:val="16"/>
+              </w:rPr>
+              <w:t>Add to tracker</w:t>
+            </w:r>
+          </w:p>
+        </w:tc>
+      </w:tr>
+      <w:tr>
+        <w:tc>
+          <w:tcPr>
+            <w:tcW w:type="dxa" w:w="3360"/>
+            <w:vAlign w:val="center"/>
+            <w:shd w:fill="F8FAFC"/>
+          </w:tcPr>
+          <w:p>
+            <w:pPr>
+              <w:jc w:val="left"/>
+            </w:pPr>
+            <w:r/>
+            <w:r>
+              <w:rPr>
+                <w:b w:val="0"/>
+                <w:color w:val="172033"/>
+                <w:sz w:val="16"/>
+              </w:rPr>
+              <w:t>Match score</w:t>
+            </w:r>
+          </w:p>
+        </w:tc>
+        <w:tc>
+          <w:tcPr>
+            <w:tcW w:type="dxa" w:w="3360"/>
+            <w:vAlign w:val="center"/>
+            <w:shd w:fill="F8FAFC"/>
+          </w:tcPr>
+          <w:p>
+            <w:pPr>
+              <w:jc w:val="left"/>
+            </w:pPr>
+            <w:r/>
+            <w:r>
+              <w:rPr>
+                <w:b w:val="0"/>
+                <w:color w:val="172033"/>
+                <w:sz w:val="16"/>
+              </w:rPr>
+              <w:t>Readiness score</w:t>
+            </w:r>
+          </w:p>
+        </w:tc>
+        <w:tc>
+          <w:tcPr>
+            <w:tcW w:type="dxa" w:w="3360"/>
+            <w:vAlign w:val="center"/>
+            <w:shd w:fill="F8FAFC"/>
+          </w:tcPr>
+          <w:p>
+            <w:pPr>
+              <w:jc w:val="left"/>
+            </w:pPr>
+            <w:r/>
+            <w:r>
+              <w:rPr>
+                <w:b w:val="0"/>
+                <w:color w:val="172033"/>
+                <w:sz w:val="16"/>
+              </w:rPr>
+              <w:t>ATS preparation</w:t>
+            </w:r>
+          </w:p>
+        </w:tc>
+      </w:tr>
+      <w:tr>
+        <w:tc>
+          <w:tcPr>
+            <w:tcW w:type="dxa" w:w="3360"/>
+            <w:vAlign w:val="center"/>
+            <w:shd w:fill="F8FAFC"/>
+          </w:tcPr>
+          <w:p>
+            <w:pPr>
+              <w:jc w:val="left"/>
+            </w:pPr>
+            <w:r/>
+            <w:r>
+              <w:rPr>
+                <w:b w:val="0"/>
+                <w:color w:val="172033"/>
+                <w:sz w:val="16"/>
+              </w:rPr>
+              <w:t>Executive summary</w:t>
+            </w:r>
+          </w:p>
+        </w:tc>
+        <w:tc>
+          <w:tcPr>
+            <w:tcW w:type="dxa" w:w="3360"/>
+            <w:vAlign w:val="center"/>
+            <w:shd w:fill="F8FAFC"/>
+          </w:tcPr>
+          <w:p>
+            <w:pPr>
+              <w:jc w:val="left"/>
+            </w:pPr>
+            <w:r/>
+            <w:r>
+              <w:rPr>
+                <w:b w:val="0"/>
+                <w:color w:val="172033"/>
+                <w:sz w:val="16"/>
+              </w:rPr>
+              <w:t>Top priorities</w:t>
+            </w:r>
+          </w:p>
+        </w:tc>
+        <w:tc>
+          <w:tcPr>
+            <w:tcW w:type="dxa" w:w="3360"/>
+            <w:vAlign w:val="center"/>
+            <w:shd w:fill="F8FAFC"/>
+          </w:tcPr>
+          <w:p>
+            <w:pPr>
+              <w:jc w:val="left"/>
+            </w:pPr>
+            <w:r/>
+            <w:r>
+              <w:rPr>
+                <w:b w:val="0"/>
+                <w:color w:val="172033"/>
+                <w:sz w:val="16"/>
+              </w:rPr>
+              <w:t>Score explanation</w:t>
+            </w:r>
+          </w:p>
+        </w:tc>
+      </w:tr>
+      <w:tr>
+        <w:tc>
+          <w:tcPr>
+            <w:tcW w:type="dxa" w:w="3360"/>
+            <w:vAlign w:val="center"/>
+            <w:shd w:fill="F8FAFC"/>
+          </w:tcPr>
+          <w:p>
+            <w:pPr>
+              <w:jc w:val="left"/>
+            </w:pPr>
+            <w:r/>
+            <w:r>
+              <w:rPr>
+                <w:b w:val="0"/>
+                <w:color w:val="172033"/>
+                <w:sz w:val="16"/>
+              </w:rPr>
+              <w:t>Matched requirements</w:t>
+            </w:r>
+          </w:p>
+        </w:tc>
+        <w:tc>
+          <w:tcPr>
+            <w:tcW w:type="dxa" w:w="3360"/>
+            <w:vAlign w:val="center"/>
+            <w:shd w:fill="F8FAFC"/>
+          </w:tcPr>
+          <w:p>
+            <w:pPr>
+              <w:jc w:val="left"/>
+            </w:pPr>
+            <w:r/>
+            <w:r>
+              <w:rPr>
+                <w:b w:val="0"/>
+                <w:color w:val="172033"/>
+                <w:sz w:val="16"/>
+              </w:rPr>
+              <w:t>Partial / weak evidence</w:t>
+            </w:r>
+          </w:p>
+        </w:tc>
+        <w:tc>
+          <w:tcPr>
+            <w:tcW w:type="dxa" w:w="3360"/>
+            <w:vAlign w:val="center"/>
+            <w:shd w:fill="F8FAFC"/>
+          </w:tcPr>
+          <w:p>
+            <w:pPr>
+              <w:jc w:val="left"/>
+            </w:pPr>
+            <w:r/>
+            <w:r>
+              <w:rPr>
+                <w:b w:val="0"/>
+                <w:color w:val="172033"/>
+                <w:sz w:val="16"/>
+              </w:rPr>
+              <w:t>Missing requirements</w:t>
+            </w:r>
+          </w:p>
+        </w:tc>
+      </w:tr>
+      <w:tr>
+        <w:tc>
+          <w:tcPr>
+            <w:tcW w:type="dxa" w:w="3360"/>
+            <w:vAlign w:val="center"/>
+            <w:shd w:fill="F8FAFC"/>
+          </w:tcPr>
+          <w:p>
+            <w:pPr>
+              <w:jc w:val="left"/>
+            </w:pPr>
+            <w:r/>
+            <w:r>
+              <w:rPr>
+                <w:b w:val="0"/>
+                <w:color w:val="172033"/>
+                <w:sz w:val="16"/>
+              </w:rPr>
+              <w:t>Requirement | priority | resume evidence</w:t>
+            </w:r>
+          </w:p>
+        </w:tc>
+        <w:tc>
+          <w:tcPr>
+            <w:tcW w:type="dxa" w:w="3360"/>
+            <w:vAlign w:val="center"/>
+            <w:shd w:fill="F8FAFC"/>
+          </w:tcPr>
+          <w:p>
+            <w:pPr>
+              <w:jc w:val="left"/>
+            </w:pPr>
+            <w:r/>
+            <w:r>
+              <w:rPr>
+                <w:b w:val="0"/>
+                <w:color w:val="172033"/>
+                <w:sz w:val="16"/>
+              </w:rPr>
+            </w:r>
+          </w:p>
+        </w:tc>
+        <w:tc>
+          <w:tcPr>
+            <w:tcW w:type="dxa" w:w="3360"/>
+            <w:vAlign w:val="center"/>
+            <w:shd w:fill="F8FAFC"/>
+          </w:tcPr>
+          <w:p>
+            <w:pPr>
+              <w:jc w:val="left"/>
+            </w:pPr>
+            <w:r/>
+            <w:r>
+              <w:rPr>
+                <w:b w:val="0"/>
+                <w:color w:val="172033"/>
+                <w:sz w:val="16"/>
+              </w:rPr>
+            </w:r>
+          </w:p>
+        </w:tc>
+      </w:tr>
+      <w:tr>
+        <w:tc>
+          <w:tcPr>
+            <w:tcW w:type="dxa" w:w="3360"/>
+            <w:vAlign w:val="center"/>
+            <w:shd w:fill="F8FAFC"/>
+          </w:tcPr>
+          <w:p>
+            <w:pPr>
+              <w:jc w:val="left"/>
+            </w:pPr>
+            <w:r/>
+            <w:r>
+              <w:rPr>
+                <w:b w:val="0"/>
+                <w:color w:val="172033"/>
+                <w:sz w:val="16"/>
+              </w:rPr>
+              <w:t>ATS checklist</w:t>
+            </w:r>
+          </w:p>
+        </w:tc>
+        <w:tc>
+          <w:tcPr>
+            <w:tcW w:type="dxa" w:w="3360"/>
+            <w:vAlign w:val="center"/>
+            <w:shd w:fill="F8FAFC"/>
+          </w:tcPr>
+          <w:p>
+            <w:pPr>
+              <w:jc w:val="left"/>
+            </w:pPr>
+            <w:r/>
+            <w:r>
+              <w:rPr>
+                <w:b w:val="0"/>
+                <w:color w:val="172033"/>
+                <w:sz w:val="16"/>
+              </w:rPr>
+              <w:t>Specific improvement examples</w:t>
+            </w:r>
+          </w:p>
+        </w:tc>
+        <w:tc>
+          <w:tcPr>
+            <w:tcW w:type="dxa" w:w="3360"/>
+            <w:vAlign w:val="center"/>
+            <w:shd w:fill="F8FAFC"/>
+          </w:tcPr>
+          <w:p>
+            <w:pPr>
+              <w:jc w:val="left"/>
+            </w:pPr>
+            <w:r/>
+            <w:r>
+              <w:rPr>
+                <w:b w:val="0"/>
+                <w:color w:val="172033"/>
+                <w:sz w:val="16"/>
+              </w:rPr>
+              <w:t>Resume template draft</w:t>
+            </w:r>
+          </w:p>
+        </w:tc>
+      </w:tr>
+      <w:tr>
+        <w:tc>
+          <w:tcPr>
+            <w:tcW w:type="dxa" w:w="3360"/>
+            <w:vAlign w:val="center"/>
+            <w:shd w:fill="F8FAFC"/>
+          </w:tcPr>
+          <w:p>
+            <w:pPr>
+              <w:jc w:val="left"/>
+            </w:pPr>
+            <w:r/>
+            <w:r>
+              <w:rPr>
+                <w:b w:val="0"/>
+                <w:color w:val="172033"/>
+                <w:sz w:val="16"/>
+              </w:rPr>
+              <w:t>Interview preparation</w:t>
+            </w:r>
+          </w:p>
+        </w:tc>
+        <w:tc>
+          <w:tcPr>
+            <w:tcW w:type="dxa" w:w="3360"/>
+            <w:vAlign w:val="center"/>
+            <w:shd w:fill="F8FAFC"/>
+          </w:tcPr>
+          <w:p>
+            <w:pPr>
+              <w:jc w:val="left"/>
+            </w:pPr>
+            <w:r/>
+            <w:r>
+              <w:rPr>
+                <w:b w:val="0"/>
+                <w:color w:val="172033"/>
+                <w:sz w:val="16"/>
+              </w:rPr>
+              <w:t>Optional AI coaching</w:t>
+            </w:r>
+          </w:p>
+        </w:tc>
+        <w:tc>
+          <w:tcPr>
+            <w:tcW w:type="dxa" w:w="3360"/>
+            <w:vAlign w:val="center"/>
+            <w:shd w:fill="F8FAFC"/>
+          </w:tcPr>
+          <w:p>
+            <w:pPr>
+              <w:jc w:val="left"/>
+            </w:pPr>
+            <w:r/>
+            <w:r>
+              <w:rPr>
+                <w:b w:val="0"/>
+                <w:color w:val="172033"/>
+                <w:sz w:val="16"/>
+              </w:rPr>
+              <w:t>RESCAN AFTER EDITS</w:t>
+            </w:r>
+          </w:p>
+        </w:tc>
+      </w:tr>
+    </w:tbl>
+    <w:p/>
+    <w:tbl>
+      <w:tblPr>
+        <w:tblStyle w:val="TableGrid"/>
+        <w:tblW w:type="auto" w:w="0"/>
+        <w:jc w:val="center"/>
+        <w:tblLook w:firstColumn="1" w:firstRow="1" w:lastColumn="0" w:lastRow="0" w:noHBand="0" w:noVBand="1" w:val="04A0"/>
+      </w:tblPr>
+      <w:tblGrid>
+        <w:gridCol w:w="5040"/>
+        <w:gridCol w:w="5040"/>
+      </w:tblGrid>
+      <w:tr>
+        <w:tc>
+          <w:tcPr>
+            <w:tcW w:type="dxa" w:w="5040"/>
+            <w:vAlign w:val="center"/>
+            <w:shd w:fill="ECFDF5"/>
+          </w:tcPr>
+          <w:p>
+            <w:pPr>
+              <w:jc w:val="left"/>
+            </w:pPr>
+            <w:r/>
+            <w:r>
+              <w:rPr>
+                <w:b/>
+                <w:color w:val="0F766E"/>
+                <w:sz w:val="16"/>
+              </w:rPr>
+              <w:t>Primary purpose</w:t>
+            </w:r>
+          </w:p>
+        </w:tc>
+        <w:tc>
+          <w:tcPr>
+            <w:tcW w:type="dxa" w:w="5040"/>
+            <w:vAlign w:val="center"/>
+          </w:tcPr>
+          <w:p>
+            <w:pPr>
+              <w:jc w:val="left"/>
+            </w:pPr>
+            <w:r/>
+            <w:r>
+              <w:rPr>
+                <w:b w:val="0"/>
+                <w:color w:val="172033"/>
+                <w:sz w:val="16"/>
+              </w:rPr>
+              <w:t>Turn a score into an understandable revision plan.</w:t>
+            </w:r>
+          </w:p>
+        </w:tc>
+      </w:tr>
+      <w:tr>
+        <w:tc>
+          <w:tcPr>
+            <w:tcW w:type="dxa" w:w="5040"/>
+            <w:vAlign w:val="center"/>
+            <w:shd w:fill="ECFDF5"/>
+          </w:tcPr>
+          <w:p>
+            <w:pPr>
+              <w:jc w:val="left"/>
+            </w:pPr>
+            <w:r/>
+            <w:r>
+              <w:rPr>
+                <w:b/>
+                <w:color w:val="0F766E"/>
+                <w:sz w:val="16"/>
+              </w:rPr>
+              <w:t>Reading order</w:t>
+            </w:r>
+          </w:p>
+        </w:tc>
+        <w:tc>
+          <w:tcPr>
+            <w:tcW w:type="dxa" w:w="5040"/>
+            <w:vAlign w:val="center"/>
+          </w:tcPr>
+          <w:p>
+            <w:pPr>
+              <w:jc w:val="left"/>
+            </w:pPr>
+            <w:r/>
+            <w:r>
+              <w:rPr>
+                <w:b w:val="0"/>
+                <w:color w:val="172033"/>
+                <w:sz w:val="16"/>
+              </w:rPr>
+              <w:t>Summary first, then prioritized improvements, then detailed evidence.</w:t>
+            </w:r>
+          </w:p>
+        </w:tc>
+      </w:tr>
+      <w:tr>
+        <w:tc>
+          <w:tcPr>
+            <w:tcW w:type="dxa" w:w="5040"/>
+            <w:vAlign w:val="center"/>
+            <w:shd w:fill="ECFDF5"/>
+          </w:tcPr>
+          <w:p>
+            <w:pPr>
+              <w:jc w:val="left"/>
+            </w:pPr>
+            <w:r/>
+            <w:r>
+              <w:rPr>
+                <w:b/>
+                <w:color w:val="0F766E"/>
+                <w:sz w:val="16"/>
+              </w:rPr>
+              <w:t>AI boundary</w:t>
+            </w:r>
+          </w:p>
+        </w:tc>
+        <w:tc>
+          <w:tcPr>
+            <w:tcW w:type="dxa" w:w="5040"/>
+            <w:vAlign w:val="center"/>
+          </w:tcPr>
+          <w:p>
+            <w:pPr>
+              <w:jc w:val="left"/>
+            </w:pPr>
+            <w:r/>
+            <w:r>
+              <w:rPr>
+                <w:b w:val="0"/>
+                <w:color w:val="172033"/>
+                <w:sz w:val="16"/>
+              </w:rPr>
+              <w:t>Optional coaching is visually separated from deterministic results.</w:t>
+            </w:r>
+          </w:p>
+        </w:tc>
+      </w:tr>
+    </w:tbl>
+    <w:p/>
+    <w:p>
+      <w:pPr>
+        <w:pStyle w:val="Heading2"/>
+      </w:pPr>
+      <w:r>
+        <w:t>Figure J6. Application Tracker Mockup</w:t>
+      </w:r>
+    </w:p>
+    <w:tbl>
+      <w:tblPr>
+        <w:tblStyle w:val="TableGrid"/>
+        <w:tblW w:type="auto" w:w="0"/>
+        <w:jc w:val="center"/>
+        <w:tblLook w:firstColumn="1" w:firstRow="1" w:lastColumn="0" w:lastRow="0" w:noHBand="0" w:noVBand="1" w:val="04A0"/>
+      </w:tblPr>
+      <w:tblGrid>
+        <w:gridCol w:w="3360"/>
+        <w:gridCol w:w="3360"/>
+        <w:gridCol w:w="3360"/>
+      </w:tblGrid>
+      <w:tr>
+        <w:tc>
+          <w:tcPr>
+            <w:tcW w:type="dxa" w:w="3360"/>
+            <w:vAlign w:val="center"/>
+            <w:shd w:fill="ECFDF5"/>
+          </w:tcPr>
+          <w:p>
+            <w:pPr>
+              <w:jc w:val="left"/>
+            </w:pPr>
+            <w:r/>
+            <w:r>
+              <w:rPr>
+                <w:b/>
+                <w:color w:val="172033"/>
+                <w:sz w:val="16"/>
+              </w:rPr>
+              <w:t>CareerFit | Home | Profile | Resume | Jobs | Report | Tracker</w:t>
+            </w:r>
+          </w:p>
+        </w:tc>
+        <w:tc>
+          <w:tcPr>
+            <w:tcW w:type="dxa" w:w="3360"/>
+            <w:vAlign w:val="center"/>
+            <w:shd w:fill="ECFDF5"/>
+          </w:tcPr>
+          <w:p>
+            <w:pPr>
+              <w:jc w:val="left"/>
+            </w:pPr>
+            <w:r/>
+            <w:r>
+              <w:rPr>
+                <w:b/>
+                <w:color w:val="172033"/>
+                <w:sz w:val="16"/>
+              </w:rPr>
+            </w:r>
+          </w:p>
+        </w:tc>
+        <w:tc>
+          <w:tcPr>
+            <w:tcW w:type="dxa" w:w="3360"/>
+            <w:vAlign w:val="center"/>
+            <w:shd w:fill="ECFDF5"/>
+          </w:tcPr>
+          <w:p>
+            <w:pPr>
+              <w:jc w:val="left"/>
+            </w:pPr>
+            <w:r/>
+            <w:r>
+              <w:rPr>
+                <w:b/>
+                <w:color w:val="172033"/>
+                <w:sz w:val="16"/>
+              </w:rPr>
+              <w:t>Export CSV</w:t>
+            </w:r>
+          </w:p>
+        </w:tc>
+      </w:tr>
+      <w:tr>
+        <w:tc>
+          <w:tcPr>
+            <w:tcW w:type="dxa" w:w="3360"/>
+            <w:vAlign w:val="center"/>
+            <w:shd w:fill="F8FAFC"/>
+          </w:tcPr>
+          <w:p>
+            <w:pPr>
+              <w:jc w:val="left"/>
+            </w:pPr>
+            <w:r/>
+            <w:r>
+              <w:rPr>
+                <w:b w:val="0"/>
+                <w:color w:val="172033"/>
+                <w:sz w:val="16"/>
+              </w:rPr>
+              <w:t>Application tracker</w:t>
+            </w:r>
+          </w:p>
+        </w:tc>
+        <w:tc>
+          <w:tcPr>
+            <w:tcW w:type="dxa" w:w="3360"/>
+            <w:vAlign w:val="center"/>
+            <w:shd w:fill="F8FAFC"/>
+          </w:tcPr>
+          <w:p>
+            <w:pPr>
+              <w:jc w:val="left"/>
+            </w:pPr>
+            <w:r/>
+            <w:r>
+              <w:rPr>
+                <w:b w:val="0"/>
+                <w:color w:val="172033"/>
+                <w:sz w:val="16"/>
+              </w:rPr>
+              <w:t>Search and filters</w:t>
+            </w:r>
+          </w:p>
+        </w:tc>
+        <w:tc>
+          <w:tcPr>
+            <w:tcW w:type="dxa" w:w="3360"/>
+            <w:vAlign w:val="center"/>
+            <w:shd w:fill="F8FAFC"/>
+          </w:tcPr>
+          <w:p>
+            <w:pPr>
+              <w:jc w:val="left"/>
+            </w:pPr>
+            <w:r/>
+            <w:r>
+              <w:rPr>
+                <w:b w:val="0"/>
+                <w:color w:val="172033"/>
+                <w:sz w:val="16"/>
+              </w:rPr>
+              <w:t>Add role</w:t>
+            </w:r>
+          </w:p>
+        </w:tc>
+      </w:tr>
+      <w:tr>
+        <w:tc>
+          <w:tcPr>
+            <w:tcW w:type="dxa" w:w="3360"/>
+            <w:vAlign w:val="center"/>
+            <w:shd w:fill="F8FAFC"/>
+          </w:tcPr>
+          <w:p>
+            <w:pPr>
+              <w:jc w:val="left"/>
+            </w:pPr>
+            <w:r/>
+            <w:r>
+              <w:rPr>
+                <w:b w:val="0"/>
+                <w:color w:val="172033"/>
+                <w:sz w:val="16"/>
+              </w:rPr>
+              <w:t>Saved</w:t>
+            </w:r>
+          </w:p>
+        </w:tc>
+        <w:tc>
+          <w:tcPr>
+            <w:tcW w:type="dxa" w:w="3360"/>
+            <w:vAlign w:val="center"/>
+            <w:shd w:fill="F8FAFC"/>
+          </w:tcPr>
+          <w:p>
+            <w:pPr>
+              <w:jc w:val="left"/>
+            </w:pPr>
+            <w:r/>
+            <w:r>
+              <w:rPr>
+                <w:b w:val="0"/>
+                <w:color w:val="172033"/>
+                <w:sz w:val="16"/>
+              </w:rPr>
+              <w:t>Preparing</w:t>
+            </w:r>
+          </w:p>
+        </w:tc>
+        <w:tc>
+          <w:tcPr>
+            <w:tcW w:type="dxa" w:w="3360"/>
+            <w:vAlign w:val="center"/>
+            <w:shd w:fill="F8FAFC"/>
+          </w:tcPr>
+          <w:p>
+            <w:pPr>
+              <w:jc w:val="left"/>
+            </w:pPr>
+            <w:r/>
+            <w:r>
+              <w:rPr>
+                <w:b w:val="0"/>
+                <w:color w:val="172033"/>
+                <w:sz w:val="16"/>
+              </w:rPr>
+              <w:t>Applied</w:t>
+            </w:r>
+          </w:p>
+        </w:tc>
+      </w:tr>
+      <w:tr>
+        <w:tc>
+          <w:tcPr>
+            <w:tcW w:type="dxa" w:w="3360"/>
+            <w:vAlign w:val="center"/>
+            <w:shd w:fill="F8FAFC"/>
+          </w:tcPr>
+          <w:p>
+            <w:pPr>
+              <w:jc w:val="left"/>
+            </w:pPr>
+            <w:r/>
+            <w:r>
+              <w:rPr>
+                <w:b w:val="0"/>
+                <w:color w:val="172033"/>
+                <w:sz w:val="16"/>
+              </w:rPr>
+              <w:t>Interview</w:t>
+            </w:r>
+          </w:p>
+        </w:tc>
+        <w:tc>
+          <w:tcPr>
+            <w:tcW w:type="dxa" w:w="3360"/>
+            <w:vAlign w:val="center"/>
+            <w:shd w:fill="F8FAFC"/>
+          </w:tcPr>
+          <w:p>
+            <w:pPr>
+              <w:jc w:val="left"/>
+            </w:pPr>
+            <w:r/>
+            <w:r>
+              <w:rPr>
+                <w:b w:val="0"/>
+                <w:color w:val="172033"/>
+                <w:sz w:val="16"/>
+              </w:rPr>
+              <w:t>Offer</w:t>
+            </w:r>
+          </w:p>
+        </w:tc>
+        <w:tc>
+          <w:tcPr>
+            <w:tcW w:type="dxa" w:w="3360"/>
+            <w:vAlign w:val="center"/>
+            <w:shd w:fill="F8FAFC"/>
+          </w:tcPr>
+          <w:p>
+            <w:pPr>
+              <w:jc w:val="left"/>
+            </w:pPr>
+            <w:r/>
+            <w:r>
+              <w:rPr>
+                <w:b w:val="0"/>
+                <w:color w:val="172033"/>
+                <w:sz w:val="16"/>
+              </w:rPr>
+              <w:t>Rejected / Archived</w:t>
+            </w:r>
+          </w:p>
+        </w:tc>
+      </w:tr>
+      <w:tr>
+        <w:tc>
+          <w:tcPr>
+            <w:tcW w:type="dxa" w:w="3360"/>
+            <w:vAlign w:val="center"/>
+            <w:shd w:fill="F8FAFC"/>
+          </w:tcPr>
+          <w:p>
+            <w:pPr>
+              <w:jc w:val="left"/>
+            </w:pPr>
+            <w:r/>
+            <w:r>
+              <w:rPr>
+                <w:b w:val="0"/>
+                <w:color w:val="172033"/>
+                <w:sz w:val="16"/>
+              </w:rPr>
+              <w:t>Selected application details</w:t>
+            </w:r>
+          </w:p>
+        </w:tc>
+        <w:tc>
+          <w:tcPr>
+            <w:tcW w:type="dxa" w:w="3360"/>
+            <w:vAlign w:val="center"/>
+            <w:shd w:fill="F8FAFC"/>
+          </w:tcPr>
+          <w:p>
+            <w:pPr>
+              <w:jc w:val="left"/>
+            </w:pPr>
+            <w:r/>
+            <w:r>
+              <w:rPr>
+                <w:b w:val="0"/>
+                <w:color w:val="172033"/>
+                <w:sz w:val="16"/>
+              </w:rPr>
+              <w:t>Notes and tasks</w:t>
+            </w:r>
+          </w:p>
+        </w:tc>
+        <w:tc>
+          <w:tcPr>
+            <w:tcW w:type="dxa" w:w="3360"/>
+            <w:vAlign w:val="center"/>
+            <w:shd w:fill="F8FAFC"/>
+          </w:tcPr>
+          <w:p>
+            <w:pPr>
+              <w:jc w:val="left"/>
+            </w:pPr>
+            <w:r/>
+            <w:r>
+              <w:rPr>
+                <w:b w:val="0"/>
+                <w:color w:val="172033"/>
+                <w:sz w:val="16"/>
+              </w:rPr>
+              <w:t>Dates and recruiter</w:t>
+            </w:r>
+          </w:p>
+        </w:tc>
+      </w:tr>
+      <w:tr>
+        <w:tc>
+          <w:tcPr>
+            <w:tcW w:type="dxa" w:w="3360"/>
+            <w:vAlign w:val="center"/>
+            <w:shd w:fill="F8FAFC"/>
+          </w:tcPr>
+          <w:p>
+            <w:pPr>
+              <w:jc w:val="left"/>
+            </w:pPr>
+            <w:r/>
+            <w:r>
+              <w:rPr>
+                <w:b w:val="0"/>
+                <w:color w:val="172033"/>
+                <w:sz w:val="16"/>
+              </w:rPr>
+              <w:t>Linked resume version</w:t>
+            </w:r>
+          </w:p>
+        </w:tc>
+        <w:tc>
+          <w:tcPr>
+            <w:tcW w:type="dxa" w:w="3360"/>
+            <w:vAlign w:val="center"/>
+            <w:shd w:fill="F8FAFC"/>
+          </w:tcPr>
+          <w:p>
+            <w:pPr>
+              <w:jc w:val="left"/>
+            </w:pPr>
+            <w:r/>
+            <w:r>
+              <w:rPr>
+                <w:b w:val="0"/>
+                <w:color w:val="172033"/>
+                <w:sz w:val="16"/>
+              </w:rPr>
+              <w:t>Cover letter and email drafts</w:t>
+            </w:r>
+          </w:p>
+        </w:tc>
+        <w:tc>
+          <w:tcPr>
+            <w:tcW w:type="dxa" w:w="3360"/>
+            <w:vAlign w:val="center"/>
+            <w:shd w:fill="F8FAFC"/>
+          </w:tcPr>
+          <w:p>
+            <w:pPr>
+              <w:jc w:val="left"/>
+            </w:pPr>
+            <w:r/>
+            <w:r>
+              <w:rPr>
+                <w:b w:val="0"/>
+                <w:color w:val="172033"/>
+                <w:sz w:val="16"/>
+              </w:rPr>
+              <w:t>SAVE CHANGES</w:t>
+            </w:r>
+          </w:p>
+        </w:tc>
+      </w:tr>
+    </w:tbl>
+    <w:p/>
+    <w:tbl>
+      <w:tblPr>
+        <w:tblStyle w:val="TableGrid"/>
+        <w:tblW w:type="auto" w:w="0"/>
+        <w:jc w:val="center"/>
+        <w:tblLook w:firstColumn="1" w:firstRow="1" w:lastColumn="0" w:lastRow="0" w:noHBand="0" w:noVBand="1" w:val="04A0"/>
+      </w:tblPr>
+      <w:tblGrid>
+        <w:gridCol w:w="5040"/>
+        <w:gridCol w:w="5040"/>
+      </w:tblGrid>
+      <w:tr>
+        <w:tc>
+          <w:tcPr>
+            <w:tcW w:type="dxa" w:w="5040"/>
+            <w:vAlign w:val="center"/>
+            <w:shd w:fill="ECFDF5"/>
+          </w:tcPr>
+          <w:p>
+            <w:pPr>
+              <w:jc w:val="left"/>
+            </w:pPr>
+            <w:r/>
+            <w:r>
+              <w:rPr>
+                <w:b/>
+                <w:color w:val="0F766E"/>
+                <w:sz w:val="16"/>
+              </w:rPr>
+              <w:t>Primary purpose</w:t>
+            </w:r>
+          </w:p>
+        </w:tc>
+        <w:tc>
+          <w:tcPr>
+            <w:tcW w:type="dxa" w:w="5040"/>
+            <w:vAlign w:val="center"/>
+          </w:tcPr>
+          <w:p>
+            <w:pPr>
+              <w:jc w:val="left"/>
+            </w:pPr>
+            <w:r/>
+            <w:r>
+              <w:rPr>
+                <w:b w:val="0"/>
+                <w:color w:val="172033"/>
+                <w:sz w:val="16"/>
+              </w:rPr>
+              <w:t>Keep application progress and follow-up actions together.</w:t>
+            </w:r>
+          </w:p>
+        </w:tc>
+      </w:tr>
+      <w:tr>
+        <w:tc>
+          <w:tcPr>
+            <w:tcW w:type="dxa" w:w="5040"/>
+            <w:vAlign w:val="center"/>
+            <w:shd w:fill="ECFDF5"/>
+          </w:tcPr>
+          <w:p>
+            <w:pPr>
+              <w:jc w:val="left"/>
+            </w:pPr>
+            <w:r/>
+            <w:r>
+              <w:rPr>
+                <w:b/>
+                <w:color w:val="0F766E"/>
+                <w:sz w:val="16"/>
+              </w:rPr>
+              <w:t>Record detail</w:t>
+            </w:r>
+          </w:p>
+        </w:tc>
+        <w:tc>
+          <w:tcPr>
+            <w:tcW w:type="dxa" w:w="5040"/>
+            <w:vAlign w:val="center"/>
+          </w:tcPr>
+          <w:p>
+            <w:pPr>
+              <w:jc w:val="left"/>
+            </w:pPr>
+            <w:r/>
+            <w:r>
+              <w:rPr>
+                <w:b w:val="0"/>
+                <w:color w:val="172033"/>
+                <w:sz w:val="16"/>
+              </w:rPr>
+              <w:t>Preserve notes, dates, recruiter contact, tasks, and linked resume version.</w:t>
+            </w:r>
+          </w:p>
+        </w:tc>
+      </w:tr>
+      <w:tr>
+        <w:tc>
+          <w:tcPr>
+            <w:tcW w:type="dxa" w:w="5040"/>
+            <w:vAlign w:val="center"/>
+            <w:shd w:fill="ECFDF5"/>
+          </w:tcPr>
+          <w:p>
+            <w:pPr>
+              <w:jc w:val="left"/>
+            </w:pPr>
+            <w:r/>
+            <w:r>
+              <w:rPr>
+                <w:b/>
+                <w:color w:val="0F766E"/>
+                <w:sz w:val="16"/>
+              </w:rPr>
+              <w:t>Progress model</w:t>
+            </w:r>
+          </w:p>
+        </w:tc>
+        <w:tc>
+          <w:tcPr>
+            <w:tcW w:type="dxa" w:w="5040"/>
+            <w:vAlign w:val="center"/>
+          </w:tcPr>
+          <w:p>
+            <w:pPr>
+              <w:jc w:val="left"/>
+            </w:pPr>
+            <w:r/>
+            <w:r>
+              <w:rPr>
+                <w:b w:val="0"/>
+                <w:color w:val="172033"/>
+                <w:sz w:val="16"/>
+              </w:rPr>
+              <w:t>Use clear stages from saved role through archived outcome.</w:t>
+            </w:r>
+          </w:p>
+        </w:tc>
+      </w:tr>
+    </w:tbl>
+    <w:p/>
+    <w:p>
+      <w:pPr>
+        <w:pStyle w:val="Heading2"/>
+      </w:pPr>
+      <w:r>
+        <w:t>Figure J7. Mobile Layout Mockup</w:t>
+      </w:r>
+    </w:p>
+    <w:tbl>
+      <w:tblPr>
+        <w:tblStyle w:val="TableGrid"/>
+        <w:tblW w:type="auto" w:w="0"/>
+        <w:jc w:val="center"/>
+        <w:tblLook w:firstColumn="1" w:firstRow="1" w:lastColumn="0" w:lastRow="0" w:noHBand="0" w:noVBand="1" w:val="04A0"/>
+      </w:tblPr>
+      <w:tblGrid>
+        <w:gridCol w:w="3360"/>
+        <w:gridCol w:w="3360"/>
+        <w:gridCol w:w="3360"/>
+      </w:tblGrid>
+      <w:tr>
+        <w:tc>
+          <w:tcPr>
+            <w:tcW w:type="dxa" w:w="3360"/>
+            <w:vAlign w:val="center"/>
+            <w:shd w:fill="ECFDF5"/>
+          </w:tcPr>
+          <w:p>
+            <w:pPr>
+              <w:jc w:val="left"/>
+            </w:pPr>
+            <w:r/>
+            <w:r>
+              <w:rPr>
+                <w:b/>
+                <w:color w:val="172033"/>
+                <w:sz w:val="16"/>
+              </w:rPr>
+              <w:t>CareerFit</w:t>
+            </w:r>
+          </w:p>
+        </w:tc>
+        <w:tc>
+          <w:tcPr>
+            <w:tcW w:type="dxa" w:w="3360"/>
+            <w:vAlign w:val="center"/>
+            <w:shd w:fill="ECFDF5"/>
+          </w:tcPr>
+          <w:p>
+            <w:pPr>
+              <w:jc w:val="left"/>
+            </w:pPr>
+            <w:r/>
+            <w:r>
+              <w:rPr>
+                <w:b/>
+                <w:color w:val="172033"/>
+                <w:sz w:val="16"/>
+              </w:rPr>
+              <w:t>Menu</w:t>
+            </w:r>
+          </w:p>
+        </w:tc>
+        <w:tc>
+          <w:tcPr>
+            <w:tcW w:type="dxa" w:w="3360"/>
+            <w:vAlign w:val="center"/>
+            <w:shd w:fill="ECFDF5"/>
+          </w:tcPr>
+          <w:p>
+            <w:pPr>
+              <w:jc w:val="left"/>
+            </w:pPr>
+            <w:r/>
+            <w:r>
+              <w:rPr>
+                <w:b/>
+                <w:color w:val="172033"/>
+                <w:sz w:val="16"/>
+              </w:rPr>
+              <w:t>Account</w:t>
+            </w:r>
+          </w:p>
+        </w:tc>
+      </w:tr>
+      <w:tr>
+        <w:tc>
+          <w:tcPr>
+            <w:tcW w:type="dxa" w:w="3360"/>
+            <w:vAlign w:val="center"/>
+            <w:shd w:fill="F8FAFC"/>
+          </w:tcPr>
+          <w:p>
+            <w:pPr>
+              <w:jc w:val="left"/>
+            </w:pPr>
+            <w:r/>
+            <w:r>
+              <w:rPr>
+                <w:b w:val="0"/>
+                <w:color w:val="172033"/>
+                <w:sz w:val="16"/>
+              </w:rPr>
+              <w:t>Page title and short guidance</w:t>
+            </w:r>
+          </w:p>
+        </w:tc>
+        <w:tc>
+          <w:tcPr>
+            <w:tcW w:type="dxa" w:w="3360"/>
+            <w:vAlign w:val="center"/>
+            <w:shd w:fill="F8FAFC"/>
+          </w:tcPr>
+          <w:p>
+            <w:pPr>
+              <w:jc w:val="left"/>
+            </w:pPr>
+            <w:r/>
+            <w:r>
+              <w:rPr>
+                <w:b w:val="0"/>
+                <w:color w:val="172033"/>
+                <w:sz w:val="16"/>
+              </w:rPr>
+            </w:r>
+          </w:p>
+        </w:tc>
+        <w:tc>
+          <w:tcPr>
+            <w:tcW w:type="dxa" w:w="3360"/>
+            <w:vAlign w:val="center"/>
+            <w:shd w:fill="F8FAFC"/>
+          </w:tcPr>
+          <w:p>
+            <w:pPr>
+              <w:jc w:val="left"/>
+            </w:pPr>
+            <w:r/>
+            <w:r>
+              <w:rPr>
+                <w:b w:val="0"/>
+                <w:color w:val="172033"/>
+                <w:sz w:val="16"/>
+              </w:rPr>
+            </w:r>
+          </w:p>
+        </w:tc>
+      </w:tr>
+      <w:tr>
+        <w:tc>
+          <w:tcPr>
+            <w:tcW w:type="dxa" w:w="3360"/>
+            <w:vAlign w:val="center"/>
+            <w:shd w:fill="F8FAFC"/>
+          </w:tcPr>
+          <w:p>
+            <w:pPr>
+              <w:jc w:val="left"/>
+            </w:pPr>
+            <w:r/>
+            <w:r>
+              <w:rPr>
+                <w:b w:val="0"/>
+                <w:color w:val="172033"/>
+                <w:sz w:val="16"/>
+              </w:rPr>
+              <w:t>Primary action</w:t>
+            </w:r>
+          </w:p>
+        </w:tc>
+        <w:tc>
+          <w:tcPr>
+            <w:tcW w:type="dxa" w:w="3360"/>
+            <w:vAlign w:val="center"/>
+            <w:shd w:fill="F8FAFC"/>
+          </w:tcPr>
+          <w:p>
+            <w:pPr>
+              <w:jc w:val="left"/>
+            </w:pPr>
+            <w:r/>
+            <w:r>
+              <w:rPr>
+                <w:b w:val="0"/>
+                <w:color w:val="172033"/>
+                <w:sz w:val="16"/>
+              </w:rPr>
+            </w:r>
+          </w:p>
+        </w:tc>
+        <w:tc>
+          <w:tcPr>
+            <w:tcW w:type="dxa" w:w="3360"/>
+            <w:vAlign w:val="center"/>
+            <w:shd w:fill="F8FAFC"/>
+          </w:tcPr>
+          <w:p>
+            <w:pPr>
+              <w:jc w:val="left"/>
+            </w:pPr>
+            <w:r/>
+            <w:r>
+              <w:rPr>
+                <w:b w:val="0"/>
+                <w:color w:val="172033"/>
+                <w:sz w:val="16"/>
+              </w:rPr>
+            </w:r>
+          </w:p>
+        </w:tc>
+      </w:tr>
+      <w:tr>
+        <w:tc>
+          <w:tcPr>
+            <w:tcW w:type="dxa" w:w="3360"/>
+            <w:vAlign w:val="center"/>
+            <w:shd w:fill="F8FAFC"/>
+          </w:tcPr>
+          <w:p>
+            <w:pPr>
+              <w:jc w:val="left"/>
+            </w:pPr>
+            <w:r/>
+            <w:r>
+              <w:rPr>
+                <w:b w:val="0"/>
+                <w:color w:val="172033"/>
+                <w:sz w:val="16"/>
+              </w:rPr>
+              <w:t>Main content stacked vertically</w:t>
+            </w:r>
+          </w:p>
+        </w:tc>
+        <w:tc>
+          <w:tcPr>
+            <w:tcW w:type="dxa" w:w="3360"/>
+            <w:vAlign w:val="center"/>
+            <w:shd w:fill="F8FAFC"/>
+          </w:tcPr>
+          <w:p>
+            <w:pPr>
+              <w:jc w:val="left"/>
+            </w:pPr>
+            <w:r/>
+            <w:r>
+              <w:rPr>
+                <w:b w:val="0"/>
+                <w:color w:val="172033"/>
+                <w:sz w:val="16"/>
+              </w:rPr>
+            </w:r>
+          </w:p>
+        </w:tc>
+        <w:tc>
+          <w:tcPr>
+            <w:tcW w:type="dxa" w:w="3360"/>
+            <w:vAlign w:val="center"/>
+            <w:shd w:fill="F8FAFC"/>
+          </w:tcPr>
+          <w:p>
+            <w:pPr>
+              <w:jc w:val="left"/>
+            </w:pPr>
+            <w:r/>
+            <w:r>
+              <w:rPr>
+                <w:b w:val="0"/>
+                <w:color w:val="172033"/>
+                <w:sz w:val="16"/>
+              </w:rPr>
+            </w:r>
+          </w:p>
+        </w:tc>
+      </w:tr>
+      <w:tr>
+        <w:tc>
+          <w:tcPr>
+            <w:tcW w:type="dxa" w:w="3360"/>
+            <w:vAlign w:val="center"/>
+            <w:shd w:fill="F8FAFC"/>
+          </w:tcPr>
+          <w:p>
+            <w:pPr>
+              <w:jc w:val="left"/>
+            </w:pPr>
+            <w:r/>
+            <w:r>
+              <w:rPr>
+                <w:b w:val="0"/>
+                <w:color w:val="172033"/>
+                <w:sz w:val="16"/>
+              </w:rPr>
+              <w:t>Expandable secondary sections</w:t>
+            </w:r>
+          </w:p>
+        </w:tc>
+        <w:tc>
+          <w:tcPr>
+            <w:tcW w:type="dxa" w:w="3360"/>
+            <w:vAlign w:val="center"/>
+            <w:shd w:fill="F8FAFC"/>
+          </w:tcPr>
+          <w:p>
+            <w:pPr>
+              <w:jc w:val="left"/>
+            </w:pPr>
+            <w:r/>
+            <w:r>
+              <w:rPr>
+                <w:b w:val="0"/>
+                <w:color w:val="172033"/>
+                <w:sz w:val="16"/>
+              </w:rPr>
+            </w:r>
+          </w:p>
+        </w:tc>
+        <w:tc>
+          <w:tcPr>
+            <w:tcW w:type="dxa" w:w="3360"/>
+            <w:vAlign w:val="center"/>
+            <w:shd w:fill="F8FAFC"/>
+          </w:tcPr>
+          <w:p>
+            <w:pPr>
+              <w:jc w:val="left"/>
+            </w:pPr>
+            <w:r/>
+            <w:r>
+              <w:rPr>
+                <w:b w:val="0"/>
+                <w:color w:val="172033"/>
+                <w:sz w:val="16"/>
+              </w:rPr>
+            </w:r>
+          </w:p>
+        </w:tc>
+      </w:tr>
+      <w:tr>
+        <w:tc>
+          <w:tcPr>
+            <w:tcW w:type="dxa" w:w="3360"/>
+            <w:vAlign w:val="center"/>
+            <w:shd w:fill="F8FAFC"/>
+          </w:tcPr>
+          <w:p>
+            <w:pPr>
+              <w:jc w:val="left"/>
+            </w:pPr>
+            <w:r/>
+            <w:r>
+              <w:rPr>
+                <w:b w:val="0"/>
+                <w:color w:val="172033"/>
+                <w:sz w:val="16"/>
+              </w:rPr>
+              <w:t>Sticky or visible next-step action</w:t>
+            </w:r>
+          </w:p>
+        </w:tc>
+        <w:tc>
+          <w:tcPr>
+            <w:tcW w:type="dxa" w:w="3360"/>
+            <w:vAlign w:val="center"/>
+            <w:shd w:fill="F8FAFC"/>
+          </w:tcPr>
+          <w:p>
+            <w:pPr>
+              <w:jc w:val="left"/>
+            </w:pPr>
+            <w:r/>
+            <w:r>
+              <w:rPr>
+                <w:b w:val="0"/>
+                <w:color w:val="172033"/>
+                <w:sz w:val="16"/>
+              </w:rPr>
+            </w:r>
+          </w:p>
+        </w:tc>
+        <w:tc>
+          <w:tcPr>
+            <w:tcW w:type="dxa" w:w="3360"/>
+            <w:vAlign w:val="center"/>
+            <w:shd w:fill="F8FAFC"/>
+          </w:tcPr>
+          <w:p>
+            <w:pPr>
+              <w:jc w:val="left"/>
+            </w:pPr>
+            <w:r/>
+            <w:r>
+              <w:rPr>
+                <w:b w:val="0"/>
+                <w:color w:val="172033"/>
+                <w:sz w:val="16"/>
+              </w:rPr>
+            </w:r>
+          </w:p>
+        </w:tc>
+      </w:tr>
+    </w:tbl>
+    <w:p/>
+    <w:tbl>
+      <w:tblPr>
+        <w:tblStyle w:val="TableGrid"/>
+        <w:tblW w:type="auto" w:w="0"/>
+        <w:jc w:val="center"/>
+        <w:tblLook w:firstColumn="1" w:firstRow="1" w:lastColumn="0" w:lastRow="0" w:noHBand="0" w:noVBand="1" w:val="04A0"/>
+      </w:tblPr>
+      <w:tblGrid>
+        <w:gridCol w:w="5040"/>
+        <w:gridCol w:w="5040"/>
+      </w:tblGrid>
+      <w:tr>
+        <w:tc>
+          <w:tcPr>
+            <w:tcW w:type="dxa" w:w="5040"/>
+            <w:vAlign w:val="center"/>
+            <w:shd w:fill="ECFDF5"/>
+          </w:tcPr>
+          <w:p>
+            <w:pPr>
+              <w:jc w:val="left"/>
+            </w:pPr>
+            <w:r/>
+            <w:r>
+              <w:rPr>
+                <w:b/>
+                <w:color w:val="0F766E"/>
+                <w:sz w:val="16"/>
+              </w:rPr>
+              <w:t>Responsive rule</w:t>
+            </w:r>
+          </w:p>
+        </w:tc>
+        <w:tc>
+          <w:tcPr>
+            <w:tcW w:type="dxa" w:w="5040"/>
+            <w:vAlign w:val="center"/>
+          </w:tcPr>
+          <w:p>
+            <w:pPr>
+              <w:jc w:val="left"/>
+            </w:pPr>
+            <w:r/>
+            <w:r>
+              <w:rPr>
+                <w:b w:val="0"/>
+                <w:color w:val="172033"/>
+                <w:sz w:val="16"/>
+              </w:rPr>
+              <w:t>Multi-column desktop layouts become a single reading column.</w:t>
+            </w:r>
+          </w:p>
+        </w:tc>
+      </w:tr>
+      <w:tr>
+        <w:tc>
+          <w:tcPr>
+            <w:tcW w:type="dxa" w:w="5040"/>
+            <w:vAlign w:val="center"/>
+            <w:shd w:fill="ECFDF5"/>
+          </w:tcPr>
+          <w:p>
+            <w:pPr>
+              <w:jc w:val="left"/>
+            </w:pPr>
+            <w:r/>
+            <w:r>
+              <w:rPr>
+                <w:b/>
+                <w:color w:val="0F766E"/>
+                <w:sz w:val="16"/>
+              </w:rPr>
+              <w:t>Navigation</w:t>
+            </w:r>
+          </w:p>
+        </w:tc>
+        <w:tc>
+          <w:tcPr>
+            <w:tcW w:type="dxa" w:w="5040"/>
+            <w:vAlign w:val="center"/>
+          </w:tcPr>
+          <w:p>
+            <w:pPr>
+              <w:jc w:val="left"/>
+            </w:pPr>
+            <w:r/>
+            <w:r>
+              <w:rPr>
+                <w:b w:val="0"/>
+                <w:color w:val="172033"/>
+                <w:sz w:val="16"/>
+              </w:rPr>
+              <w:t>Horizontal navigation becomes a compact menu.</w:t>
+            </w:r>
+          </w:p>
+        </w:tc>
+      </w:tr>
+      <w:tr>
+        <w:tc>
+          <w:tcPr>
+            <w:tcW w:type="dxa" w:w="5040"/>
+            <w:vAlign w:val="center"/>
+            <w:shd w:fill="ECFDF5"/>
+          </w:tcPr>
+          <w:p>
+            <w:pPr>
+              <w:jc w:val="left"/>
+            </w:pPr>
+            <w:r/>
+            <w:r>
+              <w:rPr>
+                <w:b/>
+                <w:color w:val="0F766E"/>
+                <w:sz w:val="16"/>
+              </w:rPr>
+              <w:t>Priority</w:t>
+            </w:r>
+          </w:p>
+        </w:tc>
+        <w:tc>
+          <w:tcPr>
+            <w:tcW w:type="dxa" w:w="5040"/>
+            <w:vAlign w:val="center"/>
+          </w:tcPr>
+          <w:p>
+            <w:pPr>
+              <w:jc w:val="left"/>
+            </w:pPr>
+            <w:r/>
+            <w:r>
+              <w:rPr>
+                <w:b w:val="0"/>
+                <w:color w:val="172033"/>
+                <w:sz w:val="16"/>
+              </w:rPr>
+              <w:t>The current task and next action remain visible before secondary detail.</w:t>
             </w:r>
           </w:p>
         </w:tc>

--- a/docs/reports/CareerFit_Final_Report_Draft.docx
+++ b/docs/reports/CareerFit_Final_Report_Draft.docx
@@ -1710,6 +1710,130 @@
           </w:p>
         </w:tc>
       </w:tr>
+      <w:tr>
+        <w:tc>
+          <w:tcPr>
+            <w:tcW w:type="dxa" w:w="3360"/>
+            <w:vAlign w:val="center"/>
+          </w:tcPr>
+          <w:p>
+            <w:pPr>
+              <w:jc w:val="left"/>
+            </w:pPr>
+            <w:r/>
+            <w:r>
+              <w:rPr>
+                <w:b w:val="0"/>
+                <w:color w:val="172033"/>
+                <w:sz w:val="16"/>
+              </w:rPr>
+              <w:t>FR-15</w:t>
+            </w:r>
+          </w:p>
+        </w:tc>
+        <w:tc>
+          <w:tcPr>
+            <w:tcW w:type="dxa" w:w="3360"/>
+            <w:vAlign w:val="center"/>
+          </w:tcPr>
+          <w:p>
+            <w:pPr>
+              <w:jc w:val="left"/>
+            </w:pPr>
+            <w:r/>
+            <w:r>
+              <w:rPr>
+                <w:b w:val="0"/>
+                <w:color w:val="172033"/>
+                <w:sz w:val="16"/>
+              </w:rPr>
+              <w:t>Suggest related job titles and show posting freshness where provider dates are available</w:t>
+            </w:r>
+          </w:p>
+        </w:tc>
+        <w:tc>
+          <w:tcPr>
+            <w:tcW w:type="dxa" w:w="3360"/>
+            <w:vAlign w:val="center"/>
+          </w:tcPr>
+          <w:p>
+            <w:pPr>
+              <w:jc w:val="left"/>
+            </w:pPr>
+            <w:r/>
+            <w:r>
+              <w:rPr>
+                <w:b w:val="0"/>
+                <w:color w:val="172033"/>
+                <w:sz w:val="16"/>
+              </w:rPr>
+              <w:t>Implemented</w:t>
+            </w:r>
+          </w:p>
+        </w:tc>
+      </w:tr>
+      <w:tr>
+        <w:tc>
+          <w:tcPr>
+            <w:tcW w:type="dxa" w:w="3360"/>
+            <w:vAlign w:val="center"/>
+          </w:tcPr>
+          <w:p>
+            <w:pPr>
+              <w:jc w:val="left"/>
+            </w:pPr>
+            <w:r/>
+            <w:r>
+              <w:rPr>
+                <w:b w:val="0"/>
+                <w:color w:val="172033"/>
+                <w:sz w:val="16"/>
+              </w:rPr>
+              <w:t>FR-16</w:t>
+            </w:r>
+          </w:p>
+        </w:tc>
+        <w:tc>
+          <w:tcPr>
+            <w:tcW w:type="dxa" w:w="3360"/>
+            <w:vAlign w:val="center"/>
+          </w:tcPr>
+          <w:p>
+            <w:pPr>
+              <w:jc w:val="left"/>
+            </w:pPr>
+            <w:r/>
+            <w:r>
+              <w:rPr>
+                <w:b w:val="0"/>
+                <w:color w:val="172033"/>
+                <w:sz w:val="16"/>
+              </w:rPr>
+              <w:t>Exclude unsuitable keywords and compare up to three postings side by side</w:t>
+            </w:r>
+          </w:p>
+        </w:tc>
+        <w:tc>
+          <w:tcPr>
+            <w:tcW w:type="dxa" w:w="3360"/>
+            <w:vAlign w:val="center"/>
+          </w:tcPr>
+          <w:p>
+            <w:pPr>
+              <w:jc w:val="left"/>
+            </w:pPr>
+            <w:r/>
+            <w:r>
+              <w:rPr>
+                <w:b w:val="0"/>
+                <w:color w:val="172033"/>
+                <w:sz w:val="16"/>
+              </w:rPr>
+              <w:t>Implemented</w:t>
+            </w:r>
+          </w:p>
+        </w:tc>
+      </w:tr>
     </w:tbl>
     <w:p/>
     <w:p>
@@ -4184,6 +4308,11 @@
     <w:p>
       <w:r>
         <w:t>This feature is intentionally lightweight. It is not a permanent labor-market database. Instead, it provides a transparent summary of the currently retrieved sample.</w:t>
+      </w:r>
+    </w:p>
+    <w:p>
+      <w:r>
+        <w:t>The discovery workflow also provides related-role suggestions. Suggestions combine a small transparent role map with distinct titles found in the current result set. Posting timestamps from providers are normalized when available and shown as freshness badges. Users can enter comma-separated excluded keywords and compare up to three result cards side by side before deciding which role deserves a full readiness report.</w:t>
       </w:r>
     </w:p>
     <w:p>
@@ -6574,7 +6703,7 @@
                 <w:color w:val="172033"/>
                 <w:sz w:val="16"/>
               </w:rPr>
-              <w:t>Import URL, search, filters, role insights, results, selected-job panel</w:t>
+              <w:t>Import URL, search, filters, exclusions, related roles, freshness, comparison table, results, selected-job panel</w:t>
             </w:r>
           </w:p>
         </w:tc>
@@ -12096,7 +12225,7 @@
                 <w:color w:val="172033"/>
                 <w:sz w:val="16"/>
               </w:rPr>
-              <w:t>Filters: workplace | skills | experience | employment | salary</w:t>
+              <w:t>Filters: workplace | skills | exclude keywords | experience | employment | salary</w:t>
             </w:r>
           </w:p>
         </w:tc>
@@ -12160,7 +12289,7 @@
                 <w:color w:val="172033"/>
                 <w:sz w:val="16"/>
               </w:rPr>
-              <w:t>Role insights: recurring skills across retrieved postings</w:t>
+              <w:t>Role insights: recurring skills | related role suggestions</w:t>
             </w:r>
           </w:p>
         </w:tc>
@@ -12244,7 +12373,7 @@
                 <w:color w:val="172033"/>
                 <w:sz w:val="16"/>
               </w:rPr>
-              <w:t>Job cards: company | location | salary | source</w:t>
+              <w:t>Job cards: company | location | salary | source | freshness</w:t>
             </w:r>
           </w:p>
         </w:tc>
@@ -12330,6 +12459,70 @@
                 <w:sz w:val="16"/>
               </w:rPr>
               <w:t>Quick match | readiness | skills</w:t>
+            </w:r>
+          </w:p>
+        </w:tc>
+      </w:tr>
+      <w:tr>
+        <w:tc>
+          <w:tcPr>
+            <w:tcW w:type="dxa" w:w="3360"/>
+            <w:vAlign w:val="center"/>
+            <w:shd w:fill="F8FAFC"/>
+          </w:tcPr>
+          <w:p>
+            <w:pPr>
+              <w:jc w:val="left"/>
+            </w:pPr>
+            <w:r/>
+            <w:r>
+              <w:rPr>
+                <w:b w:val="0"/>
+                <w:color w:val="172033"/>
+                <w:sz w:val="16"/>
+              </w:rPr>
+              <w:t>COMPARE UP TO 3 JOBS</w:t>
+            </w:r>
+          </w:p>
+        </w:tc>
+        <w:tc>
+          <w:tcPr>
+            <w:tcW w:type="dxa" w:w="3360"/>
+            <w:vAlign w:val="center"/>
+            <w:shd w:fill="F8FAFC"/>
+          </w:tcPr>
+          <w:p>
+            <w:pPr>
+              <w:jc w:val="left"/>
+            </w:pPr>
+            <w:r/>
+            <w:r>
+              <w:rPr>
+                <w:b w:val="0"/>
+                <w:color w:val="172033"/>
+                <w:sz w:val="16"/>
+              </w:rPr>
+              <w:t>Side-by-side role | company | salary | workplace | freshness</w:t>
+            </w:r>
+          </w:p>
+        </w:tc>
+        <w:tc>
+          <w:tcPr>
+            <w:tcW w:type="dxa" w:w="3360"/>
+            <w:vAlign w:val="center"/>
+            <w:shd w:fill="F8FAFC"/>
+          </w:tcPr>
+          <w:p>
+            <w:pPr>
+              <w:jc w:val="left"/>
+            </w:pPr>
+            <w:r/>
+            <w:r>
+              <w:rPr>
+                <w:b w:val="0"/>
+                <w:color w:val="172033"/>
+                <w:sz w:val="16"/>
+              </w:rPr>
             </w:r>
           </w:p>
         </w:tc>

--- a/docs/reports/CareerFit_Final_Report_Draft.docx
+++ b/docs/reports/CareerFit_Final_Report_Draft.docx
@@ -10381,7 +10381,7 @@
                 <w:color w:val="172033"/>
                 <w:sz w:val="16"/>
               </w:rPr>
-              <w:t>Turn each job posting into a stronger application.</w:t>
+              <w:t>Prepare a stronger application for every role.</w:t>
             </w:r>
           </w:p>
         </w:tc>
